--- a/spa/docx/013.content.docx
+++ b/spa/docx/013.content.docx
@@ -387,186 +387,138 @@
           <w:lang w:val="es_ES" w:bidi="es_ES"/>
         </w:rPr>
       </w:r>
-      <w:hyperlink r:id="rId13">
-        <w:r>
-          <w:rPr>
-            <w:lang w:val="es_ES" w:bidi="es_ES"/>
-          </w:rPr>
-          <w:rPr>
-            <w:color w:val="0000EE"/>
-            <w:u w:val="single"/>
-          </w:rPr>
-          <w:t>Génesis 24.30</w:t>
-        </w:r>
-      </w:hyperlink>
-    </w:p>
-    <w:p>
-      <w:pPr>
-        <w:pStyle w:val="ListBullet"/>
-        <w:spacing w:line="240" w:lineRule="auto"/>
-        <w:ind w:left="720"/>
-      </w:pPr>
-      <w:r>
-        <w:rPr>
-          <w:lang w:val="es_ES" w:bidi="es_ES"/>
-        </w:rPr>
-      </w:r>
-      <w:hyperlink r:id="rId14">
-        <w:r>
-          <w:rPr>
-            <w:lang w:val="es_ES" w:bidi="es_ES"/>
-          </w:rPr>
-          <w:rPr>
-            <w:color w:val="0000EE"/>
-            <w:u w:val="single"/>
-          </w:rPr>
-          <w:t>Génesis 24.50</w:t>
-        </w:r>
-      </w:hyperlink>
-    </w:p>
-    <w:p>
-      <w:pPr>
-        <w:pStyle w:val="ListBullet"/>
-        <w:spacing w:line="240" w:lineRule="auto"/>
-        <w:ind w:left="720"/>
-      </w:pPr>
-      <w:r>
-        <w:rPr>
-          <w:lang w:val="es_ES" w:bidi="es_ES"/>
-        </w:rPr>
-      </w:r>
-      <w:hyperlink r:id="rId15">
-        <w:r>
-          <w:rPr>
-            <w:lang w:val="es_ES" w:bidi="es_ES"/>
-          </w:rPr>
-          <w:rPr>
-            <w:color w:val="0000EE"/>
-            <w:u w:val="single"/>
-          </w:rPr>
-          <w:t>Génesis 27.43</w:t>
-        </w:r>
-      </w:hyperlink>
-    </w:p>
-    <w:p>
-      <w:pPr>
-        <w:pStyle w:val="ListBullet"/>
-        <w:spacing w:line="240" w:lineRule="auto"/>
-        <w:ind w:left="720"/>
-      </w:pPr>
-      <w:r>
-        <w:rPr>
-          <w:lang w:val="es_ES" w:bidi="es_ES"/>
-        </w:rPr>
-      </w:r>
-      <w:hyperlink r:id="rId16">
-        <w:r>
-          <w:rPr>
-            <w:lang w:val="es_ES" w:bidi="es_ES"/>
-          </w:rPr>
-          <w:rPr>
-            <w:color w:val="0000EE"/>
-            <w:u w:val="single"/>
-          </w:rPr>
-          <w:t>Génesis 28.1–2</w:t>
-        </w:r>
-      </w:hyperlink>
-    </w:p>
-    <w:p>
-      <w:pPr>
-        <w:pStyle w:val="ListBullet"/>
-        <w:spacing w:line="240" w:lineRule="auto"/>
-        <w:ind w:left="720"/>
-      </w:pPr>
-      <w:r>
-        <w:rPr>
-          <w:lang w:val="es_ES" w:bidi="es_ES"/>
-        </w:rPr>
-      </w:r>
-      <w:hyperlink r:id="rId17">
-        <w:r>
-          <w:rPr>
-            <w:lang w:val="es_ES" w:bidi="es_ES"/>
-          </w:rPr>
-          <w:rPr>
-            <w:color w:val="0000EE"/>
-            <w:u w:val="single"/>
-          </w:rPr>
-          <w:t>Génesis 29.5</w:t>
-        </w:r>
-      </w:hyperlink>
-    </w:p>
-    <w:p>
-      <w:pPr>
-        <w:pStyle w:val="ListBullet"/>
-        <w:spacing w:line="240" w:lineRule="auto"/>
-        <w:ind w:left="720"/>
-      </w:pPr>
-      <w:r>
-        <w:rPr>
-          <w:lang w:val="es_ES" w:bidi="es_ES"/>
-        </w:rPr>
-      </w:r>
-      <w:hyperlink r:id="rId18">
-        <w:r>
-          <w:rPr>
-            <w:lang w:val="es_ES" w:bidi="es_ES"/>
-          </w:rPr>
-          <w:rPr>
-            <w:color w:val="0000EE"/>
-            <w:u w:val="single"/>
-          </w:rPr>
-          <w:t>Génesis 29.13</w:t>
-        </w:r>
-      </w:hyperlink>
-    </w:p>
-    <w:p>
-      <w:pPr>
-        <w:pStyle w:val="ListBullet"/>
-        <w:spacing w:line="240" w:lineRule="auto"/>
-        <w:ind w:left="720"/>
-      </w:pPr>
-      <w:r>
-        <w:rPr>
-          <w:lang w:val="es_ES" w:bidi="es_ES"/>
-        </w:rPr>
-      </w:r>
-      <w:hyperlink r:id="rId19">
-        <w:r>
-          <w:rPr>
-            <w:lang w:val="es_ES" w:bidi="es_ES"/>
-          </w:rPr>
-          <w:rPr>
-            <w:color w:val="0000EE"/>
-            <w:u w:val="single"/>
-          </w:rPr>
-          <w:t>Génesis 30.26</w:t>
-        </w:r>
-      </w:hyperlink>
-    </w:p>
-    <w:p>
-      <w:pPr>
-        <w:pStyle w:val="ListBullet"/>
-        <w:spacing w:line="240" w:lineRule="auto"/>
-        <w:ind w:left="720"/>
-      </w:pPr>
-      <w:r>
-        <w:rPr>
-          <w:lang w:val="es_ES" w:bidi="es_ES"/>
-        </w:rPr>
-      </w:r>
-      <w:hyperlink r:id="rId20">
-        <w:r>
-          <w:rPr>
-            <w:lang w:val="es_ES" w:bidi="es_ES"/>
-          </w:rPr>
-          <w:rPr>
-            <w:color w:val="0000EE"/>
-            <w:u w:val="single"/>
-          </w:rPr>
-          <w:t>Génesis 46.16–18</w:t>
-        </w:r>
-      </w:hyperlink>
+      <w:r>
+        <w:rPr>
+          <w:lang w:val="es_ES" w:bidi="es_ES"/>
+        </w:rPr>
+        <w:t>Génesis 24.30</w:t>
+      </w:r>
+    </w:p>
+    <w:p>
+      <w:pPr>
+        <w:pStyle w:val="ListBullet"/>
+        <w:spacing w:line="240" w:lineRule="auto"/>
+        <w:ind w:left="720"/>
+      </w:pPr>
+      <w:r>
+        <w:rPr>
+          <w:lang w:val="es_ES" w:bidi="es_ES"/>
+        </w:rPr>
+      </w:r>
+      <w:r>
+        <w:rPr>
+          <w:lang w:val="es_ES" w:bidi="es_ES"/>
+        </w:rPr>
+        <w:t>Génesis 24.50</w:t>
+      </w:r>
+    </w:p>
+    <w:p>
+      <w:pPr>
+        <w:pStyle w:val="ListBullet"/>
+        <w:spacing w:line="240" w:lineRule="auto"/>
+        <w:ind w:left="720"/>
+      </w:pPr>
+      <w:r>
+        <w:rPr>
+          <w:lang w:val="es_ES" w:bidi="es_ES"/>
+        </w:rPr>
+      </w:r>
+      <w:r>
+        <w:rPr>
+          <w:lang w:val="es_ES" w:bidi="es_ES"/>
+        </w:rPr>
+        <w:t>Génesis 27.43</w:t>
+      </w:r>
+    </w:p>
+    <w:p>
+      <w:pPr>
+        <w:pStyle w:val="ListBullet"/>
+        <w:spacing w:line="240" w:lineRule="auto"/>
+        <w:ind w:left="720"/>
+      </w:pPr>
+      <w:r>
+        <w:rPr>
+          <w:lang w:val="es_ES" w:bidi="es_ES"/>
+        </w:rPr>
+      </w:r>
+      <w:r>
+        <w:rPr>
+          <w:lang w:val="es_ES" w:bidi="es_ES"/>
+        </w:rPr>
+        <w:t>Génesis 28.1–2</w:t>
+      </w:r>
+    </w:p>
+    <w:p>
+      <w:pPr>
+        <w:pStyle w:val="ListBullet"/>
+        <w:spacing w:line="240" w:lineRule="auto"/>
+        <w:ind w:left="720"/>
+      </w:pPr>
+      <w:r>
+        <w:rPr>
+          <w:lang w:val="es_ES" w:bidi="es_ES"/>
+        </w:rPr>
+      </w:r>
+      <w:r>
+        <w:rPr>
+          <w:lang w:val="es_ES" w:bidi="es_ES"/>
+        </w:rPr>
+        <w:t>Génesis 29.5</w:t>
+      </w:r>
+    </w:p>
+    <w:p>
+      <w:pPr>
+        <w:pStyle w:val="ListBullet"/>
+        <w:spacing w:line="240" w:lineRule="auto"/>
+        <w:ind w:left="720"/>
+      </w:pPr>
+      <w:r>
+        <w:rPr>
+          <w:lang w:val="es_ES" w:bidi="es_ES"/>
+        </w:rPr>
+      </w:r>
+      <w:r>
+        <w:rPr>
+          <w:lang w:val="es_ES" w:bidi="es_ES"/>
+        </w:rPr>
+        <w:t>Génesis 29.13</w:t>
+      </w:r>
+    </w:p>
+    <w:p>
+      <w:pPr>
+        <w:pStyle w:val="ListBullet"/>
+        <w:spacing w:line="240" w:lineRule="auto"/>
+        <w:ind w:left="720"/>
+      </w:pPr>
+      <w:r>
+        <w:rPr>
+          <w:lang w:val="es_ES" w:bidi="es_ES"/>
+        </w:rPr>
+      </w:r>
+      <w:r>
+        <w:rPr>
+          <w:lang w:val="es_ES" w:bidi="es_ES"/>
+        </w:rPr>
+        <w:t>Génesis 30.26</w:t>
+      </w:r>
+    </w:p>
+    <w:p>
+      <w:pPr>
+        <w:pStyle w:val="ListBullet"/>
+        <w:spacing w:line="240" w:lineRule="auto"/>
+        <w:ind w:left="720"/>
+      </w:pPr>
+      <w:r>
+        <w:rPr>
+          <w:lang w:val="es_ES" w:bidi="es_ES"/>
+        </w:rPr>
+      </w:r>
+      <w:r>
+        <w:rPr>
+          <w:lang w:val="es_ES" w:bidi="es_ES"/>
+        </w:rPr>
+        <w:t>Génesis 46.16–18</w:t>
+      </w:r>
     </w:p>
     <w:p>
       <w:pPr>
@@ -860,114 +812,84 @@
           <w:lang w:val="es_ES" w:bidi="es_ES"/>
         </w:rPr>
       </w:r>
-      <w:hyperlink r:id="rId21">
-        <w:r>
-          <w:rPr>
-            <w:lang w:val="es_ES" w:bidi="es_ES"/>
-          </w:rPr>
-          <w:rPr>
-            <w:color w:val="0000EE"/>
-            <w:u w:val="single"/>
-          </w:rPr>
-          <w:t>2 Pedro 3:10</w:t>
-        </w:r>
-      </w:hyperlink>
-    </w:p>
-    <w:p>
-      <w:pPr>
-        <w:pStyle w:val="ListBullet"/>
-        <w:spacing w:line="240" w:lineRule="auto"/>
-        <w:ind w:left="720"/>
-      </w:pPr>
-      <w:r>
-        <w:rPr>
-          <w:lang w:val="es_ES" w:bidi="es_ES"/>
-        </w:rPr>
-      </w:r>
-      <w:hyperlink r:id="rId22">
-        <w:r>
-          <w:rPr>
-            <w:lang w:val="es_ES" w:bidi="es_ES"/>
-          </w:rPr>
-          <w:rPr>
-            <w:color w:val="0000EE"/>
-            <w:u w:val="single"/>
-          </w:rPr>
-          <w:t>Lucas 12:33</w:t>
-        </w:r>
-      </w:hyperlink>
-    </w:p>
-    <w:p>
-      <w:pPr>
-        <w:pStyle w:val="ListBullet"/>
-        <w:spacing w:line="240" w:lineRule="auto"/>
-        <w:ind w:left="720"/>
-      </w:pPr>
-      <w:r>
-        <w:rPr>
-          <w:lang w:val="es_ES" w:bidi="es_ES"/>
-        </w:rPr>
-      </w:r>
-      <w:hyperlink r:id="rId23">
-        <w:r>
-          <w:rPr>
-            <w:lang w:val="es_ES" w:bidi="es_ES"/>
-          </w:rPr>
-          <w:rPr>
-            <w:color w:val="0000EE"/>
-            <w:u w:val="single"/>
-          </w:rPr>
-          <w:t>Marcos 14:48</w:t>
-        </w:r>
-      </w:hyperlink>
-    </w:p>
-    <w:p>
-      <w:pPr>
-        <w:pStyle w:val="ListBullet"/>
-        <w:spacing w:line="240" w:lineRule="auto"/>
-        <w:ind w:left="720"/>
-      </w:pPr>
-      <w:r>
-        <w:rPr>
-          <w:lang w:val="es_ES" w:bidi="es_ES"/>
-        </w:rPr>
-      </w:r>
-      <w:hyperlink r:id="rId24">
-        <w:r>
-          <w:rPr>
-            <w:lang w:val="es_ES" w:bidi="es_ES"/>
-          </w:rPr>
-          <w:rPr>
-            <w:color w:val="0000EE"/>
-            <w:u w:val="single"/>
-          </w:rPr>
-          <w:t>Proverbios 6:30</w:t>
-        </w:r>
-      </w:hyperlink>
-    </w:p>
-    <w:p>
-      <w:pPr>
-        <w:pStyle w:val="ListBullet"/>
-        <w:spacing w:line="240" w:lineRule="auto"/>
-        <w:ind w:left="720"/>
-      </w:pPr>
-      <w:r>
-        <w:rPr>
-          <w:lang w:val="es_ES" w:bidi="es_ES"/>
-        </w:rPr>
-      </w:r>
-      <w:hyperlink r:id="rId25">
-        <w:r>
-          <w:rPr>
-            <w:lang w:val="es_ES" w:bidi="es_ES"/>
-          </w:rPr>
-          <w:rPr>
-            <w:color w:val="0000EE"/>
-            <w:u w:val="single"/>
-          </w:rPr>
-          <w:t>Apocalipsis 3:3</w:t>
-        </w:r>
-      </w:hyperlink>
+      <w:r>
+        <w:rPr>
+          <w:lang w:val="es_ES" w:bidi="es_ES"/>
+        </w:rPr>
+        <w:t>2 Pedro 3:10</w:t>
+      </w:r>
+    </w:p>
+    <w:p>
+      <w:pPr>
+        <w:pStyle w:val="ListBullet"/>
+        <w:spacing w:line="240" w:lineRule="auto"/>
+        <w:ind w:left="720"/>
+      </w:pPr>
+      <w:r>
+        <w:rPr>
+          <w:lang w:val="es_ES" w:bidi="es_ES"/>
+        </w:rPr>
+      </w:r>
+      <w:r>
+        <w:rPr>
+          <w:lang w:val="es_ES" w:bidi="es_ES"/>
+        </w:rPr>
+        <w:t>Lucas 12:33</w:t>
+      </w:r>
+    </w:p>
+    <w:p>
+      <w:pPr>
+        <w:pStyle w:val="ListBullet"/>
+        <w:spacing w:line="240" w:lineRule="auto"/>
+        <w:ind w:left="720"/>
+      </w:pPr>
+      <w:r>
+        <w:rPr>
+          <w:lang w:val="es_ES" w:bidi="es_ES"/>
+        </w:rPr>
+      </w:r>
+      <w:r>
+        <w:rPr>
+          <w:lang w:val="es_ES" w:bidi="es_ES"/>
+        </w:rPr>
+        <w:t>Marcos 14:48</w:t>
+      </w:r>
+    </w:p>
+    <w:p>
+      <w:pPr>
+        <w:pStyle w:val="ListBullet"/>
+        <w:spacing w:line="240" w:lineRule="auto"/>
+        <w:ind w:left="720"/>
+      </w:pPr>
+      <w:r>
+        <w:rPr>
+          <w:lang w:val="es_ES" w:bidi="es_ES"/>
+        </w:rPr>
+      </w:r>
+      <w:r>
+        <w:rPr>
+          <w:lang w:val="es_ES" w:bidi="es_ES"/>
+        </w:rPr>
+        <w:t>Proverbios 6:30</w:t>
+      </w:r>
+    </w:p>
+    <w:p>
+      <w:pPr>
+        <w:pStyle w:val="ListBullet"/>
+        <w:spacing w:line="240" w:lineRule="auto"/>
+        <w:ind w:left="720"/>
+      </w:pPr>
+      <w:r>
+        <w:rPr>
+          <w:lang w:val="es_ES" w:bidi="es_ES"/>
+        </w:rPr>
+      </w:r>
+      <w:r>
+        <w:rPr>
+          <w:lang w:val="es_ES" w:bidi="es_ES"/>
+        </w:rPr>
+        <w:t>Apocalipsis 3:3</w:t>
+      </w:r>
     </w:p>
     <w:p>
       <w:pPr>
@@ -1171,90 +1093,66 @@
           <w:lang w:val="es_ES" w:bidi="es_ES"/>
         </w:rPr>
       </w:r>
-      <w:hyperlink r:id="rId26">
-        <w:r>
-          <w:rPr>
-            <w:lang w:val="es_ES" w:bidi="es_ES"/>
-          </w:rPr>
-          <w:rPr>
-            <w:color w:val="0000EE"/>
-            <w:u w:val="single"/>
-          </w:rPr>
-          <w:t>Isaías 63:2</w:t>
-        </w:r>
-      </w:hyperlink>
-    </w:p>
-    <w:p>
-      <w:pPr>
-        <w:pStyle w:val="ListBullet"/>
-        <w:spacing w:line="240" w:lineRule="auto"/>
-        <w:ind w:left="720"/>
-      </w:pPr>
-      <w:r>
-        <w:rPr>
-          <w:lang w:val="es_ES" w:bidi="es_ES"/>
-        </w:rPr>
-      </w:r>
-      <w:hyperlink r:id="rId27">
-        <w:r>
-          <w:rPr>
-            <w:lang w:val="es_ES" w:bidi="es_ES"/>
-          </w:rPr>
-          <w:rPr>
-            <w:color w:val="0000EE"/>
-            <w:u w:val="single"/>
-          </w:rPr>
-          <w:t>Marcos 12:1</w:t>
-        </w:r>
-      </w:hyperlink>
-    </w:p>
-    <w:p>
-      <w:pPr>
-        <w:pStyle w:val="ListBullet"/>
-        <w:spacing w:line="240" w:lineRule="auto"/>
-        <w:ind w:left="720"/>
-      </w:pPr>
-      <w:r>
-        <w:rPr>
-          <w:lang w:val="es_ES" w:bidi="es_ES"/>
-        </w:rPr>
-      </w:r>
-      <w:hyperlink r:id="rId28">
-        <w:r>
-          <w:rPr>
-            <w:lang w:val="es_ES" w:bidi="es_ES"/>
-          </w:rPr>
-          <w:rPr>
-            <w:color w:val="0000EE"/>
-            <w:u w:val="single"/>
-          </w:rPr>
-          <w:t>Mateo 21:33</w:t>
-        </w:r>
-      </w:hyperlink>
-    </w:p>
-    <w:p>
-      <w:pPr>
-        <w:pStyle w:val="ListBullet"/>
-        <w:spacing w:line="240" w:lineRule="auto"/>
-        <w:ind w:left="720"/>
-      </w:pPr>
-      <w:r>
-        <w:rPr>
-          <w:lang w:val="es_ES" w:bidi="es_ES"/>
-        </w:rPr>
-      </w:r>
-      <w:hyperlink r:id="rId29">
-        <w:r>
-          <w:rPr>
-            <w:lang w:val="es_ES" w:bidi="es_ES"/>
-          </w:rPr>
-          <w:rPr>
-            <w:color w:val="0000EE"/>
-            <w:u w:val="single"/>
-          </w:rPr>
-          <w:t>Apocalipsis 14:20</w:t>
-        </w:r>
-      </w:hyperlink>
+      <w:r>
+        <w:rPr>
+          <w:lang w:val="es_ES" w:bidi="es_ES"/>
+        </w:rPr>
+        <w:t>Isaías 63:2</w:t>
+      </w:r>
+    </w:p>
+    <w:p>
+      <w:pPr>
+        <w:pStyle w:val="ListBullet"/>
+        <w:spacing w:line="240" w:lineRule="auto"/>
+        <w:ind w:left="720"/>
+      </w:pPr>
+      <w:r>
+        <w:rPr>
+          <w:lang w:val="es_ES" w:bidi="es_ES"/>
+        </w:rPr>
+      </w:r>
+      <w:r>
+        <w:rPr>
+          <w:lang w:val="es_ES" w:bidi="es_ES"/>
+        </w:rPr>
+        <w:t>Marcos 12:1</w:t>
+      </w:r>
+    </w:p>
+    <w:p>
+      <w:pPr>
+        <w:pStyle w:val="ListBullet"/>
+        <w:spacing w:line="240" w:lineRule="auto"/>
+        <w:ind w:left="720"/>
+      </w:pPr>
+      <w:r>
+        <w:rPr>
+          <w:lang w:val="es_ES" w:bidi="es_ES"/>
+        </w:rPr>
+      </w:r>
+      <w:r>
+        <w:rPr>
+          <w:lang w:val="es_ES" w:bidi="es_ES"/>
+        </w:rPr>
+        <w:t>Mateo 21:33</w:t>
+      </w:r>
+    </w:p>
+    <w:p>
+      <w:pPr>
+        <w:pStyle w:val="ListBullet"/>
+        <w:spacing w:line="240" w:lineRule="auto"/>
+        <w:ind w:left="720"/>
+      </w:pPr>
+      <w:r>
+        <w:rPr>
+          <w:lang w:val="es_ES" w:bidi="es_ES"/>
+        </w:rPr>
+      </w:r>
+      <w:r>
+        <w:rPr>
+          <w:lang w:val="es_ES" w:bidi="es_ES"/>
+        </w:rPr>
+        <w:t>Apocalipsis 14:20</w:t>
+      </w:r>
     </w:p>
     <w:p>
       <w:pPr>
@@ -1466,138 +1364,102 @@
           <w:lang w:val="es_ES" w:bidi="es_ES"/>
         </w:rPr>
       </w:r>
-      <w:hyperlink r:id="rId30">
-        <w:r>
-          <w:rPr>
-            <w:lang w:val="es_ES" w:bidi="es_ES"/>
-          </w:rPr>
-          <w:rPr>
-            <w:color w:val="0000EE"/>
-            <w:u w:val="single"/>
-          </w:rPr>
-          <w:t>Génesis 4.18–19</w:t>
-        </w:r>
-      </w:hyperlink>
-    </w:p>
-    <w:p>
-      <w:pPr>
-        <w:pStyle w:val="ListBullet"/>
-        <w:spacing w:line="240" w:lineRule="auto"/>
-        <w:ind w:left="720"/>
-      </w:pPr>
-      <w:r>
-        <w:rPr>
-          <w:lang w:val="es_ES" w:bidi="es_ES"/>
-        </w:rPr>
-      </w:r>
-      <w:hyperlink r:id="rId31">
-        <w:r>
-          <w:rPr>
-            <w:lang w:val="es_ES" w:bidi="es_ES"/>
-          </w:rPr>
-          <w:rPr>
-            <w:color w:val="0000EE"/>
-            <w:u w:val="single"/>
-          </w:rPr>
-          <w:t>Génesis 4.24</w:t>
-        </w:r>
-      </w:hyperlink>
-    </w:p>
-    <w:p>
-      <w:pPr>
-        <w:pStyle w:val="ListBullet"/>
-        <w:spacing w:line="240" w:lineRule="auto"/>
-        <w:ind w:left="720"/>
-      </w:pPr>
-      <w:r>
-        <w:rPr>
-          <w:lang w:val="es_ES" w:bidi="es_ES"/>
-        </w:rPr>
-      </w:r>
-      <w:hyperlink r:id="rId32">
-        <w:r>
-          <w:rPr>
-            <w:lang w:val="es_ES" w:bidi="es_ES"/>
-          </w:rPr>
-          <w:rPr>
-            <w:color w:val="0000EE"/>
-            <w:u w:val="single"/>
-          </w:rPr>
-          <w:t>Génesis 5.25</w:t>
-        </w:r>
-      </w:hyperlink>
-    </w:p>
-    <w:p>
-      <w:pPr>
-        <w:pStyle w:val="ListBullet"/>
-        <w:spacing w:line="240" w:lineRule="auto"/>
-        <w:ind w:left="720"/>
-      </w:pPr>
-      <w:r>
-        <w:rPr>
-          <w:lang w:val="es_ES" w:bidi="es_ES"/>
-        </w:rPr>
-      </w:r>
-      <w:hyperlink r:id="rId33">
-        <w:r>
-          <w:rPr>
-            <w:lang w:val="es_ES" w:bidi="es_ES"/>
-          </w:rPr>
-          <w:rPr>
-            <w:color w:val="0000EE"/>
-            <w:u w:val="single"/>
-          </w:rPr>
-          <w:t>Génesis 5.29</w:t>
-        </w:r>
-      </w:hyperlink>
-    </w:p>
-    <w:p>
-      <w:pPr>
-        <w:pStyle w:val="ListBullet"/>
-        <w:spacing w:line="240" w:lineRule="auto"/>
-        <w:ind w:left="720"/>
-      </w:pPr>
-      <w:r>
-        <w:rPr>
-          <w:lang w:val="es_ES" w:bidi="es_ES"/>
-        </w:rPr>
-      </w:r>
-      <w:hyperlink r:id="rId34">
-        <w:r>
-          <w:rPr>
-            <w:lang w:val="es_ES" w:bidi="es_ES"/>
-          </w:rPr>
-          <w:rPr>
-            <w:color w:val="0000EE"/>
-            <w:u w:val="single"/>
-          </w:rPr>
-          <w:t>Génesis 5.31</w:t>
-        </w:r>
-      </w:hyperlink>
-    </w:p>
-    <w:p>
-      <w:pPr>
-        <w:pStyle w:val="ListBullet"/>
-        <w:spacing w:line="240" w:lineRule="auto"/>
-        <w:ind w:left="720"/>
-      </w:pPr>
-      <w:r>
-        <w:rPr>
-          <w:lang w:val="es_ES" w:bidi="es_ES"/>
-        </w:rPr>
-      </w:r>
-      <w:hyperlink r:id="rId35">
-        <w:r>
-          <w:rPr>
-            <w:lang w:val="es_ES" w:bidi="es_ES"/>
-          </w:rPr>
-          <w:rPr>
-            <w:color w:val="0000EE"/>
-            <w:u w:val="single"/>
-          </w:rPr>
-          <w:t>Lucas 3.36</w:t>
-        </w:r>
-      </w:hyperlink>
+      <w:r>
+        <w:rPr>
+          <w:lang w:val="es_ES" w:bidi="es_ES"/>
+        </w:rPr>
+        <w:t>Génesis 4.18–19</w:t>
+      </w:r>
+    </w:p>
+    <w:p>
+      <w:pPr>
+        <w:pStyle w:val="ListBullet"/>
+        <w:spacing w:line="240" w:lineRule="auto"/>
+        <w:ind w:left="720"/>
+      </w:pPr>
+      <w:r>
+        <w:rPr>
+          <w:lang w:val="es_ES" w:bidi="es_ES"/>
+        </w:rPr>
+      </w:r>
+      <w:r>
+        <w:rPr>
+          <w:lang w:val="es_ES" w:bidi="es_ES"/>
+        </w:rPr>
+        <w:t>Génesis 4.24</w:t>
+      </w:r>
+    </w:p>
+    <w:p>
+      <w:pPr>
+        <w:pStyle w:val="ListBullet"/>
+        <w:spacing w:line="240" w:lineRule="auto"/>
+        <w:ind w:left="720"/>
+      </w:pPr>
+      <w:r>
+        <w:rPr>
+          <w:lang w:val="es_ES" w:bidi="es_ES"/>
+        </w:rPr>
+      </w:r>
+      <w:r>
+        <w:rPr>
+          <w:lang w:val="es_ES" w:bidi="es_ES"/>
+        </w:rPr>
+        <w:t>Génesis 5.25</w:t>
+      </w:r>
+    </w:p>
+    <w:p>
+      <w:pPr>
+        <w:pStyle w:val="ListBullet"/>
+        <w:spacing w:line="240" w:lineRule="auto"/>
+        <w:ind w:left="720"/>
+      </w:pPr>
+      <w:r>
+        <w:rPr>
+          <w:lang w:val="es_ES" w:bidi="es_ES"/>
+        </w:rPr>
+      </w:r>
+      <w:r>
+        <w:rPr>
+          <w:lang w:val="es_ES" w:bidi="es_ES"/>
+        </w:rPr>
+        <w:t>Génesis 5.29</w:t>
+      </w:r>
+    </w:p>
+    <w:p>
+      <w:pPr>
+        <w:pStyle w:val="ListBullet"/>
+        <w:spacing w:line="240" w:lineRule="auto"/>
+        <w:ind w:left="720"/>
+      </w:pPr>
+      <w:r>
+        <w:rPr>
+          <w:lang w:val="es_ES" w:bidi="es_ES"/>
+        </w:rPr>
+      </w:r>
+      <w:r>
+        <w:rPr>
+          <w:lang w:val="es_ES" w:bidi="es_ES"/>
+        </w:rPr>
+        <w:t>Génesis 5.31</w:t>
+      </w:r>
+    </w:p>
+    <w:p>
+      <w:pPr>
+        <w:pStyle w:val="ListBullet"/>
+        <w:spacing w:line="240" w:lineRule="auto"/>
+        <w:ind w:left="720"/>
+      </w:pPr>
+      <w:r>
+        <w:rPr>
+          <w:lang w:val="es_ES" w:bidi="es_ES"/>
+        </w:rPr>
+      </w:r>
+      <w:r>
+        <w:rPr>
+          <w:lang w:val="es_ES" w:bidi="es_ES"/>
+        </w:rPr>
+        <w:t>Lucas 3.36</w:t>
+      </w:r>
     </w:p>
     <w:p>
       <w:pPr>
@@ -1837,114 +1699,84 @@
           <w:lang w:val="es_ES" w:bidi="es_ES"/>
         </w:rPr>
       </w:r>
-      <w:hyperlink r:id="rId36">
-        <w:r>
-          <w:rPr>
-            <w:lang w:val="es_ES" w:bidi="es_ES"/>
-          </w:rPr>
-          <w:rPr>
-            <w:color w:val="0000EE"/>
-            <w:u w:val="single"/>
-          </w:rPr>
-          <w:t>1 Samuel 15:34–35</w:t>
-        </w:r>
-      </w:hyperlink>
-    </w:p>
-    <w:p>
-      <w:pPr>
-        <w:pStyle w:val="ListBullet"/>
-        <w:spacing w:line="240" w:lineRule="auto"/>
-        <w:ind w:left="720"/>
-      </w:pPr>
-      <w:r>
-        <w:rPr>
-          <w:lang w:val="es_ES" w:bidi="es_ES"/>
-        </w:rPr>
-      </w:r>
-      <w:hyperlink r:id="rId37">
-        <w:r>
-          <w:rPr>
-            <w:lang w:val="es_ES" w:bidi="es_ES"/>
-          </w:rPr>
-          <w:rPr>
-            <w:color w:val="0000EE"/>
-            <w:u w:val="single"/>
-          </w:rPr>
-          <w:t>2 Samuel 1:11</w:t>
-        </w:r>
-      </w:hyperlink>
-    </w:p>
-    <w:p>
-      <w:pPr>
-        <w:pStyle w:val="ListBullet"/>
-        <w:spacing w:line="240" w:lineRule="auto"/>
-        <w:ind w:left="720"/>
-      </w:pPr>
-      <w:r>
-        <w:rPr>
-          <w:lang w:val="es_ES" w:bidi="es_ES"/>
-        </w:rPr>
-      </w:r>
-      <w:hyperlink r:id="rId38">
-        <w:r>
-          <w:rPr>
-            <w:lang w:val="es_ES" w:bidi="es_ES"/>
-          </w:rPr>
-          <w:rPr>
-            <w:color w:val="0000EE"/>
-            <w:u w:val="single"/>
-          </w:rPr>
-          <w:t>Génesis 23:2</w:t>
-        </w:r>
-      </w:hyperlink>
-    </w:p>
-    <w:p>
-      <w:pPr>
-        <w:pStyle w:val="ListBullet"/>
-        <w:spacing w:line="240" w:lineRule="auto"/>
-        <w:ind w:left="720"/>
-      </w:pPr>
-      <w:r>
-        <w:rPr>
-          <w:lang w:val="es_ES" w:bidi="es_ES"/>
-        </w:rPr>
-      </w:r>
-      <w:hyperlink r:id="rId39">
-        <w:r>
-          <w:rPr>
-            <w:lang w:val="es_ES" w:bidi="es_ES"/>
-          </w:rPr>
-          <w:rPr>
-            <w:color w:val="0000EE"/>
-            <w:u w:val="single"/>
-          </w:rPr>
-          <w:t>Lucas 7:31–32</w:t>
-        </w:r>
-      </w:hyperlink>
-    </w:p>
-    <w:p>
-      <w:pPr>
-        <w:pStyle w:val="ListBullet"/>
-        <w:spacing w:line="240" w:lineRule="auto"/>
-        <w:ind w:left="720"/>
-      </w:pPr>
-      <w:r>
-        <w:rPr>
-          <w:lang w:val="es_ES" w:bidi="es_ES"/>
-        </w:rPr>
-      </w:r>
-      <w:hyperlink r:id="rId40">
-        <w:r>
-          <w:rPr>
-            <w:lang w:val="es_ES" w:bidi="es_ES"/>
-          </w:rPr>
-          <w:rPr>
-            <w:color w:val="0000EE"/>
-            <w:u w:val="single"/>
-          </w:rPr>
-          <w:t>Mateo 11:17</w:t>
-        </w:r>
-      </w:hyperlink>
+      <w:r>
+        <w:rPr>
+          <w:lang w:val="es_ES" w:bidi="es_ES"/>
+        </w:rPr>
+        <w:t>1 Samuel 15:34–35</w:t>
+      </w:r>
+    </w:p>
+    <w:p>
+      <w:pPr>
+        <w:pStyle w:val="ListBullet"/>
+        <w:spacing w:line="240" w:lineRule="auto"/>
+        <w:ind w:left="720"/>
+      </w:pPr>
+      <w:r>
+        <w:rPr>
+          <w:lang w:val="es_ES" w:bidi="es_ES"/>
+        </w:rPr>
+      </w:r>
+      <w:r>
+        <w:rPr>
+          <w:lang w:val="es_ES" w:bidi="es_ES"/>
+        </w:rPr>
+        <w:t>2 Samuel 1:11</w:t>
+      </w:r>
+    </w:p>
+    <w:p>
+      <w:pPr>
+        <w:pStyle w:val="ListBullet"/>
+        <w:spacing w:line="240" w:lineRule="auto"/>
+        <w:ind w:left="720"/>
+      </w:pPr>
+      <w:r>
+        <w:rPr>
+          <w:lang w:val="es_ES" w:bidi="es_ES"/>
+        </w:rPr>
+      </w:r>
+      <w:r>
+        <w:rPr>
+          <w:lang w:val="es_ES" w:bidi="es_ES"/>
+        </w:rPr>
+        <w:t>Génesis 23:2</w:t>
+      </w:r>
+    </w:p>
+    <w:p>
+      <w:pPr>
+        <w:pStyle w:val="ListBullet"/>
+        <w:spacing w:line="240" w:lineRule="auto"/>
+        <w:ind w:left="720"/>
+      </w:pPr>
+      <w:r>
+        <w:rPr>
+          <w:lang w:val="es_ES" w:bidi="es_ES"/>
+        </w:rPr>
+      </w:r>
+      <w:r>
+        <w:rPr>
+          <w:lang w:val="es_ES" w:bidi="es_ES"/>
+        </w:rPr>
+        <w:t>Lucas 7:31–32</w:t>
+      </w:r>
+    </w:p>
+    <w:p>
+      <w:pPr>
+        <w:pStyle w:val="ListBullet"/>
+        <w:spacing w:line="240" w:lineRule="auto"/>
+        <w:ind w:left="720"/>
+      </w:pPr>
+      <w:r>
+        <w:rPr>
+          <w:lang w:val="es_ES" w:bidi="es_ES"/>
+        </w:rPr>
+      </w:r>
+      <w:r>
+        <w:rPr>
+          <w:lang w:val="es_ES" w:bidi="es_ES"/>
+        </w:rPr>
+        <w:t>Mateo 11:17</w:t>
+      </w:r>
     </w:p>
     <w:p>
       <w:pPr>
@@ -2139,210 +1971,156 @@
           <w:lang w:val="es_ES" w:bidi="es_ES"/>
         </w:rPr>
       </w:r>
-      <w:hyperlink r:id="rId41">
-        <w:r>
-          <w:rPr>
-            <w:lang w:val="es_ES" w:bidi="es_ES"/>
-          </w:rPr>
-          <w:rPr>
-            <w:color w:val="0000EE"/>
-            <w:u w:val="single"/>
-          </w:rPr>
-          <w:t>Amós 8.9–10</w:t>
-        </w:r>
-      </w:hyperlink>
-    </w:p>
-    <w:p>
-      <w:pPr>
-        <w:pStyle w:val="ListBullet"/>
-        <w:spacing w:line="240" w:lineRule="auto"/>
-        <w:ind w:left="720"/>
-      </w:pPr>
-      <w:r>
-        <w:rPr>
-          <w:lang w:val="es_ES" w:bidi="es_ES"/>
-        </w:rPr>
-      </w:r>
-      <w:hyperlink r:id="rId42">
-        <w:r>
-          <w:rPr>
-            <w:lang w:val="es_ES" w:bidi="es_ES"/>
-          </w:rPr>
-          <w:rPr>
-            <w:color w:val="0000EE"/>
-            <w:u w:val="single"/>
-          </w:rPr>
-          <w:t>Ezequiel 32.1–2</w:t>
-        </w:r>
-      </w:hyperlink>
-    </w:p>
-    <w:p>
-      <w:pPr>
-        <w:pStyle w:val="ListBullet"/>
-        <w:spacing w:line="240" w:lineRule="auto"/>
-        <w:ind w:left="720"/>
-      </w:pPr>
-      <w:r>
-        <w:rPr>
-          <w:lang w:val="es_ES" w:bidi="es_ES"/>
-        </w:rPr>
-      </w:r>
-      <w:hyperlink r:id="rId43">
-        <w:r>
-          <w:rPr>
-            <w:lang w:val="es_ES" w:bidi="es_ES"/>
-          </w:rPr>
-          <w:rPr>
-            <w:color w:val="0000EE"/>
-            <w:u w:val="single"/>
-          </w:rPr>
-          <w:t>Jeremías 22.18</w:t>
-        </w:r>
-      </w:hyperlink>
-    </w:p>
-    <w:p>
-      <w:pPr>
-        <w:pStyle w:val="ListBullet"/>
-        <w:spacing w:line="240" w:lineRule="auto"/>
-        <w:ind w:left="720"/>
-      </w:pPr>
-      <w:r>
-        <w:rPr>
-          <w:lang w:val="es_ES" w:bidi="es_ES"/>
-        </w:rPr>
-      </w:r>
-      <w:hyperlink r:id="rId44">
-        <w:r>
-          <w:rPr>
-            <w:lang w:val="es_ES" w:bidi="es_ES"/>
-          </w:rPr>
-          <w:rPr>
-            <w:color w:val="0000EE"/>
-            <w:u w:val="single"/>
-          </w:rPr>
-          <w:t>Job 27.15–17</w:t>
-        </w:r>
-      </w:hyperlink>
-    </w:p>
-    <w:p>
-      <w:pPr>
-        <w:pStyle w:val="ListBullet"/>
-        <w:spacing w:line="240" w:lineRule="auto"/>
-        <w:ind w:left="720"/>
-      </w:pPr>
-      <w:r>
-        <w:rPr>
-          <w:lang w:val="es_ES" w:bidi="es_ES"/>
-        </w:rPr>
-      </w:r>
-      <w:hyperlink r:id="rId45">
-        <w:r>
-          <w:rPr>
-            <w:lang w:val="es_ES" w:bidi="es_ES"/>
-          </w:rPr>
-          <w:rPr>
-            <w:color w:val="0000EE"/>
-            <w:u w:val="single"/>
-          </w:rPr>
-          <w:t>Lamentaciones 2.5</w:t>
-        </w:r>
-      </w:hyperlink>
-    </w:p>
-    <w:p>
-      <w:pPr>
-        <w:pStyle w:val="ListBullet"/>
-        <w:spacing w:line="240" w:lineRule="auto"/>
-        <w:ind w:left="720"/>
-      </w:pPr>
-      <w:r>
-        <w:rPr>
-          <w:lang w:val="es_ES" w:bidi="es_ES"/>
-        </w:rPr>
-      </w:r>
-      <w:hyperlink r:id="rId46">
-        <w:r>
-          <w:rPr>
-            <w:lang w:val="es_ES" w:bidi="es_ES"/>
-          </w:rPr>
-          <w:rPr>
-            <w:color w:val="0000EE"/>
-            <w:u w:val="single"/>
-          </w:rPr>
-          <w:t>Lamentaciones 2.8</w:t>
-        </w:r>
-      </w:hyperlink>
-    </w:p>
-    <w:p>
-      <w:pPr>
-        <w:pStyle w:val="ListBullet"/>
-        <w:spacing w:line="240" w:lineRule="auto"/>
-        <w:ind w:left="720"/>
-      </w:pPr>
-      <w:r>
-        <w:rPr>
-          <w:lang w:val="es_ES" w:bidi="es_ES"/>
-        </w:rPr>
-      </w:r>
-      <w:hyperlink r:id="rId47">
-        <w:r>
-          <w:rPr>
-            <w:lang w:val="es_ES" w:bidi="es_ES"/>
-          </w:rPr>
-          <w:rPr>
-            <w:color w:val="0000EE"/>
-            <w:u w:val="single"/>
-          </w:rPr>
-          <w:t>Miqueas 2.4</w:t>
-        </w:r>
-      </w:hyperlink>
-    </w:p>
-    <w:p>
-      <w:pPr>
-        <w:pStyle w:val="ListBullet"/>
-        <w:spacing w:line="240" w:lineRule="auto"/>
-        <w:ind w:left="720"/>
-      </w:pPr>
-      <w:r>
-        <w:rPr>
-          <w:lang w:val="es_ES" w:bidi="es_ES"/>
-        </w:rPr>
-      </w:r>
-      <w:hyperlink r:id="rId48">
-        <w:r>
-          <w:rPr>
-            <w:lang w:val="es_ES" w:bidi="es_ES"/>
-          </w:rPr>
-          <w:rPr>
-            <w:color w:val="0000EE"/>
-            <w:u w:val="single"/>
-          </w:rPr>
-          <w:t>Salmo 102.1–2</w:t>
-        </w:r>
-      </w:hyperlink>
-    </w:p>
-    <w:p>
-      <w:pPr>
-        <w:pStyle w:val="ListBullet"/>
-        <w:spacing w:line="240" w:lineRule="auto"/>
-        <w:ind w:left="720"/>
-      </w:pPr>
-      <w:r>
-        <w:rPr>
-          <w:lang w:val="es_ES" w:bidi="es_ES"/>
-        </w:rPr>
-      </w:r>
-      <w:hyperlink r:id="rId49">
-        <w:r>
-          <w:rPr>
-            <w:lang w:val="es_ES" w:bidi="es_ES"/>
-          </w:rPr>
-          <w:rPr>
-            <w:color w:val="0000EE"/>
-            <w:u w:val="single"/>
-          </w:rPr>
-          <w:t>Zacarías 11.2</w:t>
-        </w:r>
-      </w:hyperlink>
+      <w:r>
+        <w:rPr>
+          <w:lang w:val="es_ES" w:bidi="es_ES"/>
+        </w:rPr>
+        <w:t>Amós 8.9–10</w:t>
+      </w:r>
+    </w:p>
+    <w:p>
+      <w:pPr>
+        <w:pStyle w:val="ListBullet"/>
+        <w:spacing w:line="240" w:lineRule="auto"/>
+        <w:ind w:left="720"/>
+      </w:pPr>
+      <w:r>
+        <w:rPr>
+          <w:lang w:val="es_ES" w:bidi="es_ES"/>
+        </w:rPr>
+      </w:r>
+      <w:r>
+        <w:rPr>
+          <w:lang w:val="es_ES" w:bidi="es_ES"/>
+        </w:rPr>
+        <w:t>Ezequiel 32.1–2</w:t>
+      </w:r>
+    </w:p>
+    <w:p>
+      <w:pPr>
+        <w:pStyle w:val="ListBullet"/>
+        <w:spacing w:line="240" w:lineRule="auto"/>
+        <w:ind w:left="720"/>
+      </w:pPr>
+      <w:r>
+        <w:rPr>
+          <w:lang w:val="es_ES" w:bidi="es_ES"/>
+        </w:rPr>
+      </w:r>
+      <w:r>
+        <w:rPr>
+          <w:lang w:val="es_ES" w:bidi="es_ES"/>
+        </w:rPr>
+        <w:t>Jeremías 22.18</w:t>
+      </w:r>
+    </w:p>
+    <w:p>
+      <w:pPr>
+        <w:pStyle w:val="ListBullet"/>
+        <w:spacing w:line="240" w:lineRule="auto"/>
+        <w:ind w:left="720"/>
+      </w:pPr>
+      <w:r>
+        <w:rPr>
+          <w:lang w:val="es_ES" w:bidi="es_ES"/>
+        </w:rPr>
+      </w:r>
+      <w:r>
+        <w:rPr>
+          <w:lang w:val="es_ES" w:bidi="es_ES"/>
+        </w:rPr>
+        <w:t>Job 27.15–17</w:t>
+      </w:r>
+    </w:p>
+    <w:p>
+      <w:pPr>
+        <w:pStyle w:val="ListBullet"/>
+        <w:spacing w:line="240" w:lineRule="auto"/>
+        <w:ind w:left="720"/>
+      </w:pPr>
+      <w:r>
+        <w:rPr>
+          <w:lang w:val="es_ES" w:bidi="es_ES"/>
+        </w:rPr>
+      </w:r>
+      <w:r>
+        <w:rPr>
+          <w:lang w:val="es_ES" w:bidi="es_ES"/>
+        </w:rPr>
+        <w:t>Lamentaciones 2.5</w:t>
+      </w:r>
+    </w:p>
+    <w:p>
+      <w:pPr>
+        <w:pStyle w:val="ListBullet"/>
+        <w:spacing w:line="240" w:lineRule="auto"/>
+        <w:ind w:left="720"/>
+      </w:pPr>
+      <w:r>
+        <w:rPr>
+          <w:lang w:val="es_ES" w:bidi="es_ES"/>
+        </w:rPr>
+      </w:r>
+      <w:r>
+        <w:rPr>
+          <w:lang w:val="es_ES" w:bidi="es_ES"/>
+        </w:rPr>
+        <w:t>Lamentaciones 2.8</w:t>
+      </w:r>
+    </w:p>
+    <w:p>
+      <w:pPr>
+        <w:pStyle w:val="ListBullet"/>
+        <w:spacing w:line="240" w:lineRule="auto"/>
+        <w:ind w:left="720"/>
+      </w:pPr>
+      <w:r>
+        <w:rPr>
+          <w:lang w:val="es_ES" w:bidi="es_ES"/>
+        </w:rPr>
+      </w:r>
+      <w:r>
+        <w:rPr>
+          <w:lang w:val="es_ES" w:bidi="es_ES"/>
+        </w:rPr>
+        <w:t>Miqueas 2.4</w:t>
+      </w:r>
+    </w:p>
+    <w:p>
+      <w:pPr>
+        <w:pStyle w:val="ListBullet"/>
+        <w:spacing w:line="240" w:lineRule="auto"/>
+        <w:ind w:left="720"/>
+      </w:pPr>
+      <w:r>
+        <w:rPr>
+          <w:lang w:val="es_ES" w:bidi="es_ES"/>
+        </w:rPr>
+      </w:r>
+      <w:r>
+        <w:rPr>
+          <w:lang w:val="es_ES" w:bidi="es_ES"/>
+        </w:rPr>
+        <w:t>Salmo 102.1–2</w:t>
+      </w:r>
+    </w:p>
+    <w:p>
+      <w:pPr>
+        <w:pStyle w:val="ListBullet"/>
+        <w:spacing w:line="240" w:lineRule="auto"/>
+        <w:ind w:left="720"/>
+      </w:pPr>
+      <w:r>
+        <w:rPr>
+          <w:lang w:val="es_ES" w:bidi="es_ES"/>
+        </w:rPr>
+      </w:r>
+      <w:r>
+        <w:rPr>
+          <w:lang w:val="es_ES" w:bidi="es_ES"/>
+        </w:rPr>
+        <w:t>Zacarías 11.2</w:t>
+      </w:r>
     </w:p>
     <w:p>
       <w:pPr>
@@ -2590,138 +2368,102 @@
           <w:lang w:val="es_ES" w:bidi="es_ES"/>
         </w:rPr>
       </w:r>
-      <w:hyperlink r:id="rId50">
-        <w:r>
-          <w:rPr>
-            <w:lang w:val="es_ES" w:bidi="es_ES"/>
-          </w:rPr>
-          <w:rPr>
-            <w:color w:val="0000EE"/>
-            <w:u w:val="single"/>
-          </w:rPr>
-          <w:t>1 Reyes 11.36</w:t>
-        </w:r>
-      </w:hyperlink>
-    </w:p>
-    <w:p>
-      <w:pPr>
-        <w:pStyle w:val="ListBullet"/>
-        <w:spacing w:line="240" w:lineRule="auto"/>
-        <w:ind w:left="720"/>
-      </w:pPr>
-      <w:r>
-        <w:rPr>
-          <w:lang w:val="es_ES" w:bidi="es_ES"/>
-        </w:rPr>
-      </w:r>
-      <w:hyperlink r:id="rId51">
-        <w:r>
-          <w:rPr>
-            <w:lang w:val="es_ES" w:bidi="es_ES"/>
-          </w:rPr>
-          <w:rPr>
-            <w:color w:val="0000EE"/>
-            <w:u w:val="single"/>
-          </w:rPr>
-          <w:t>Éxodo 25.3–7</w:t>
-        </w:r>
-      </w:hyperlink>
-    </w:p>
-    <w:p>
-      <w:pPr>
-        <w:pStyle w:val="ListBullet"/>
-        <w:spacing w:line="240" w:lineRule="auto"/>
-        <w:ind w:left="720"/>
-      </w:pPr>
-      <w:r>
-        <w:rPr>
-          <w:lang w:val="es_ES" w:bidi="es_ES"/>
-        </w:rPr>
-      </w:r>
-      <w:hyperlink r:id="rId52">
-        <w:r>
-          <w:rPr>
-            <w:lang w:val="es_ES" w:bidi="es_ES"/>
-          </w:rPr>
-          <w:rPr>
-            <w:color w:val="0000EE"/>
-            <w:u w:val="single"/>
-          </w:rPr>
-          <w:t>Lucas 8.16–18</w:t>
-        </w:r>
-      </w:hyperlink>
-    </w:p>
-    <w:p>
-      <w:pPr>
-        <w:pStyle w:val="ListBullet"/>
-        <w:spacing w:line="240" w:lineRule="auto"/>
-        <w:ind w:left="720"/>
-      </w:pPr>
-      <w:r>
-        <w:rPr>
-          <w:lang w:val="es_ES" w:bidi="es_ES"/>
-        </w:rPr>
-      </w:r>
-      <w:hyperlink r:id="rId53">
-        <w:r>
-          <w:rPr>
-            <w:lang w:val="es_ES" w:bidi="es_ES"/>
-          </w:rPr>
-          <w:rPr>
-            <w:color w:val="0000EE"/>
-            <w:u w:val="single"/>
-          </w:rPr>
-          <w:t>Mateo 5.15</w:t>
-        </w:r>
-      </w:hyperlink>
-    </w:p>
-    <w:p>
-      <w:pPr>
-        <w:pStyle w:val="ListBullet"/>
-        <w:spacing w:line="240" w:lineRule="auto"/>
-        <w:ind w:left="720"/>
-      </w:pPr>
-      <w:r>
-        <w:rPr>
-          <w:lang w:val="es_ES" w:bidi="es_ES"/>
-        </w:rPr>
-      </w:r>
-      <w:hyperlink r:id="rId54">
-        <w:r>
-          <w:rPr>
-            <w:lang w:val="es_ES" w:bidi="es_ES"/>
-          </w:rPr>
-          <w:rPr>
-            <w:color w:val="0000EE"/>
-            <w:u w:val="single"/>
-          </w:rPr>
-          <w:t>Mateo 6.22</w:t>
-        </w:r>
-      </w:hyperlink>
-    </w:p>
-    <w:p>
-      <w:pPr>
-        <w:pStyle w:val="ListBullet"/>
-        <w:spacing w:line="240" w:lineRule="auto"/>
-        <w:ind w:left="720"/>
-      </w:pPr>
-      <w:r>
-        <w:rPr>
-          <w:lang w:val="es_ES" w:bidi="es_ES"/>
-        </w:rPr>
-      </w:r>
-      <w:hyperlink r:id="rId55">
-        <w:r>
-          <w:rPr>
-            <w:lang w:val="es_ES" w:bidi="es_ES"/>
-          </w:rPr>
-          <w:rPr>
-            <w:color w:val="0000EE"/>
-            <w:u w:val="single"/>
-          </w:rPr>
-          <w:t>Mateo 25.3</w:t>
-        </w:r>
-      </w:hyperlink>
+      <w:r>
+        <w:rPr>
+          <w:lang w:val="es_ES" w:bidi="es_ES"/>
+        </w:rPr>
+        <w:t>1 Reyes 11.36</w:t>
+      </w:r>
+    </w:p>
+    <w:p>
+      <w:pPr>
+        <w:pStyle w:val="ListBullet"/>
+        <w:spacing w:line="240" w:lineRule="auto"/>
+        <w:ind w:left="720"/>
+      </w:pPr>
+      <w:r>
+        <w:rPr>
+          <w:lang w:val="es_ES" w:bidi="es_ES"/>
+        </w:rPr>
+      </w:r>
+      <w:r>
+        <w:rPr>
+          <w:lang w:val="es_ES" w:bidi="es_ES"/>
+        </w:rPr>
+        <w:t>Éxodo 25.3–7</w:t>
+      </w:r>
+    </w:p>
+    <w:p>
+      <w:pPr>
+        <w:pStyle w:val="ListBullet"/>
+        <w:spacing w:line="240" w:lineRule="auto"/>
+        <w:ind w:left="720"/>
+      </w:pPr>
+      <w:r>
+        <w:rPr>
+          <w:lang w:val="es_ES" w:bidi="es_ES"/>
+        </w:rPr>
+      </w:r>
+      <w:r>
+        <w:rPr>
+          <w:lang w:val="es_ES" w:bidi="es_ES"/>
+        </w:rPr>
+        <w:t>Lucas 8.16–18</w:t>
+      </w:r>
+    </w:p>
+    <w:p>
+      <w:pPr>
+        <w:pStyle w:val="ListBullet"/>
+        <w:spacing w:line="240" w:lineRule="auto"/>
+        <w:ind w:left="720"/>
+      </w:pPr>
+      <w:r>
+        <w:rPr>
+          <w:lang w:val="es_ES" w:bidi="es_ES"/>
+        </w:rPr>
+      </w:r>
+      <w:r>
+        <w:rPr>
+          <w:lang w:val="es_ES" w:bidi="es_ES"/>
+        </w:rPr>
+        <w:t>Mateo 5.15</w:t>
+      </w:r>
+    </w:p>
+    <w:p>
+      <w:pPr>
+        <w:pStyle w:val="ListBullet"/>
+        <w:spacing w:line="240" w:lineRule="auto"/>
+        <w:ind w:left="720"/>
+      </w:pPr>
+      <w:r>
+        <w:rPr>
+          <w:lang w:val="es_ES" w:bidi="es_ES"/>
+        </w:rPr>
+      </w:r>
+      <w:r>
+        <w:rPr>
+          <w:lang w:val="es_ES" w:bidi="es_ES"/>
+        </w:rPr>
+        <w:t>Mateo 6.22</w:t>
+      </w:r>
+    </w:p>
+    <w:p>
+      <w:pPr>
+        <w:pStyle w:val="ListBullet"/>
+        <w:spacing w:line="240" w:lineRule="auto"/>
+        <w:ind w:left="720"/>
+      </w:pPr>
+      <w:r>
+        <w:rPr>
+          <w:lang w:val="es_ES" w:bidi="es_ES"/>
+        </w:rPr>
+      </w:r>
+      <w:r>
+        <w:rPr>
+          <w:lang w:val="es_ES" w:bidi="es_ES"/>
+        </w:rPr>
+        <w:t>Mateo 25.3</w:t>
+      </w:r>
     </w:p>
     <w:p>
       <w:pPr>
@@ -2993,114 +2735,84 @@
           <w:lang w:val="es_ES" w:bidi="es_ES"/>
         </w:rPr>
       </w:r>
-      <w:hyperlink r:id="rId56">
-        <w:r>
-          <w:rPr>
-            <w:lang w:val="es_ES" w:bidi="es_ES"/>
-          </w:rPr>
-          <w:rPr>
-            <w:color w:val="0000EE"/>
-            <w:u w:val="single"/>
-          </w:rPr>
-          <w:t>2 Crónicas 6.28</w:t>
-        </w:r>
-      </w:hyperlink>
-    </w:p>
-    <w:p>
-      <w:pPr>
-        <w:pStyle w:val="ListBullet"/>
-        <w:spacing w:line="240" w:lineRule="auto"/>
-        <w:ind w:left="720"/>
-      </w:pPr>
-      <w:r>
-        <w:rPr>
-          <w:lang w:val="es_ES" w:bidi="es_ES"/>
-        </w:rPr>
-      </w:r>
-      <w:hyperlink r:id="rId57">
-        <w:r>
-          <w:rPr>
-            <w:lang w:val="es_ES" w:bidi="es_ES"/>
-          </w:rPr>
-          <w:rPr>
-            <w:color w:val="0000EE"/>
-            <w:u w:val="single"/>
-          </w:rPr>
-          <w:t>Deuteronomio 28.38–39</w:t>
-        </w:r>
-      </w:hyperlink>
-    </w:p>
-    <w:p>
-      <w:pPr>
-        <w:pStyle w:val="ListBullet"/>
-        <w:spacing w:line="240" w:lineRule="auto"/>
-        <w:ind w:left="720"/>
-      </w:pPr>
-      <w:r>
-        <w:rPr>
-          <w:lang w:val="es_ES" w:bidi="es_ES"/>
-        </w:rPr>
-      </w:r>
-      <w:hyperlink r:id="rId58">
-        <w:r>
-          <w:rPr>
-            <w:lang w:val="es_ES" w:bidi="es_ES"/>
-          </w:rPr>
-          <w:rPr>
-            <w:color w:val="0000EE"/>
-            <w:u w:val="single"/>
-          </w:rPr>
-          <w:t>Éxodo 10.3–4</w:t>
-        </w:r>
-      </w:hyperlink>
-    </w:p>
-    <w:p>
-      <w:pPr>
-        <w:pStyle w:val="ListBullet"/>
-        <w:spacing w:line="240" w:lineRule="auto"/>
-        <w:ind w:left="720"/>
-      </w:pPr>
-      <w:r>
-        <w:rPr>
-          <w:lang w:val="es_ES" w:bidi="es_ES"/>
-        </w:rPr>
-      </w:r>
-      <w:hyperlink r:id="rId59">
-        <w:r>
-          <w:rPr>
-            <w:lang w:val="es_ES" w:bidi="es_ES"/>
-          </w:rPr>
-          <w:rPr>
-            <w:color w:val="0000EE"/>
-            <w:u w:val="single"/>
-          </w:rPr>
-          <w:t>Marcos 1.6</w:t>
-        </w:r>
-      </w:hyperlink>
-    </w:p>
-    <w:p>
-      <w:pPr>
-        <w:pStyle w:val="ListBullet"/>
-        <w:spacing w:line="240" w:lineRule="auto"/>
-        <w:ind w:left="720"/>
-      </w:pPr>
-      <w:r>
-        <w:rPr>
-          <w:lang w:val="es_ES" w:bidi="es_ES"/>
-        </w:rPr>
-      </w:r>
-      <w:hyperlink r:id="rId60">
-        <w:r>
-          <w:rPr>
-            <w:lang w:val="es_ES" w:bidi="es_ES"/>
-          </w:rPr>
-          <w:rPr>
-            <w:color w:val="0000EE"/>
-            <w:u w:val="single"/>
-          </w:rPr>
-          <w:t>Proverbios 30.27–28</w:t>
-        </w:r>
-      </w:hyperlink>
+      <w:r>
+        <w:rPr>
+          <w:lang w:val="es_ES" w:bidi="es_ES"/>
+        </w:rPr>
+        <w:t>2 Crónicas 6.28</w:t>
+      </w:r>
+    </w:p>
+    <w:p>
+      <w:pPr>
+        <w:pStyle w:val="ListBullet"/>
+        <w:spacing w:line="240" w:lineRule="auto"/>
+        <w:ind w:left="720"/>
+      </w:pPr>
+      <w:r>
+        <w:rPr>
+          <w:lang w:val="es_ES" w:bidi="es_ES"/>
+        </w:rPr>
+      </w:r>
+      <w:r>
+        <w:rPr>
+          <w:lang w:val="es_ES" w:bidi="es_ES"/>
+        </w:rPr>
+        <w:t>Deuteronomio 28.38–39</w:t>
+      </w:r>
+    </w:p>
+    <w:p>
+      <w:pPr>
+        <w:pStyle w:val="ListBullet"/>
+        <w:spacing w:line="240" w:lineRule="auto"/>
+        <w:ind w:left="720"/>
+      </w:pPr>
+      <w:r>
+        <w:rPr>
+          <w:lang w:val="es_ES" w:bidi="es_ES"/>
+        </w:rPr>
+      </w:r>
+      <w:r>
+        <w:rPr>
+          <w:lang w:val="es_ES" w:bidi="es_ES"/>
+        </w:rPr>
+        <w:t>Éxodo 10.3–4</w:t>
+      </w:r>
+    </w:p>
+    <w:p>
+      <w:pPr>
+        <w:pStyle w:val="ListBullet"/>
+        <w:spacing w:line="240" w:lineRule="auto"/>
+        <w:ind w:left="720"/>
+      </w:pPr>
+      <w:r>
+        <w:rPr>
+          <w:lang w:val="es_ES" w:bidi="es_ES"/>
+        </w:rPr>
+      </w:r>
+      <w:r>
+        <w:rPr>
+          <w:lang w:val="es_ES" w:bidi="es_ES"/>
+        </w:rPr>
+        <w:t>Marcos 1.6</w:t>
+      </w:r>
+    </w:p>
+    <w:p>
+      <w:pPr>
+        <w:pStyle w:val="ListBullet"/>
+        <w:spacing w:line="240" w:lineRule="auto"/>
+        <w:ind w:left="720"/>
+      </w:pPr>
+      <w:r>
+        <w:rPr>
+          <w:lang w:val="es_ES" w:bidi="es_ES"/>
+        </w:rPr>
+      </w:r>
+      <w:r>
+        <w:rPr>
+          <w:lang w:val="es_ES" w:bidi="es_ES"/>
+        </w:rPr>
+        <w:t>Proverbios 30.27–28</w:t>
+      </w:r>
     </w:p>
     <w:p>
       <w:pPr>
@@ -3364,90 +3076,66 @@
           <w:lang w:val="es_ES" w:bidi="es_ES"/>
         </w:rPr>
       </w:r>
-      <w:hyperlink r:id="rId61">
-        <w:r>
-          <w:rPr>
-            <w:lang w:val="es_ES" w:bidi="es_ES"/>
-          </w:rPr>
-          <w:rPr>
-            <w:color w:val="0000EE"/>
-            <w:u w:val="single"/>
-          </w:rPr>
-          <w:t>1 Samuel 13:19–21</w:t>
-        </w:r>
-      </w:hyperlink>
-    </w:p>
-    <w:p>
-      <w:pPr>
-        <w:pStyle w:val="ListBullet"/>
-        <w:spacing w:line="240" w:lineRule="auto"/>
-        <w:ind w:left="720"/>
-      </w:pPr>
-      <w:r>
-        <w:rPr>
-          <w:lang w:val="es_ES" w:bidi="es_ES"/>
-        </w:rPr>
-      </w:r>
-      <w:hyperlink r:id="rId62">
-        <w:r>
-          <w:rPr>
-            <w:lang w:val="es_ES" w:bidi="es_ES"/>
-          </w:rPr>
-          <w:rPr>
-            <w:color w:val="0000EE"/>
-            <w:u w:val="single"/>
-          </w:rPr>
-          <w:t>2 Samuel 21:19</w:t>
-        </w:r>
-      </w:hyperlink>
-    </w:p>
-    <w:p>
-      <w:pPr>
-        <w:pStyle w:val="ListBullet"/>
-        <w:spacing w:line="240" w:lineRule="auto"/>
-        <w:ind w:left="720"/>
-      </w:pPr>
-      <w:r>
-        <w:rPr>
-          <w:lang w:val="es_ES" w:bidi="es_ES"/>
-        </w:rPr>
-      </w:r>
-      <w:hyperlink r:id="rId63">
-        <w:r>
-          <w:rPr>
-            <w:lang w:val="es_ES" w:bidi="es_ES"/>
-          </w:rPr>
-          <w:rPr>
-            <w:color w:val="0000EE"/>
-            <w:u w:val="single"/>
-          </w:rPr>
-          <w:t>Nehemías 4:12–14</w:t>
-        </w:r>
-      </w:hyperlink>
-    </w:p>
-    <w:p>
-      <w:pPr>
-        <w:pStyle w:val="ListBullet"/>
-        <w:spacing w:line="240" w:lineRule="auto"/>
-        <w:ind w:left="720"/>
-      </w:pPr>
-      <w:r>
-        <w:rPr>
-          <w:lang w:val="es_ES" w:bidi="es_ES"/>
-        </w:rPr>
-      </w:r>
-      <w:hyperlink r:id="rId64">
-        <w:r>
-          <w:rPr>
-            <w:lang w:val="es_ES" w:bidi="es_ES"/>
-          </w:rPr>
-          <w:rPr>
-            <w:color w:val="0000EE"/>
-            <w:u w:val="single"/>
-          </w:rPr>
-          <w:t>Salmo 35:3</w:t>
-        </w:r>
-      </w:hyperlink>
+      <w:r>
+        <w:rPr>
+          <w:lang w:val="es_ES" w:bidi="es_ES"/>
+        </w:rPr>
+        <w:t>1 Samuel 13:19–21</w:t>
+      </w:r>
+    </w:p>
+    <w:p>
+      <w:pPr>
+        <w:pStyle w:val="ListBullet"/>
+        <w:spacing w:line="240" w:lineRule="auto"/>
+        <w:ind w:left="720"/>
+      </w:pPr>
+      <w:r>
+        <w:rPr>
+          <w:lang w:val="es_ES" w:bidi="es_ES"/>
+        </w:rPr>
+      </w:r>
+      <w:r>
+        <w:rPr>
+          <w:lang w:val="es_ES" w:bidi="es_ES"/>
+        </w:rPr>
+        <w:t>2 Samuel 21:19</w:t>
+      </w:r>
+    </w:p>
+    <w:p>
+      <w:pPr>
+        <w:pStyle w:val="ListBullet"/>
+        <w:spacing w:line="240" w:lineRule="auto"/>
+        <w:ind w:left="720"/>
+      </w:pPr>
+      <w:r>
+        <w:rPr>
+          <w:lang w:val="es_ES" w:bidi="es_ES"/>
+        </w:rPr>
+      </w:r>
+      <w:r>
+        <w:rPr>
+          <w:lang w:val="es_ES" w:bidi="es_ES"/>
+        </w:rPr>
+        <w:t>Nehemías 4:12–14</w:t>
+      </w:r>
+    </w:p>
+    <w:p>
+      <w:pPr>
+        <w:pStyle w:val="ListBullet"/>
+        <w:spacing w:line="240" w:lineRule="auto"/>
+        <w:ind w:left="720"/>
+      </w:pPr>
+      <w:r>
+        <w:rPr>
+          <w:lang w:val="es_ES" w:bidi="es_ES"/>
+        </w:rPr>
+      </w:r>
+      <w:r>
+        <w:rPr>
+          <w:lang w:val="es_ES" w:bidi="es_ES"/>
+        </w:rPr>
+        <w:t>Salmo 35:3</w:t>
+      </w:r>
     </w:p>
     <w:p>
       <w:pPr>
@@ -3675,66 +3363,48 @@
           <w:lang w:val="es_ES" w:bidi="es_ES"/>
         </w:rPr>
       </w:r>
-      <w:hyperlink r:id="rId65">
-        <w:r>
-          <w:rPr>
-            <w:lang w:val="es_ES" w:bidi="es_ES"/>
-          </w:rPr>
-          <w:rPr>
-            <w:color w:val="0000EE"/>
-            <w:u w:val="single"/>
-          </w:rPr>
-          <w:t>1 Reyes 10.11–12</w:t>
-        </w:r>
-      </w:hyperlink>
-    </w:p>
-    <w:p>
-      <w:pPr>
-        <w:pStyle w:val="ListBullet"/>
-        <w:spacing w:line="240" w:lineRule="auto"/>
-        <w:ind w:left="720"/>
-      </w:pPr>
-      <w:r>
-        <w:rPr>
-          <w:lang w:val="es_ES" w:bidi="es_ES"/>
-        </w:rPr>
-      </w:r>
-      <w:hyperlink r:id="rId66">
-        <w:r>
-          <w:rPr>
-            <w:lang w:val="es_ES" w:bidi="es_ES"/>
-          </w:rPr>
-          <w:rPr>
-            <w:color w:val="0000EE"/>
-            <w:u w:val="single"/>
-          </w:rPr>
-          <w:t>1 Samuel 10.5–6</w:t>
-        </w:r>
-      </w:hyperlink>
-    </w:p>
-    <w:p>
-      <w:pPr>
-        <w:pStyle w:val="ListBullet"/>
-        <w:spacing w:line="240" w:lineRule="auto"/>
-        <w:ind w:left="720"/>
-      </w:pPr>
-      <w:r>
-        <w:rPr>
-          <w:lang w:val="es_ES" w:bidi="es_ES"/>
-        </w:rPr>
-      </w:r>
-      <w:hyperlink r:id="rId67">
-        <w:r>
-          <w:rPr>
-            <w:lang w:val="es_ES" w:bidi="es_ES"/>
-          </w:rPr>
-          <w:rPr>
-            <w:color w:val="0000EE"/>
-            <w:u w:val="single"/>
-          </w:rPr>
-          <w:t>2 Crónicas 5.11–12</w:t>
-        </w:r>
-      </w:hyperlink>
+      <w:r>
+        <w:rPr>
+          <w:lang w:val="es_ES" w:bidi="es_ES"/>
+        </w:rPr>
+        <w:t>1 Reyes 10.11–12</w:t>
+      </w:r>
+    </w:p>
+    <w:p>
+      <w:pPr>
+        <w:pStyle w:val="ListBullet"/>
+        <w:spacing w:line="240" w:lineRule="auto"/>
+        <w:ind w:left="720"/>
+      </w:pPr>
+      <w:r>
+        <w:rPr>
+          <w:lang w:val="es_ES" w:bidi="es_ES"/>
+        </w:rPr>
+      </w:r>
+      <w:r>
+        <w:rPr>
+          <w:lang w:val="es_ES" w:bidi="es_ES"/>
+        </w:rPr>
+        <w:t>1 Samuel 10.5–6</w:t>
+      </w:r>
+    </w:p>
+    <w:p>
+      <w:pPr>
+        <w:pStyle w:val="ListBullet"/>
+        <w:spacing w:line="240" w:lineRule="auto"/>
+        <w:ind w:left="720"/>
+      </w:pPr>
+      <w:r>
+        <w:rPr>
+          <w:lang w:val="es_ES" w:bidi="es_ES"/>
+        </w:rPr>
+      </w:r>
+      <w:r>
+        <w:rPr>
+          <w:lang w:val="es_ES" w:bidi="es_ES"/>
+        </w:rPr>
+        <w:t>2 Crónicas 5.11–12</w:t>
+      </w:r>
     </w:p>
     <w:p>
       <w:pPr>
@@ -3988,66 +3658,48 @@
           <w:lang w:val="es_ES" w:bidi="es_ES"/>
         </w:rPr>
       </w:r>
-      <w:hyperlink r:id="rId68">
-        <w:r>
-          <w:rPr>
-            <w:lang w:val="es_ES" w:bidi="es_ES"/>
-          </w:rPr>
-          <w:rPr>
-            <w:color w:val="0000EE"/>
-            <w:u w:val="single"/>
-          </w:rPr>
-          <w:t>Juan 11.11</w:t>
-        </w:r>
-      </w:hyperlink>
-    </w:p>
-    <w:p>
-      <w:pPr>
-        <w:pStyle w:val="ListBullet"/>
-        <w:spacing w:line="240" w:lineRule="auto"/>
-        <w:ind w:left="720"/>
-      </w:pPr>
-      <w:r>
-        <w:rPr>
-          <w:lang w:val="es_ES" w:bidi="es_ES"/>
-        </w:rPr>
-      </w:r>
-      <w:hyperlink r:id="rId69">
-        <w:r>
-          <w:rPr>
-            <w:lang w:val="es_ES" w:bidi="es_ES"/>
-          </w:rPr>
-          <w:rPr>
-            <w:color w:val="0000EE"/>
-            <w:u w:val="single"/>
-          </w:rPr>
-          <w:t>Juan 12.1–3</w:t>
-        </w:r>
-      </w:hyperlink>
-    </w:p>
-    <w:p>
-      <w:pPr>
-        <w:pStyle w:val="ListBullet"/>
-        <w:spacing w:line="240" w:lineRule="auto"/>
-        <w:ind w:left="720"/>
-      </w:pPr>
-      <w:r>
-        <w:rPr>
-          <w:lang w:val="es_ES" w:bidi="es_ES"/>
-        </w:rPr>
-      </w:r>
-      <w:hyperlink r:id="rId70">
-        <w:r>
-          <w:rPr>
-            <w:lang w:val="es_ES" w:bidi="es_ES"/>
-          </w:rPr>
-          <w:rPr>
-            <w:color w:val="0000EE"/>
-            <w:u w:val="single"/>
-          </w:rPr>
-          <w:t>Lucas 16.21</w:t>
-        </w:r>
-      </w:hyperlink>
+      <w:r>
+        <w:rPr>
+          <w:lang w:val="es_ES" w:bidi="es_ES"/>
+        </w:rPr>
+        <w:t>Juan 11.11</w:t>
+      </w:r>
+    </w:p>
+    <w:p>
+      <w:pPr>
+        <w:pStyle w:val="ListBullet"/>
+        <w:spacing w:line="240" w:lineRule="auto"/>
+        <w:ind w:left="720"/>
+      </w:pPr>
+      <w:r>
+        <w:rPr>
+          <w:lang w:val="es_ES" w:bidi="es_ES"/>
+        </w:rPr>
+      </w:r>
+      <w:r>
+        <w:rPr>
+          <w:lang w:val="es_ES" w:bidi="es_ES"/>
+        </w:rPr>
+        <w:t>Juan 12.1–3</w:t>
+      </w:r>
+    </w:p>
+    <w:p>
+      <w:pPr>
+        <w:pStyle w:val="ListBullet"/>
+        <w:spacing w:line="240" w:lineRule="auto"/>
+        <w:ind w:left="720"/>
+      </w:pPr>
+      <w:r>
+        <w:rPr>
+          <w:lang w:val="es_ES" w:bidi="es_ES"/>
+        </w:rPr>
+      </w:r>
+      <w:r>
+        <w:rPr>
+          <w:lang w:val="es_ES" w:bidi="es_ES"/>
+        </w:rPr>
+        <w:t>Lucas 16.21</w:t>
+      </w:r>
     </w:p>
     <w:p>
       <w:pPr>
@@ -4702,90 +4354,66 @@
           <w:lang w:val="es_ES" w:bidi="es_ES"/>
         </w:rPr>
       </w:r>
-      <w:hyperlink r:id="rId71">
-        <w:r>
-          <w:rPr>
-            <w:lang w:val="es_ES" w:bidi="es_ES"/>
-          </w:rPr>
-          <w:rPr>
-            <w:color w:val="0000EE"/>
-            <w:u w:val="single"/>
-          </w:rPr>
-          <w:t>Génesis 29.17</w:t>
-        </w:r>
-      </w:hyperlink>
-    </w:p>
-    <w:p>
-      <w:pPr>
-        <w:pStyle w:val="ListBullet"/>
-        <w:spacing w:line="240" w:lineRule="auto"/>
-        <w:ind w:left="720"/>
-      </w:pPr>
-      <w:r>
-        <w:rPr>
-          <w:lang w:val="es_ES" w:bidi="es_ES"/>
-        </w:rPr>
-      </w:r>
-      <w:hyperlink r:id="rId72">
-        <w:r>
-          <w:rPr>
-            <w:lang w:val="es_ES" w:bidi="es_ES"/>
-          </w:rPr>
-          <w:rPr>
-            <w:color w:val="0000EE"/>
-            <w:u w:val="single"/>
-          </w:rPr>
-          <w:t>Génesis 29.28</w:t>
-        </w:r>
-      </w:hyperlink>
-    </w:p>
-    <w:p>
-      <w:pPr>
-        <w:pStyle w:val="ListBullet"/>
-        <w:spacing w:line="240" w:lineRule="auto"/>
-        <w:ind w:left="720"/>
-      </w:pPr>
-      <w:r>
-        <w:rPr>
-          <w:lang w:val="es_ES" w:bidi="es_ES"/>
-        </w:rPr>
-      </w:r>
-      <w:hyperlink r:id="rId73">
-        <w:r>
-          <w:rPr>
-            <w:lang w:val="es_ES" w:bidi="es_ES"/>
-          </w:rPr>
-          <w:rPr>
-            <w:color w:val="0000EE"/>
-            <w:u w:val="single"/>
-          </w:rPr>
-          <w:t>Génesis 31.6</w:t>
-        </w:r>
-      </w:hyperlink>
-    </w:p>
-    <w:p>
-      <w:pPr>
-        <w:pStyle w:val="ListBullet"/>
-        <w:spacing w:line="240" w:lineRule="auto"/>
-        <w:ind w:left="720"/>
-      </w:pPr>
-      <w:r>
-        <w:rPr>
-          <w:lang w:val="es_ES" w:bidi="es_ES"/>
-        </w:rPr>
-      </w:r>
-      <w:hyperlink r:id="rId74">
-        <w:r>
-          <w:rPr>
-            <w:lang w:val="es_ES" w:bidi="es_ES"/>
-          </w:rPr>
-          <w:rPr>
-            <w:color w:val="0000EE"/>
-            <w:u w:val="single"/>
-          </w:rPr>
-          <w:t>Rut 4.11</w:t>
-        </w:r>
-      </w:hyperlink>
+      <w:r>
+        <w:rPr>
+          <w:lang w:val="es_ES" w:bidi="es_ES"/>
+        </w:rPr>
+        <w:t>Génesis 29.17</w:t>
+      </w:r>
+    </w:p>
+    <w:p>
+      <w:pPr>
+        <w:pStyle w:val="ListBullet"/>
+        <w:spacing w:line="240" w:lineRule="auto"/>
+        <w:ind w:left="720"/>
+      </w:pPr>
+      <w:r>
+        <w:rPr>
+          <w:lang w:val="es_ES" w:bidi="es_ES"/>
+        </w:rPr>
+      </w:r>
+      <w:r>
+        <w:rPr>
+          <w:lang w:val="es_ES" w:bidi="es_ES"/>
+        </w:rPr>
+        <w:t>Génesis 29.28</w:t>
+      </w:r>
+    </w:p>
+    <w:p>
+      <w:pPr>
+        <w:pStyle w:val="ListBullet"/>
+        <w:spacing w:line="240" w:lineRule="auto"/>
+        <w:ind w:left="720"/>
+      </w:pPr>
+      <w:r>
+        <w:rPr>
+          <w:lang w:val="es_ES" w:bidi="es_ES"/>
+        </w:rPr>
+      </w:r>
+      <w:r>
+        <w:rPr>
+          <w:lang w:val="es_ES" w:bidi="es_ES"/>
+        </w:rPr>
+        <w:t>Génesis 31.6</w:t>
+      </w:r>
+    </w:p>
+    <w:p>
+      <w:pPr>
+        <w:pStyle w:val="ListBullet"/>
+        <w:spacing w:line="240" w:lineRule="auto"/>
+        <w:ind w:left="720"/>
+      </w:pPr>
+      <w:r>
+        <w:rPr>
+          <w:lang w:val="es_ES" w:bidi="es_ES"/>
+        </w:rPr>
+      </w:r>
+      <w:r>
+        <w:rPr>
+          <w:lang w:val="es_ES" w:bidi="es_ES"/>
+        </w:rPr>
+        <w:t>Rut 4.11</w:t>
+      </w:r>
     </w:p>
     <w:p>
       <w:pPr>
@@ -5340,282 +4968,210 @@
           <w:lang w:val="es_ES" w:bidi="es_ES"/>
         </w:rPr>
       </w:r>
-      <w:hyperlink r:id="rId75">
-        <w:r>
-          <w:rPr>
-            <w:lang w:val="es_ES" w:bidi="es_ES"/>
-          </w:rPr>
-          <w:rPr>
-            <w:color w:val="0000EE"/>
-            <w:u w:val="single"/>
-          </w:rPr>
-          <w:t>Mateo 7.21–23</w:t>
-        </w:r>
-      </w:hyperlink>
-    </w:p>
-    <w:p>
-      <w:pPr>
-        <w:pStyle w:val="ListBullet"/>
-        <w:spacing w:line="240" w:lineRule="auto"/>
-        <w:ind w:left="720"/>
-      </w:pPr>
-      <w:r>
-        <w:rPr>
-          <w:lang w:val="es_ES" w:bidi="es_ES"/>
-        </w:rPr>
-      </w:r>
-      <w:hyperlink r:id="rId76">
-        <w:r>
-          <w:rPr>
-            <w:lang w:val="es_ES" w:bidi="es_ES"/>
-          </w:rPr>
-          <w:rPr>
-            <w:color w:val="0000EE"/>
-            <w:u w:val="single"/>
-          </w:rPr>
-          <w:t>Mateo 12.2</w:t>
-        </w:r>
-      </w:hyperlink>
-    </w:p>
-    <w:p>
-      <w:pPr>
-        <w:pStyle w:val="ListBullet"/>
-        <w:spacing w:line="240" w:lineRule="auto"/>
-        <w:ind w:left="720"/>
-      </w:pPr>
-      <w:r>
-        <w:rPr>
-          <w:lang w:val="es_ES" w:bidi="es_ES"/>
-        </w:rPr>
-      </w:r>
-      <w:hyperlink r:id="rId77">
-        <w:r>
-          <w:rPr>
-            <w:lang w:val="es_ES" w:bidi="es_ES"/>
-          </w:rPr>
-          <w:rPr>
-            <w:color w:val="0000EE"/>
-            <w:u w:val="single"/>
-          </w:rPr>
-          <w:t>Mateo 12.4</w:t>
-        </w:r>
-      </w:hyperlink>
-    </w:p>
-    <w:p>
-      <w:pPr>
-        <w:pStyle w:val="ListBullet"/>
-        <w:spacing w:line="240" w:lineRule="auto"/>
-        <w:ind w:left="720"/>
-      </w:pPr>
-      <w:r>
-        <w:rPr>
-          <w:lang w:val="es_ES" w:bidi="es_ES"/>
-        </w:rPr>
-      </w:r>
-      <w:hyperlink r:id="rId78">
-        <w:r>
-          <w:rPr>
-            <w:lang w:val="es_ES" w:bidi="es_ES"/>
-          </w:rPr>
-          <w:rPr>
-            <w:color w:val="0000EE"/>
-            <w:u w:val="single"/>
-          </w:rPr>
-          <w:t>Mateo 12.10</w:t>
-        </w:r>
-      </w:hyperlink>
-    </w:p>
-    <w:p>
-      <w:pPr>
-        <w:pStyle w:val="ListBullet"/>
-        <w:spacing w:line="240" w:lineRule="auto"/>
-        <w:ind w:left="720"/>
-      </w:pPr>
-      <w:r>
-        <w:rPr>
-          <w:lang w:val="es_ES" w:bidi="es_ES"/>
-        </w:rPr>
-      </w:r>
-      <w:hyperlink r:id="rId79">
-        <w:r>
-          <w:rPr>
-            <w:lang w:val="es_ES" w:bidi="es_ES"/>
-          </w:rPr>
-          <w:rPr>
-            <w:color w:val="0000EE"/>
-            <w:u w:val="single"/>
-          </w:rPr>
-          <w:t>Marcos 3.4</w:t>
-        </w:r>
-      </w:hyperlink>
-    </w:p>
-    <w:p>
-      <w:pPr>
-        <w:pStyle w:val="ListBullet"/>
-        <w:spacing w:line="240" w:lineRule="auto"/>
-        <w:ind w:left="720"/>
-      </w:pPr>
-      <w:r>
-        <w:rPr>
-          <w:lang w:val="es_ES" w:bidi="es_ES"/>
-        </w:rPr>
-      </w:r>
-      <w:hyperlink r:id="rId80">
-        <w:r>
-          <w:rPr>
-            <w:lang w:val="es_ES" w:bidi="es_ES"/>
-          </w:rPr>
-          <w:rPr>
-            <w:color w:val="0000EE"/>
-            <w:u w:val="single"/>
-          </w:rPr>
-          <w:t>Lucas 6.2</w:t>
-        </w:r>
-      </w:hyperlink>
-    </w:p>
-    <w:p>
-      <w:pPr>
-        <w:pStyle w:val="ListBullet"/>
-        <w:spacing w:line="240" w:lineRule="auto"/>
-        <w:ind w:left="720"/>
-      </w:pPr>
-      <w:r>
-        <w:rPr>
-          <w:lang w:val="es_ES" w:bidi="es_ES"/>
-        </w:rPr>
-      </w:r>
-      <w:hyperlink r:id="rId81">
-        <w:r>
-          <w:rPr>
-            <w:lang w:val="es_ES" w:bidi="es_ES"/>
-          </w:rPr>
-          <w:rPr>
-            <w:color w:val="0000EE"/>
-            <w:u w:val="single"/>
-          </w:rPr>
-          <w:t>Hechos 2.23</w:t>
-        </w:r>
-      </w:hyperlink>
-    </w:p>
-    <w:p>
-      <w:pPr>
-        <w:pStyle w:val="ListBullet"/>
-        <w:spacing w:line="240" w:lineRule="auto"/>
-        <w:ind w:left="720"/>
-      </w:pPr>
-      <w:r>
-        <w:rPr>
-          <w:lang w:val="es_ES" w:bidi="es_ES"/>
-        </w:rPr>
-      </w:r>
-      <w:hyperlink r:id="rId82">
-        <w:r>
-          <w:rPr>
-            <w:lang w:val="es_ES" w:bidi="es_ES"/>
-          </w:rPr>
-          <w:rPr>
-            <w:color w:val="0000EE"/>
-            <w:u w:val="single"/>
-          </w:rPr>
-          <w:t>Hechos 10.28</w:t>
-        </w:r>
-      </w:hyperlink>
-    </w:p>
-    <w:p>
-      <w:pPr>
-        <w:pStyle w:val="ListBullet"/>
-        <w:spacing w:line="240" w:lineRule="auto"/>
-        <w:ind w:left="720"/>
-      </w:pPr>
-      <w:r>
-        <w:rPr>
-          <w:lang w:val="es_ES" w:bidi="es_ES"/>
-        </w:rPr>
-      </w:r>
-      <w:hyperlink r:id="rId83">
-        <w:r>
-          <w:rPr>
-            <w:lang w:val="es_ES" w:bidi="es_ES"/>
-          </w:rPr>
-          <w:rPr>
-            <w:color w:val="0000EE"/>
-            <w:u w:val="single"/>
-          </w:rPr>
-          <w:t>Hechos 22.25</w:t>
-        </w:r>
-      </w:hyperlink>
-    </w:p>
-    <w:p>
-      <w:pPr>
-        <w:pStyle w:val="ListBullet"/>
-        <w:spacing w:line="240" w:lineRule="auto"/>
-        <w:ind w:left="720"/>
-      </w:pPr>
-      <w:r>
-        <w:rPr>
-          <w:lang w:val="es_ES" w:bidi="es_ES"/>
-        </w:rPr>
-      </w:r>
-      <w:hyperlink r:id="rId84">
-        <w:r>
-          <w:rPr>
-            <w:lang w:val="es_ES" w:bidi="es_ES"/>
-          </w:rPr>
-          <w:rPr>
-            <w:color w:val="0000EE"/>
-            <w:u w:val="single"/>
-          </w:rPr>
-          <w:t>2 Tesalonicenses 2.3</w:t>
-        </w:r>
-      </w:hyperlink>
-    </w:p>
-    <w:p>
-      <w:pPr>
-        <w:pStyle w:val="ListBullet"/>
-        <w:spacing w:line="240" w:lineRule="auto"/>
-        <w:ind w:left="720"/>
-      </w:pPr>
-      <w:r>
-        <w:rPr>
-          <w:lang w:val="es_ES" w:bidi="es_ES"/>
-        </w:rPr>
-      </w:r>
-      <w:hyperlink r:id="rId85">
-        <w:r>
-          <w:rPr>
-            <w:lang w:val="es_ES" w:bidi="es_ES"/>
-          </w:rPr>
-          <w:rPr>
-            <w:color w:val="0000EE"/>
-            <w:u w:val="single"/>
-          </w:rPr>
-          <w:t>Tito 2.14</w:t>
-        </w:r>
-      </w:hyperlink>
-    </w:p>
-    <w:p>
-      <w:pPr>
-        <w:pStyle w:val="ListBullet"/>
-        <w:spacing w:line="240" w:lineRule="auto"/>
-        <w:ind w:left="720"/>
-      </w:pPr>
-      <w:r>
-        <w:rPr>
-          <w:lang w:val="es_ES" w:bidi="es_ES"/>
-        </w:rPr>
-      </w:r>
-      <w:hyperlink r:id="rId86">
-        <w:r>
-          <w:rPr>
-            <w:lang w:val="es_ES" w:bidi="es_ES"/>
-          </w:rPr>
-          <w:rPr>
-            <w:color w:val="0000EE"/>
-            <w:u w:val="single"/>
-          </w:rPr>
-          <w:t>1 Juan 3.4–6</w:t>
-        </w:r>
-      </w:hyperlink>
+      <w:r>
+        <w:rPr>
+          <w:lang w:val="es_ES" w:bidi="es_ES"/>
+        </w:rPr>
+        <w:t>Mateo 7.21–23</w:t>
+      </w:r>
+    </w:p>
+    <w:p>
+      <w:pPr>
+        <w:pStyle w:val="ListBullet"/>
+        <w:spacing w:line="240" w:lineRule="auto"/>
+        <w:ind w:left="720"/>
+      </w:pPr>
+      <w:r>
+        <w:rPr>
+          <w:lang w:val="es_ES" w:bidi="es_ES"/>
+        </w:rPr>
+      </w:r>
+      <w:r>
+        <w:rPr>
+          <w:lang w:val="es_ES" w:bidi="es_ES"/>
+        </w:rPr>
+        <w:t>Mateo 12.2</w:t>
+      </w:r>
+    </w:p>
+    <w:p>
+      <w:pPr>
+        <w:pStyle w:val="ListBullet"/>
+        <w:spacing w:line="240" w:lineRule="auto"/>
+        <w:ind w:left="720"/>
+      </w:pPr>
+      <w:r>
+        <w:rPr>
+          <w:lang w:val="es_ES" w:bidi="es_ES"/>
+        </w:rPr>
+      </w:r>
+      <w:r>
+        <w:rPr>
+          <w:lang w:val="es_ES" w:bidi="es_ES"/>
+        </w:rPr>
+        <w:t>Mateo 12.4</w:t>
+      </w:r>
+    </w:p>
+    <w:p>
+      <w:pPr>
+        <w:pStyle w:val="ListBullet"/>
+        <w:spacing w:line="240" w:lineRule="auto"/>
+        <w:ind w:left="720"/>
+      </w:pPr>
+      <w:r>
+        <w:rPr>
+          <w:lang w:val="es_ES" w:bidi="es_ES"/>
+        </w:rPr>
+      </w:r>
+      <w:r>
+        <w:rPr>
+          <w:lang w:val="es_ES" w:bidi="es_ES"/>
+        </w:rPr>
+        <w:t>Mateo 12.10</w:t>
+      </w:r>
+    </w:p>
+    <w:p>
+      <w:pPr>
+        <w:pStyle w:val="ListBullet"/>
+        <w:spacing w:line="240" w:lineRule="auto"/>
+        <w:ind w:left="720"/>
+      </w:pPr>
+      <w:r>
+        <w:rPr>
+          <w:lang w:val="es_ES" w:bidi="es_ES"/>
+        </w:rPr>
+      </w:r>
+      <w:r>
+        <w:rPr>
+          <w:lang w:val="es_ES" w:bidi="es_ES"/>
+        </w:rPr>
+        <w:t>Marcos 3.4</w:t>
+      </w:r>
+    </w:p>
+    <w:p>
+      <w:pPr>
+        <w:pStyle w:val="ListBullet"/>
+        <w:spacing w:line="240" w:lineRule="auto"/>
+        <w:ind w:left="720"/>
+      </w:pPr>
+      <w:r>
+        <w:rPr>
+          <w:lang w:val="es_ES" w:bidi="es_ES"/>
+        </w:rPr>
+      </w:r>
+      <w:r>
+        <w:rPr>
+          <w:lang w:val="es_ES" w:bidi="es_ES"/>
+        </w:rPr>
+        <w:t>Lucas 6.2</w:t>
+      </w:r>
+    </w:p>
+    <w:p>
+      <w:pPr>
+        <w:pStyle w:val="ListBullet"/>
+        <w:spacing w:line="240" w:lineRule="auto"/>
+        <w:ind w:left="720"/>
+      </w:pPr>
+      <w:r>
+        <w:rPr>
+          <w:lang w:val="es_ES" w:bidi="es_ES"/>
+        </w:rPr>
+      </w:r>
+      <w:r>
+        <w:rPr>
+          <w:lang w:val="es_ES" w:bidi="es_ES"/>
+        </w:rPr>
+        <w:t>Hechos 2.23</w:t>
+      </w:r>
+    </w:p>
+    <w:p>
+      <w:pPr>
+        <w:pStyle w:val="ListBullet"/>
+        <w:spacing w:line="240" w:lineRule="auto"/>
+        <w:ind w:left="720"/>
+      </w:pPr>
+      <w:r>
+        <w:rPr>
+          <w:lang w:val="es_ES" w:bidi="es_ES"/>
+        </w:rPr>
+      </w:r>
+      <w:r>
+        <w:rPr>
+          <w:lang w:val="es_ES" w:bidi="es_ES"/>
+        </w:rPr>
+        <w:t>Hechos 10.28</w:t>
+      </w:r>
+    </w:p>
+    <w:p>
+      <w:pPr>
+        <w:pStyle w:val="ListBullet"/>
+        <w:spacing w:line="240" w:lineRule="auto"/>
+        <w:ind w:left="720"/>
+      </w:pPr>
+      <w:r>
+        <w:rPr>
+          <w:lang w:val="es_ES" w:bidi="es_ES"/>
+        </w:rPr>
+      </w:r>
+      <w:r>
+        <w:rPr>
+          <w:lang w:val="es_ES" w:bidi="es_ES"/>
+        </w:rPr>
+        <w:t>Hechos 22.25</w:t>
+      </w:r>
+    </w:p>
+    <w:p>
+      <w:pPr>
+        <w:pStyle w:val="ListBullet"/>
+        <w:spacing w:line="240" w:lineRule="auto"/>
+        <w:ind w:left="720"/>
+      </w:pPr>
+      <w:r>
+        <w:rPr>
+          <w:lang w:val="es_ES" w:bidi="es_ES"/>
+        </w:rPr>
+      </w:r>
+      <w:r>
+        <w:rPr>
+          <w:lang w:val="es_ES" w:bidi="es_ES"/>
+        </w:rPr>
+        <w:t>2 Tesalonicenses 2.3</w:t>
+      </w:r>
+    </w:p>
+    <w:p>
+      <w:pPr>
+        <w:pStyle w:val="ListBullet"/>
+        <w:spacing w:line="240" w:lineRule="auto"/>
+        <w:ind w:left="720"/>
+      </w:pPr>
+      <w:r>
+        <w:rPr>
+          <w:lang w:val="es_ES" w:bidi="es_ES"/>
+        </w:rPr>
+      </w:r>
+      <w:r>
+        <w:rPr>
+          <w:lang w:val="es_ES" w:bidi="es_ES"/>
+        </w:rPr>
+        <w:t>Tito 2.14</w:t>
+      </w:r>
+    </w:p>
+    <w:p>
+      <w:pPr>
+        <w:pStyle w:val="ListBullet"/>
+        <w:spacing w:line="240" w:lineRule="auto"/>
+        <w:ind w:left="720"/>
+      </w:pPr>
+      <w:r>
+        <w:rPr>
+          <w:lang w:val="es_ES" w:bidi="es_ES"/>
+        </w:rPr>
+      </w:r>
+      <w:r>
+        <w:rPr>
+          <w:lang w:val="es_ES" w:bidi="es_ES"/>
+        </w:rPr>
+        <w:t>1 Juan 3.4–6</w:t>
+      </w:r>
     </w:p>
     <w:p>
       <w:pPr>
@@ -5986,138 +5542,102 @@
           <w:lang w:val="es_ES" w:bidi="es_ES"/>
         </w:rPr>
       </w:r>
-      <w:hyperlink r:id="rId87">
-        <w:r>
-          <w:rPr>
-            <w:lang w:val="es_ES" w:bidi="es_ES"/>
-          </w:rPr>
-          <w:rPr>
-            <w:color w:val="0000EE"/>
-            <w:u w:val="single"/>
-          </w:rPr>
-          <w:t>1 Corintios 12:10</w:t>
-        </w:r>
-      </w:hyperlink>
-    </w:p>
-    <w:p>
-      <w:pPr>
-        <w:pStyle w:val="ListBullet"/>
-        <w:spacing w:line="240" w:lineRule="auto"/>
-        <w:ind w:left="720"/>
-      </w:pPr>
-      <w:r>
-        <w:rPr>
-          <w:lang w:val="es_ES" w:bidi="es_ES"/>
-        </w:rPr>
-      </w:r>
-      <w:hyperlink r:id="rId88">
-        <w:r>
-          <w:rPr>
-            <w:lang w:val="es_ES" w:bidi="es_ES"/>
-          </w:rPr>
-          <w:rPr>
-            <w:color w:val="0000EE"/>
-            <w:u w:val="single"/>
-          </w:rPr>
-          <w:t>1 Juan 3:18</w:t>
-        </w:r>
-      </w:hyperlink>
-    </w:p>
-    <w:p>
-      <w:pPr>
-        <w:pStyle w:val="ListBullet"/>
-        <w:spacing w:line="240" w:lineRule="auto"/>
-        <w:ind w:left="720"/>
-      </w:pPr>
-      <w:r>
-        <w:rPr>
-          <w:lang w:val="es_ES" w:bidi="es_ES"/>
-        </w:rPr>
-      </w:r>
-      <w:hyperlink r:id="rId89">
-        <w:r>
-          <w:rPr>
-            <w:lang w:val="es_ES" w:bidi="es_ES"/>
-          </w:rPr>
-          <w:rPr>
-            <w:color w:val="0000EE"/>
-            <w:u w:val="single"/>
-          </w:rPr>
-          <w:t>2 Samuel 23:2</w:t>
-        </w:r>
-      </w:hyperlink>
-    </w:p>
-    <w:p>
-      <w:pPr>
-        <w:pStyle w:val="ListBullet"/>
-        <w:spacing w:line="240" w:lineRule="auto"/>
-        <w:ind w:left="720"/>
-      </w:pPr>
-      <w:r>
-        <w:rPr>
-          <w:lang w:val="es_ES" w:bidi="es_ES"/>
-        </w:rPr>
-      </w:r>
-      <w:hyperlink r:id="rId90">
-        <w:r>
-          <w:rPr>
-            <w:lang w:val="es_ES" w:bidi="es_ES"/>
-          </w:rPr>
-          <w:rPr>
-            <w:color w:val="0000EE"/>
-            <w:u w:val="single"/>
-          </w:rPr>
-          <w:t>Hechos 2:26</w:t>
-        </w:r>
-      </w:hyperlink>
-    </w:p>
-    <w:p>
-      <w:pPr>
-        <w:pStyle w:val="ListBullet"/>
-        <w:spacing w:line="240" w:lineRule="auto"/>
-        <w:ind w:left="720"/>
-      </w:pPr>
-      <w:r>
-        <w:rPr>
-          <w:lang w:val="es_ES" w:bidi="es_ES"/>
-        </w:rPr>
-      </w:r>
-      <w:hyperlink r:id="rId91">
-        <w:r>
-          <w:rPr>
-            <w:lang w:val="es_ES" w:bidi="es_ES"/>
-          </w:rPr>
-          <w:rPr>
-            <w:color w:val="0000EE"/>
-            <w:u w:val="single"/>
-          </w:rPr>
-          <w:t>Ezequiel 36:3</w:t>
-        </w:r>
-      </w:hyperlink>
-    </w:p>
-    <w:p>
-      <w:pPr>
-        <w:pStyle w:val="ListBullet"/>
-        <w:spacing w:line="240" w:lineRule="auto"/>
-        <w:ind w:left="720"/>
-      </w:pPr>
-      <w:r>
-        <w:rPr>
-          <w:lang w:val="es_ES" w:bidi="es_ES"/>
-        </w:rPr>
-      </w:r>
-      <w:hyperlink r:id="rId92">
-        <w:r>
-          <w:rPr>
-            <w:lang w:val="es_ES" w:bidi="es_ES"/>
-          </w:rPr>
-          <w:rPr>
-            <w:color w:val="0000EE"/>
-            <w:u w:val="single"/>
-          </w:rPr>
-          <w:t>Filipenses 2:11</w:t>
-        </w:r>
-      </w:hyperlink>
+      <w:r>
+        <w:rPr>
+          <w:lang w:val="es_ES" w:bidi="es_ES"/>
+        </w:rPr>
+        <w:t>1 Corintios 12:10</w:t>
+      </w:r>
+    </w:p>
+    <w:p>
+      <w:pPr>
+        <w:pStyle w:val="ListBullet"/>
+        <w:spacing w:line="240" w:lineRule="auto"/>
+        <w:ind w:left="720"/>
+      </w:pPr>
+      <w:r>
+        <w:rPr>
+          <w:lang w:val="es_ES" w:bidi="es_ES"/>
+        </w:rPr>
+      </w:r>
+      <w:r>
+        <w:rPr>
+          <w:lang w:val="es_ES" w:bidi="es_ES"/>
+        </w:rPr>
+        <w:t>1 Juan 3:18</w:t>
+      </w:r>
+    </w:p>
+    <w:p>
+      <w:pPr>
+        <w:pStyle w:val="ListBullet"/>
+        <w:spacing w:line="240" w:lineRule="auto"/>
+        <w:ind w:left="720"/>
+      </w:pPr>
+      <w:r>
+        <w:rPr>
+          <w:lang w:val="es_ES" w:bidi="es_ES"/>
+        </w:rPr>
+      </w:r>
+      <w:r>
+        <w:rPr>
+          <w:lang w:val="es_ES" w:bidi="es_ES"/>
+        </w:rPr>
+        <w:t>2 Samuel 23:2</w:t>
+      </w:r>
+    </w:p>
+    <w:p>
+      <w:pPr>
+        <w:pStyle w:val="ListBullet"/>
+        <w:spacing w:line="240" w:lineRule="auto"/>
+        <w:ind w:left="720"/>
+      </w:pPr>
+      <w:r>
+        <w:rPr>
+          <w:lang w:val="es_ES" w:bidi="es_ES"/>
+        </w:rPr>
+      </w:r>
+      <w:r>
+        <w:rPr>
+          <w:lang w:val="es_ES" w:bidi="es_ES"/>
+        </w:rPr>
+        <w:t>Hechos 2:26</w:t>
+      </w:r>
+    </w:p>
+    <w:p>
+      <w:pPr>
+        <w:pStyle w:val="ListBullet"/>
+        <w:spacing w:line="240" w:lineRule="auto"/>
+        <w:ind w:left="720"/>
+      </w:pPr>
+      <w:r>
+        <w:rPr>
+          <w:lang w:val="es_ES" w:bidi="es_ES"/>
+        </w:rPr>
+      </w:r>
+      <w:r>
+        <w:rPr>
+          <w:lang w:val="es_ES" w:bidi="es_ES"/>
+        </w:rPr>
+        <w:t>Ezequiel 36:3</w:t>
+      </w:r>
+    </w:p>
+    <w:p>
+      <w:pPr>
+        <w:pStyle w:val="ListBullet"/>
+        <w:spacing w:line="240" w:lineRule="auto"/>
+        <w:ind w:left="720"/>
+      </w:pPr>
+      <w:r>
+        <w:rPr>
+          <w:lang w:val="es_ES" w:bidi="es_ES"/>
+        </w:rPr>
+      </w:r>
+      <w:r>
+        <w:rPr>
+          <w:lang w:val="es_ES" w:bidi="es_ES"/>
+        </w:rPr>
+        <w:t>Filipenses 2:11</w:t>
+      </w:r>
     </w:p>
     <w:p>
       <w:pPr>
@@ -6395,114 +5915,84 @@
           <w:lang w:val="es_ES" w:bidi="es_ES"/>
         </w:rPr>
       </w:r>
-      <w:hyperlink r:id="rId93">
-        <w:r>
-          <w:rPr>
-            <w:lang w:val="es_ES" w:bidi="es_ES"/>
-          </w:rPr>
-          <w:rPr>
-            <w:color w:val="0000EE"/>
-            <w:u w:val="single"/>
-          </w:rPr>
-          <w:t>1 Crónicas 11.22–23</w:t>
-        </w:r>
-      </w:hyperlink>
-    </w:p>
-    <w:p>
-      <w:pPr>
-        <w:pStyle w:val="ListBullet"/>
-        <w:spacing w:line="240" w:lineRule="auto"/>
-        <w:ind w:left="720"/>
-      </w:pPr>
-      <w:r>
-        <w:rPr>
-          <w:lang w:val="es_ES" w:bidi="es_ES"/>
-        </w:rPr>
-      </w:r>
-      <w:hyperlink r:id="rId94">
-        <w:r>
-          <w:rPr>
-            <w:lang w:val="es_ES" w:bidi="es_ES"/>
-          </w:rPr>
-          <w:rPr>
-            <w:color w:val="0000EE"/>
-            <w:u w:val="single"/>
-          </w:rPr>
-          <w:t>1 Reyes 7.29</w:t>
-        </w:r>
-      </w:hyperlink>
-    </w:p>
-    <w:p>
-      <w:pPr>
-        <w:pStyle w:val="ListBullet"/>
-        <w:spacing w:line="240" w:lineRule="auto"/>
-        <w:ind w:left="720"/>
-      </w:pPr>
-      <w:r>
-        <w:rPr>
-          <w:lang w:val="es_ES" w:bidi="es_ES"/>
-        </w:rPr>
-      </w:r>
-      <w:hyperlink r:id="rId95">
-        <w:r>
-          <w:rPr>
-            <w:lang w:val="es_ES" w:bidi="es_ES"/>
-          </w:rPr>
-          <w:rPr>
-            <w:color w:val="0000EE"/>
-            <w:u w:val="single"/>
-          </w:rPr>
-          <w:t>Proverbios 19.12</w:t>
-        </w:r>
-      </w:hyperlink>
-    </w:p>
-    <w:p>
-      <w:pPr>
-        <w:pStyle w:val="ListBullet"/>
-        <w:spacing w:line="240" w:lineRule="auto"/>
-        <w:ind w:left="720"/>
-      </w:pPr>
-      <w:r>
-        <w:rPr>
-          <w:lang w:val="es_ES" w:bidi="es_ES"/>
-        </w:rPr>
-      </w:r>
-      <w:hyperlink r:id="rId96">
-        <w:r>
-          <w:rPr>
-            <w:lang w:val="es_ES" w:bidi="es_ES"/>
-          </w:rPr>
-          <w:rPr>
-            <w:color w:val="0000EE"/>
-            <w:u w:val="single"/>
-          </w:rPr>
-          <w:t>Salmos 17.12</w:t>
-        </w:r>
-      </w:hyperlink>
-    </w:p>
-    <w:p>
-      <w:pPr>
-        <w:pStyle w:val="ListBullet"/>
-        <w:spacing w:line="240" w:lineRule="auto"/>
-        <w:ind w:left="720"/>
-      </w:pPr>
-      <w:r>
-        <w:rPr>
-          <w:lang w:val="es_ES" w:bidi="es_ES"/>
-        </w:rPr>
-      </w:r>
-      <w:hyperlink r:id="rId97">
-        <w:r>
-          <w:rPr>
-            <w:lang w:val="es_ES" w:bidi="es_ES"/>
-          </w:rPr>
-          <w:rPr>
-            <w:color w:val="0000EE"/>
-            <w:u w:val="single"/>
-          </w:rPr>
-          <w:t>Apocalipsis 5.5</w:t>
-        </w:r>
-      </w:hyperlink>
+      <w:r>
+        <w:rPr>
+          <w:lang w:val="es_ES" w:bidi="es_ES"/>
+        </w:rPr>
+        <w:t>1 Crónicas 11.22–23</w:t>
+      </w:r>
+    </w:p>
+    <w:p>
+      <w:pPr>
+        <w:pStyle w:val="ListBullet"/>
+        <w:spacing w:line="240" w:lineRule="auto"/>
+        <w:ind w:left="720"/>
+      </w:pPr>
+      <w:r>
+        <w:rPr>
+          <w:lang w:val="es_ES" w:bidi="es_ES"/>
+        </w:rPr>
+      </w:r>
+      <w:r>
+        <w:rPr>
+          <w:lang w:val="es_ES" w:bidi="es_ES"/>
+        </w:rPr>
+        <w:t>1 Reyes 7.29</w:t>
+      </w:r>
+    </w:p>
+    <w:p>
+      <w:pPr>
+        <w:pStyle w:val="ListBullet"/>
+        <w:spacing w:line="240" w:lineRule="auto"/>
+        <w:ind w:left="720"/>
+      </w:pPr>
+      <w:r>
+        <w:rPr>
+          <w:lang w:val="es_ES" w:bidi="es_ES"/>
+        </w:rPr>
+      </w:r>
+      <w:r>
+        <w:rPr>
+          <w:lang w:val="es_ES" w:bidi="es_ES"/>
+        </w:rPr>
+        <w:t>Proverbios 19.12</w:t>
+      </w:r>
+    </w:p>
+    <w:p>
+      <w:pPr>
+        <w:pStyle w:val="ListBullet"/>
+        <w:spacing w:line="240" w:lineRule="auto"/>
+        <w:ind w:left="720"/>
+      </w:pPr>
+      <w:r>
+        <w:rPr>
+          <w:lang w:val="es_ES" w:bidi="es_ES"/>
+        </w:rPr>
+      </w:r>
+      <w:r>
+        <w:rPr>
+          <w:lang w:val="es_ES" w:bidi="es_ES"/>
+        </w:rPr>
+        <w:t>Salmos 17.12</w:t>
+      </w:r>
+    </w:p>
+    <w:p>
+      <w:pPr>
+        <w:pStyle w:val="ListBullet"/>
+        <w:spacing w:line="240" w:lineRule="auto"/>
+        <w:ind w:left="720"/>
+      </w:pPr>
+      <w:r>
+        <w:rPr>
+          <w:lang w:val="es_ES" w:bidi="es_ES"/>
+        </w:rPr>
+      </w:r>
+      <w:r>
+        <w:rPr>
+          <w:lang w:val="es_ES" w:bidi="es_ES"/>
+        </w:rPr>
+        <w:t>Apocalipsis 5.5</w:t>
+      </w:r>
     </w:p>
     <w:p>
       <w:pPr>
@@ -6758,90 +6248,66 @@
           <w:lang w:val="es_ES" w:bidi="es_ES"/>
         </w:rPr>
       </w:r>
-      <w:hyperlink r:id="rId98">
-        <w:r>
-          <w:rPr>
-            <w:lang w:val="es_ES" w:bidi="es_ES"/>
-          </w:rPr>
-          <w:rPr>
-            <w:color w:val="0000EE"/>
-            <w:u w:val="single"/>
-          </w:rPr>
-          <w:t>Daniel 7.6</w:t>
-        </w:r>
-      </w:hyperlink>
-    </w:p>
-    <w:p>
-      <w:pPr>
-        <w:pStyle w:val="ListBullet"/>
-        <w:spacing w:line="240" w:lineRule="auto"/>
-        <w:ind w:left="720"/>
-      </w:pPr>
-      <w:r>
-        <w:rPr>
-          <w:lang w:val="es_ES" w:bidi="es_ES"/>
-        </w:rPr>
-      </w:r>
-      <w:hyperlink r:id="rId99">
-        <w:r>
-          <w:rPr>
-            <w:lang w:val="es_ES" w:bidi="es_ES"/>
-          </w:rPr>
-          <w:rPr>
-            <w:color w:val="0000EE"/>
-            <w:u w:val="single"/>
-          </w:rPr>
-          <w:t>Oseas 13.7</w:t>
-        </w:r>
-      </w:hyperlink>
-    </w:p>
-    <w:p>
-      <w:pPr>
-        <w:pStyle w:val="ListBullet"/>
-        <w:spacing w:line="240" w:lineRule="auto"/>
-        <w:ind w:left="720"/>
-      </w:pPr>
-      <w:r>
-        <w:rPr>
-          <w:lang w:val="es_ES" w:bidi="es_ES"/>
-        </w:rPr>
-      </w:r>
-      <w:hyperlink r:id="rId100">
-        <w:r>
-          <w:rPr>
-            <w:lang w:val="es_ES" w:bidi="es_ES"/>
-          </w:rPr>
-          <w:rPr>
-            <w:color w:val="0000EE"/>
-            <w:u w:val="single"/>
-          </w:rPr>
-          <w:t>Apocalipsis 13.1–2</w:t>
-        </w:r>
-      </w:hyperlink>
-    </w:p>
-    <w:p>
-      <w:pPr>
-        <w:pStyle w:val="ListBullet"/>
-        <w:spacing w:line="240" w:lineRule="auto"/>
-        <w:ind w:left="720"/>
-      </w:pPr>
-      <w:r>
-        <w:rPr>
-          <w:lang w:val="es_ES" w:bidi="es_ES"/>
-        </w:rPr>
-      </w:r>
-      <w:hyperlink r:id="rId101">
-        <w:r>
-          <w:rPr>
-            <w:lang w:val="es_ES" w:bidi="es_ES"/>
-          </w:rPr>
-          <w:rPr>
-            <w:color w:val="0000EE"/>
-            <w:u w:val="single"/>
-          </w:rPr>
-          <w:t>Cantar de los Cantares 4.8</w:t>
-        </w:r>
-      </w:hyperlink>
+      <w:r>
+        <w:rPr>
+          <w:lang w:val="es_ES" w:bidi="es_ES"/>
+        </w:rPr>
+        <w:t>Daniel 7.6</w:t>
+      </w:r>
+    </w:p>
+    <w:p>
+      <w:pPr>
+        <w:pStyle w:val="ListBullet"/>
+        <w:spacing w:line="240" w:lineRule="auto"/>
+        <w:ind w:left="720"/>
+      </w:pPr>
+      <w:r>
+        <w:rPr>
+          <w:lang w:val="es_ES" w:bidi="es_ES"/>
+        </w:rPr>
+      </w:r>
+      <w:r>
+        <w:rPr>
+          <w:lang w:val="es_ES" w:bidi="es_ES"/>
+        </w:rPr>
+        <w:t>Oseas 13.7</w:t>
+      </w:r>
+    </w:p>
+    <w:p>
+      <w:pPr>
+        <w:pStyle w:val="ListBullet"/>
+        <w:spacing w:line="240" w:lineRule="auto"/>
+        <w:ind w:left="720"/>
+      </w:pPr>
+      <w:r>
+        <w:rPr>
+          <w:lang w:val="es_ES" w:bidi="es_ES"/>
+        </w:rPr>
+      </w:r>
+      <w:r>
+        <w:rPr>
+          <w:lang w:val="es_ES" w:bidi="es_ES"/>
+        </w:rPr>
+        <w:t>Apocalipsis 13.1–2</w:t>
+      </w:r>
+    </w:p>
+    <w:p>
+      <w:pPr>
+        <w:pStyle w:val="ListBullet"/>
+        <w:spacing w:line="240" w:lineRule="auto"/>
+        <w:ind w:left="720"/>
+      </w:pPr>
+      <w:r>
+        <w:rPr>
+          <w:lang w:val="es_ES" w:bidi="es_ES"/>
+        </w:rPr>
+      </w:r>
+      <w:r>
+        <w:rPr>
+          <w:lang w:val="es_ES" w:bidi="es_ES"/>
+        </w:rPr>
+        <w:t>Cantar de los Cantares 4.8</w:t>
+      </w:r>
     </w:p>
     <w:p>
       <w:pPr>
@@ -7152,162 +6618,120 @@
           <w:lang w:val="es_ES" w:bidi="es_ES"/>
         </w:rPr>
       </w:r>
-      <w:hyperlink r:id="rId102">
-        <w:r>
-          <w:rPr>
-            <w:lang w:val="es_ES" w:bidi="es_ES"/>
-          </w:rPr>
-          <w:rPr>
-            <w:color w:val="0000EE"/>
-            <w:u w:val="single"/>
-          </w:rPr>
-          <w:t>Lucas 5.13</w:t>
-        </w:r>
-      </w:hyperlink>
-    </w:p>
-    <w:p>
-      <w:pPr>
-        <w:pStyle w:val="ListBullet"/>
-        <w:spacing w:line="240" w:lineRule="auto"/>
-        <w:ind w:left="720"/>
-      </w:pPr>
-      <w:r>
-        <w:rPr>
-          <w:lang w:val="es_ES" w:bidi="es_ES"/>
-        </w:rPr>
-      </w:r>
-      <w:hyperlink r:id="rId103">
-        <w:r>
-          <w:rPr>
-            <w:lang w:val="es_ES" w:bidi="es_ES"/>
-          </w:rPr>
-          <w:rPr>
-            <w:color w:val="0000EE"/>
-            <w:u w:val="single"/>
-          </w:rPr>
-          <w:t>Lucas 17.12</w:t>
-        </w:r>
-      </w:hyperlink>
-    </w:p>
-    <w:p>
-      <w:pPr>
-        <w:pStyle w:val="ListBullet"/>
-        <w:spacing w:line="240" w:lineRule="auto"/>
-        <w:ind w:left="720"/>
-      </w:pPr>
-      <w:r>
-        <w:rPr>
-          <w:lang w:val="es_ES" w:bidi="es_ES"/>
-        </w:rPr>
-      </w:r>
-      <w:hyperlink r:id="rId104">
-        <w:r>
-          <w:rPr>
-            <w:lang w:val="es_ES" w:bidi="es_ES"/>
-          </w:rPr>
-          <w:rPr>
-            <w:color w:val="0000EE"/>
-            <w:u w:val="single"/>
-          </w:rPr>
-          <w:t>Marcos 1.40</w:t>
-        </w:r>
-      </w:hyperlink>
-    </w:p>
-    <w:p>
-      <w:pPr>
-        <w:pStyle w:val="ListBullet"/>
-        <w:spacing w:line="240" w:lineRule="auto"/>
-        <w:ind w:left="720"/>
-      </w:pPr>
-      <w:r>
-        <w:rPr>
-          <w:lang w:val="es_ES" w:bidi="es_ES"/>
-        </w:rPr>
-      </w:r>
-      <w:hyperlink r:id="rId105">
-        <w:r>
-          <w:rPr>
-            <w:lang w:val="es_ES" w:bidi="es_ES"/>
-          </w:rPr>
-          <w:rPr>
-            <w:color w:val="0000EE"/>
-            <w:u w:val="single"/>
-          </w:rPr>
-          <w:t>Marcos 14.3</w:t>
-        </w:r>
-      </w:hyperlink>
-    </w:p>
-    <w:p>
-      <w:pPr>
-        <w:pStyle w:val="ListBullet"/>
-        <w:spacing w:line="240" w:lineRule="auto"/>
-        <w:ind w:left="720"/>
-      </w:pPr>
-      <w:r>
-        <w:rPr>
-          <w:lang w:val="es_ES" w:bidi="es_ES"/>
-        </w:rPr>
-      </w:r>
-      <w:hyperlink r:id="rId106">
-        <w:r>
-          <w:rPr>
-            <w:lang w:val="es_ES" w:bidi="es_ES"/>
-          </w:rPr>
-          <w:rPr>
-            <w:color w:val="0000EE"/>
-            <w:u w:val="single"/>
-          </w:rPr>
-          <w:t>Mateo 8.3</w:t>
-        </w:r>
-      </w:hyperlink>
-    </w:p>
-    <w:p>
-      <w:pPr>
-        <w:pStyle w:val="ListBullet"/>
-        <w:spacing w:line="240" w:lineRule="auto"/>
-        <w:ind w:left="720"/>
-      </w:pPr>
-      <w:r>
-        <w:rPr>
-          <w:lang w:val="es_ES" w:bidi="es_ES"/>
-        </w:rPr>
-      </w:r>
-      <w:hyperlink r:id="rId107">
-        <w:r>
-          <w:rPr>
-            <w:lang w:val="es_ES" w:bidi="es_ES"/>
-          </w:rPr>
-          <w:rPr>
-            <w:color w:val="0000EE"/>
-            <w:u w:val="single"/>
-          </w:rPr>
-          <w:t>Mateo 10.8–10</w:t>
-        </w:r>
-      </w:hyperlink>
-    </w:p>
-    <w:p>
-      <w:pPr>
-        <w:pStyle w:val="ListBullet"/>
-        <w:spacing w:line="240" w:lineRule="auto"/>
-        <w:ind w:left="720"/>
-      </w:pPr>
-      <w:r>
-        <w:rPr>
-          <w:lang w:val="es_ES" w:bidi="es_ES"/>
-        </w:rPr>
-      </w:r>
-      <w:hyperlink r:id="rId108">
-        <w:r>
-          <w:rPr>
-            <w:lang w:val="es_ES" w:bidi="es_ES"/>
-          </w:rPr>
-          <w:rPr>
-            <w:color w:val="0000EE"/>
-            <w:u w:val="single"/>
-          </w:rPr>
-          <w:t>Mateo 11.5</w:t>
-        </w:r>
-      </w:hyperlink>
+      <w:r>
+        <w:rPr>
+          <w:lang w:val="es_ES" w:bidi="es_ES"/>
+        </w:rPr>
+        <w:t>Lucas 5.13</w:t>
+      </w:r>
+    </w:p>
+    <w:p>
+      <w:pPr>
+        <w:pStyle w:val="ListBullet"/>
+        <w:spacing w:line="240" w:lineRule="auto"/>
+        <w:ind w:left="720"/>
+      </w:pPr>
+      <w:r>
+        <w:rPr>
+          <w:lang w:val="es_ES" w:bidi="es_ES"/>
+        </w:rPr>
+      </w:r>
+      <w:r>
+        <w:rPr>
+          <w:lang w:val="es_ES" w:bidi="es_ES"/>
+        </w:rPr>
+        <w:t>Lucas 17.12</w:t>
+      </w:r>
+    </w:p>
+    <w:p>
+      <w:pPr>
+        <w:pStyle w:val="ListBullet"/>
+        <w:spacing w:line="240" w:lineRule="auto"/>
+        <w:ind w:left="720"/>
+      </w:pPr>
+      <w:r>
+        <w:rPr>
+          <w:lang w:val="es_ES" w:bidi="es_ES"/>
+        </w:rPr>
+      </w:r>
+      <w:r>
+        <w:rPr>
+          <w:lang w:val="es_ES" w:bidi="es_ES"/>
+        </w:rPr>
+        <w:t>Marcos 1.40</w:t>
+      </w:r>
+    </w:p>
+    <w:p>
+      <w:pPr>
+        <w:pStyle w:val="ListBullet"/>
+        <w:spacing w:line="240" w:lineRule="auto"/>
+        <w:ind w:left="720"/>
+      </w:pPr>
+      <w:r>
+        <w:rPr>
+          <w:lang w:val="es_ES" w:bidi="es_ES"/>
+        </w:rPr>
+      </w:r>
+      <w:r>
+        <w:rPr>
+          <w:lang w:val="es_ES" w:bidi="es_ES"/>
+        </w:rPr>
+        <w:t>Marcos 14.3</w:t>
+      </w:r>
+    </w:p>
+    <w:p>
+      <w:pPr>
+        <w:pStyle w:val="ListBullet"/>
+        <w:spacing w:line="240" w:lineRule="auto"/>
+        <w:ind w:left="720"/>
+      </w:pPr>
+      <w:r>
+        <w:rPr>
+          <w:lang w:val="es_ES" w:bidi="es_ES"/>
+        </w:rPr>
+      </w:r>
+      <w:r>
+        <w:rPr>
+          <w:lang w:val="es_ES" w:bidi="es_ES"/>
+        </w:rPr>
+        <w:t>Mateo 8.3</w:t>
+      </w:r>
+    </w:p>
+    <w:p>
+      <w:pPr>
+        <w:pStyle w:val="ListBullet"/>
+        <w:spacing w:line="240" w:lineRule="auto"/>
+        <w:ind w:left="720"/>
+      </w:pPr>
+      <w:r>
+        <w:rPr>
+          <w:lang w:val="es_ES" w:bidi="es_ES"/>
+        </w:rPr>
+      </w:r>
+      <w:r>
+        <w:rPr>
+          <w:lang w:val="es_ES" w:bidi="es_ES"/>
+        </w:rPr>
+        <w:t>Mateo 10.8–10</w:t>
+      </w:r>
+    </w:p>
+    <w:p>
+      <w:pPr>
+        <w:pStyle w:val="ListBullet"/>
+        <w:spacing w:line="240" w:lineRule="auto"/>
+        <w:ind w:left="720"/>
+      </w:pPr>
+      <w:r>
+        <w:rPr>
+          <w:lang w:val="es_ES" w:bidi="es_ES"/>
+        </w:rPr>
+      </w:r>
+      <w:r>
+        <w:rPr>
+          <w:lang w:val="es_ES" w:bidi="es_ES"/>
+        </w:rPr>
+        <w:t>Mateo 11.5</w:t>
+      </w:r>
     </w:p>
     <w:p>
       <w:pPr>
@@ -7624,138 +7048,102 @@
           <w:lang w:val="es_ES" w:bidi="es_ES"/>
         </w:rPr>
       </w:r>
-      <w:hyperlink r:id="rId109">
-        <w:r>
-          <w:rPr>
-            <w:lang w:val="es_ES" w:bidi="es_ES"/>
-          </w:rPr>
-          <w:rPr>
-            <w:color w:val="0000EE"/>
-            <w:u w:val="single"/>
-          </w:rPr>
-          <w:t>Éxodo 12:8</w:t>
-        </w:r>
-      </w:hyperlink>
-    </w:p>
-    <w:p>
-      <w:pPr>
-        <w:pStyle w:val="ListBullet"/>
-        <w:spacing w:line="240" w:lineRule="auto"/>
-        <w:ind w:left="720"/>
-      </w:pPr>
-      <w:r>
-        <w:rPr>
-          <w:lang w:val="es_ES" w:bidi="es_ES"/>
-        </w:rPr>
-      </w:r>
-      <w:hyperlink r:id="rId110">
-        <w:r>
-          <w:rPr>
-            <w:lang w:val="es_ES" w:bidi="es_ES"/>
-          </w:rPr>
-          <w:rPr>
-            <w:color w:val="0000EE"/>
-            <w:u w:val="single"/>
-          </w:rPr>
-          <w:t>Gálatas 5:9–10</w:t>
-        </w:r>
-      </w:hyperlink>
-    </w:p>
-    <w:p>
-      <w:pPr>
-        <w:pStyle w:val="ListBullet"/>
-        <w:spacing w:line="240" w:lineRule="auto"/>
-        <w:ind w:left="720"/>
-      </w:pPr>
-      <w:r>
-        <w:rPr>
-          <w:lang w:val="es_ES" w:bidi="es_ES"/>
-        </w:rPr>
-      </w:r>
-      <w:hyperlink r:id="rId111">
-        <w:r>
-          <w:rPr>
-            <w:lang w:val="es_ES" w:bidi="es_ES"/>
-          </w:rPr>
-          <w:rPr>
-            <w:color w:val="0000EE"/>
-            <w:u w:val="single"/>
-          </w:rPr>
-          <w:t>Lucas 12:1</w:t>
-        </w:r>
-      </w:hyperlink>
-    </w:p>
-    <w:p>
-      <w:pPr>
-        <w:pStyle w:val="ListBullet"/>
-        <w:spacing w:line="240" w:lineRule="auto"/>
-        <w:ind w:left="720"/>
-      </w:pPr>
-      <w:r>
-        <w:rPr>
-          <w:lang w:val="es_ES" w:bidi="es_ES"/>
-        </w:rPr>
-      </w:r>
-      <w:hyperlink r:id="rId112">
-        <w:r>
-          <w:rPr>
-            <w:lang w:val="es_ES" w:bidi="es_ES"/>
-          </w:rPr>
-          <w:rPr>
-            <w:color w:val="0000EE"/>
-            <w:u w:val="single"/>
-          </w:rPr>
-          <w:t>Lucas 13:21</w:t>
-        </w:r>
-      </w:hyperlink>
-    </w:p>
-    <w:p>
-      <w:pPr>
-        <w:pStyle w:val="ListBullet"/>
-        <w:spacing w:line="240" w:lineRule="auto"/>
-        <w:ind w:left="720"/>
-      </w:pPr>
-      <w:r>
-        <w:rPr>
-          <w:lang w:val="es_ES" w:bidi="es_ES"/>
-        </w:rPr>
-      </w:r>
-      <w:hyperlink r:id="rId113">
-        <w:r>
-          <w:rPr>
-            <w:lang w:val="es_ES" w:bidi="es_ES"/>
-          </w:rPr>
-          <w:rPr>
-            <w:color w:val="0000EE"/>
-            <w:u w:val="single"/>
-          </w:rPr>
-          <w:t>Mateo 13:33</w:t>
-        </w:r>
-      </w:hyperlink>
-    </w:p>
-    <w:p>
-      <w:pPr>
-        <w:pStyle w:val="ListBullet"/>
-        <w:spacing w:line="240" w:lineRule="auto"/>
-        <w:ind w:left="720"/>
-      </w:pPr>
-      <w:r>
-        <w:rPr>
-          <w:lang w:val="es_ES" w:bidi="es_ES"/>
-        </w:rPr>
-      </w:r>
-      <w:hyperlink r:id="rId114">
-        <w:r>
-          <w:rPr>
-            <w:lang w:val="es_ES" w:bidi="es_ES"/>
-          </w:rPr>
-          <w:rPr>
-            <w:color w:val="0000EE"/>
-            <w:u w:val="single"/>
-          </w:rPr>
-          <w:t>Mateo 16:8</w:t>
-        </w:r>
-      </w:hyperlink>
+      <w:r>
+        <w:rPr>
+          <w:lang w:val="es_ES" w:bidi="es_ES"/>
+        </w:rPr>
+        <w:t>Éxodo 12:8</w:t>
+      </w:r>
+    </w:p>
+    <w:p>
+      <w:pPr>
+        <w:pStyle w:val="ListBullet"/>
+        <w:spacing w:line="240" w:lineRule="auto"/>
+        <w:ind w:left="720"/>
+      </w:pPr>
+      <w:r>
+        <w:rPr>
+          <w:lang w:val="es_ES" w:bidi="es_ES"/>
+        </w:rPr>
+      </w:r>
+      <w:r>
+        <w:rPr>
+          <w:lang w:val="es_ES" w:bidi="es_ES"/>
+        </w:rPr>
+        <w:t>Gálatas 5:9–10</w:t>
+      </w:r>
+    </w:p>
+    <w:p>
+      <w:pPr>
+        <w:pStyle w:val="ListBullet"/>
+        <w:spacing w:line="240" w:lineRule="auto"/>
+        <w:ind w:left="720"/>
+      </w:pPr>
+      <w:r>
+        <w:rPr>
+          <w:lang w:val="es_ES" w:bidi="es_ES"/>
+        </w:rPr>
+      </w:r>
+      <w:r>
+        <w:rPr>
+          <w:lang w:val="es_ES" w:bidi="es_ES"/>
+        </w:rPr>
+        <w:t>Lucas 12:1</w:t>
+      </w:r>
+    </w:p>
+    <w:p>
+      <w:pPr>
+        <w:pStyle w:val="ListBullet"/>
+        <w:spacing w:line="240" w:lineRule="auto"/>
+        <w:ind w:left="720"/>
+      </w:pPr>
+      <w:r>
+        <w:rPr>
+          <w:lang w:val="es_ES" w:bidi="es_ES"/>
+        </w:rPr>
+      </w:r>
+      <w:r>
+        <w:rPr>
+          <w:lang w:val="es_ES" w:bidi="es_ES"/>
+        </w:rPr>
+        <w:t>Lucas 13:21</w:t>
+      </w:r>
+    </w:p>
+    <w:p>
+      <w:pPr>
+        <w:pStyle w:val="ListBullet"/>
+        <w:spacing w:line="240" w:lineRule="auto"/>
+        <w:ind w:left="720"/>
+      </w:pPr>
+      <w:r>
+        <w:rPr>
+          <w:lang w:val="es_ES" w:bidi="es_ES"/>
+        </w:rPr>
+      </w:r>
+      <w:r>
+        <w:rPr>
+          <w:lang w:val="es_ES" w:bidi="es_ES"/>
+        </w:rPr>
+        <w:t>Mateo 13:33</w:t>
+      </w:r>
+    </w:p>
+    <w:p>
+      <w:pPr>
+        <w:pStyle w:val="ListBullet"/>
+        <w:spacing w:line="240" w:lineRule="auto"/>
+        <w:ind w:left="720"/>
+      </w:pPr>
+      <w:r>
+        <w:rPr>
+          <w:lang w:val="es_ES" w:bidi="es_ES"/>
+        </w:rPr>
+      </w:r>
+      <w:r>
+        <w:rPr>
+          <w:lang w:val="es_ES" w:bidi="es_ES"/>
+        </w:rPr>
+        <w:t>Mateo 16:8</w:t>
+      </w:r>
     </w:p>
     <w:p>
       <w:pPr>
@@ -7997,42 +7385,30 @@
           <w:lang w:val="es_ES" w:bidi="es_ES"/>
         </w:rPr>
       </w:r>
-      <w:hyperlink r:id="rId115">
-        <w:r>
-          <w:rPr>
-            <w:lang w:val="es_ES" w:bidi="es_ES"/>
-          </w:rPr>
-          <w:rPr>
-            <w:color w:val="0000EE"/>
-            <w:u w:val="single"/>
-          </w:rPr>
-          <w:t>Job 3.8</w:t>
-        </w:r>
-      </w:hyperlink>
-    </w:p>
-    <w:p>
-      <w:pPr>
-        <w:pStyle w:val="ListBullet"/>
-        <w:spacing w:line="240" w:lineRule="auto"/>
-        <w:ind w:left="720"/>
-      </w:pPr>
-      <w:r>
-        <w:rPr>
-          <w:lang w:val="es_ES" w:bidi="es_ES"/>
-        </w:rPr>
-      </w:r>
-      <w:hyperlink r:id="rId116">
-        <w:r>
-          <w:rPr>
-            <w:lang w:val="es_ES" w:bidi="es_ES"/>
-          </w:rPr>
-          <w:rPr>
-            <w:color w:val="0000EE"/>
-            <w:u w:val="single"/>
-          </w:rPr>
-          <w:t>Salmos 104.25–26</w:t>
-        </w:r>
-      </w:hyperlink>
+      <w:r>
+        <w:rPr>
+          <w:lang w:val="es_ES" w:bidi="es_ES"/>
+        </w:rPr>
+        <w:t>Job 3.8</w:t>
+      </w:r>
+    </w:p>
+    <w:p>
+      <w:pPr>
+        <w:pStyle w:val="ListBullet"/>
+        <w:spacing w:line="240" w:lineRule="auto"/>
+        <w:ind w:left="720"/>
+      </w:pPr>
+      <w:r>
+        <w:rPr>
+          <w:lang w:val="es_ES" w:bidi="es_ES"/>
+        </w:rPr>
+      </w:r>
+      <w:r>
+        <w:rPr>
+          <w:lang w:val="es_ES" w:bidi="es_ES"/>
+        </w:rPr>
+        <w:t>Salmos 104.25–26</w:t>
+      </w:r>
     </w:p>
     <w:p>
       <w:pPr>
@@ -8386,138 +7762,102 @@
           <w:lang w:val="es_ES" w:bidi="es_ES"/>
         </w:rPr>
       </w:r>
-      <w:hyperlink r:id="rId117">
-        <w:r>
-          <w:rPr>
-            <w:lang w:val="es_ES" w:bidi="es_ES"/>
-          </w:rPr>
-          <w:rPr>
-            <w:color w:val="0000EE"/>
-            <w:u w:val="single"/>
-          </w:rPr>
-          <w:t>1 Crónicas 2.1–2</w:t>
-        </w:r>
-      </w:hyperlink>
-    </w:p>
-    <w:p>
-      <w:pPr>
-        <w:pStyle w:val="ListBullet"/>
-        <w:spacing w:line="240" w:lineRule="auto"/>
-        <w:ind w:left="720"/>
-      </w:pPr>
-      <w:r>
-        <w:rPr>
-          <w:lang w:val="es_ES" w:bidi="es_ES"/>
-        </w:rPr>
-      </w:r>
-      <w:hyperlink r:id="rId118">
-        <w:r>
-          <w:rPr>
-            <w:lang w:val="es_ES" w:bidi="es_ES"/>
-          </w:rPr>
-          <w:rPr>
-            <w:color w:val="0000EE"/>
-            <w:u w:val="single"/>
-          </w:rPr>
-          <w:t>1 Reyes 8.3–5</w:t>
-        </w:r>
-      </w:hyperlink>
-    </w:p>
-    <w:p>
-      <w:pPr>
-        <w:pStyle w:val="ListBullet"/>
-        <w:spacing w:line="240" w:lineRule="auto"/>
-        <w:ind w:left="720"/>
-      </w:pPr>
-      <w:r>
-        <w:rPr>
-          <w:lang w:val="es_ES" w:bidi="es_ES"/>
-        </w:rPr>
-      </w:r>
-      <w:hyperlink r:id="rId119">
-        <w:r>
-          <w:rPr>
-            <w:lang w:val="es_ES" w:bidi="es_ES"/>
-          </w:rPr>
-          <w:rPr>
-            <w:color w:val="0000EE"/>
-            <w:u w:val="single"/>
-          </w:rPr>
-          <w:t>Hechos 4.36–37</w:t>
-        </w:r>
-      </w:hyperlink>
-    </w:p>
-    <w:p>
-      <w:pPr>
-        <w:pStyle w:val="ListBullet"/>
-        <w:spacing w:line="240" w:lineRule="auto"/>
-        <w:ind w:left="720"/>
-      </w:pPr>
-      <w:r>
-        <w:rPr>
-          <w:lang w:val="es_ES" w:bidi="es_ES"/>
-        </w:rPr>
-      </w:r>
-      <w:hyperlink r:id="rId120">
-        <w:r>
-          <w:rPr>
-            <w:lang w:val="es_ES" w:bidi="es_ES"/>
-          </w:rPr>
-          <w:rPr>
-            <w:color w:val="0000EE"/>
-            <w:u w:val="single"/>
-          </w:rPr>
-          <w:t>Génesis 29.34</w:t>
-        </w:r>
-      </w:hyperlink>
-    </w:p>
-    <w:p>
-      <w:pPr>
-        <w:pStyle w:val="ListBullet"/>
-        <w:spacing w:line="240" w:lineRule="auto"/>
-        <w:ind w:left="720"/>
-      </w:pPr>
-      <w:r>
-        <w:rPr>
-          <w:lang w:val="es_ES" w:bidi="es_ES"/>
-        </w:rPr>
-      </w:r>
-      <w:hyperlink r:id="rId121">
-        <w:r>
-          <w:rPr>
-            <w:lang w:val="es_ES" w:bidi="es_ES"/>
-          </w:rPr>
-          <w:rPr>
-            <w:color w:val="0000EE"/>
-            <w:u w:val="single"/>
-          </w:rPr>
-          <w:t>Juan 1.19–21</w:t>
-        </w:r>
-      </w:hyperlink>
-    </w:p>
-    <w:p>
-      <w:pPr>
-        <w:pStyle w:val="ListBullet"/>
-        <w:spacing w:line="240" w:lineRule="auto"/>
-        <w:ind w:left="720"/>
-      </w:pPr>
-      <w:r>
-        <w:rPr>
-          <w:lang w:val="es_ES" w:bidi="es_ES"/>
-        </w:rPr>
-      </w:r>
-      <w:hyperlink r:id="rId122">
-        <w:r>
-          <w:rPr>
-            <w:lang w:val="es_ES" w:bidi="es_ES"/>
-          </w:rPr>
-          <w:rPr>
-            <w:color w:val="0000EE"/>
-            <w:u w:val="single"/>
-          </w:rPr>
-          <w:t>Lucas 10.32</w:t>
-        </w:r>
-      </w:hyperlink>
+      <w:r>
+        <w:rPr>
+          <w:lang w:val="es_ES" w:bidi="es_ES"/>
+        </w:rPr>
+        <w:t>1 Crónicas 2.1–2</w:t>
+      </w:r>
+    </w:p>
+    <w:p>
+      <w:pPr>
+        <w:pStyle w:val="ListBullet"/>
+        <w:spacing w:line="240" w:lineRule="auto"/>
+        <w:ind w:left="720"/>
+      </w:pPr>
+      <w:r>
+        <w:rPr>
+          <w:lang w:val="es_ES" w:bidi="es_ES"/>
+        </w:rPr>
+      </w:r>
+      <w:r>
+        <w:rPr>
+          <w:lang w:val="es_ES" w:bidi="es_ES"/>
+        </w:rPr>
+        <w:t>1 Reyes 8.3–5</w:t>
+      </w:r>
+    </w:p>
+    <w:p>
+      <w:pPr>
+        <w:pStyle w:val="ListBullet"/>
+        <w:spacing w:line="240" w:lineRule="auto"/>
+        <w:ind w:left="720"/>
+      </w:pPr>
+      <w:r>
+        <w:rPr>
+          <w:lang w:val="es_ES" w:bidi="es_ES"/>
+        </w:rPr>
+      </w:r>
+      <w:r>
+        <w:rPr>
+          <w:lang w:val="es_ES" w:bidi="es_ES"/>
+        </w:rPr>
+        <w:t>Hechos 4.36–37</w:t>
+      </w:r>
+    </w:p>
+    <w:p>
+      <w:pPr>
+        <w:pStyle w:val="ListBullet"/>
+        <w:spacing w:line="240" w:lineRule="auto"/>
+        <w:ind w:left="720"/>
+      </w:pPr>
+      <w:r>
+        <w:rPr>
+          <w:lang w:val="es_ES" w:bidi="es_ES"/>
+        </w:rPr>
+      </w:r>
+      <w:r>
+        <w:rPr>
+          <w:lang w:val="es_ES" w:bidi="es_ES"/>
+        </w:rPr>
+        <w:t>Génesis 29.34</w:t>
+      </w:r>
+    </w:p>
+    <w:p>
+      <w:pPr>
+        <w:pStyle w:val="ListBullet"/>
+        <w:spacing w:line="240" w:lineRule="auto"/>
+        <w:ind w:left="720"/>
+      </w:pPr>
+      <w:r>
+        <w:rPr>
+          <w:lang w:val="es_ES" w:bidi="es_ES"/>
+        </w:rPr>
+      </w:r>
+      <w:r>
+        <w:rPr>
+          <w:lang w:val="es_ES" w:bidi="es_ES"/>
+        </w:rPr>
+        <w:t>Juan 1.19–21</w:t>
+      </w:r>
+    </w:p>
+    <w:p>
+      <w:pPr>
+        <w:pStyle w:val="ListBullet"/>
+        <w:spacing w:line="240" w:lineRule="auto"/>
+        <w:ind w:left="720"/>
+      </w:pPr>
+      <w:r>
+        <w:rPr>
+          <w:lang w:val="es_ES" w:bidi="es_ES"/>
+        </w:rPr>
+      </w:r>
+      <w:r>
+        <w:rPr>
+          <w:lang w:val="es_ES" w:bidi="es_ES"/>
+        </w:rPr>
+        <w:t>Lucas 10.32</w:t>
+      </w:r>
     </w:p>
     <w:p>
       <w:pPr>
@@ -8763,138 +8103,102 @@
           <w:lang w:val="es_ES" w:bidi="es_ES"/>
         </w:rPr>
       </w:r>
-      <w:hyperlink r:id="rId123">
-        <w:r>
-          <w:rPr>
-            <w:lang w:val="es_ES" w:bidi="es_ES"/>
-          </w:rPr>
-          <w:rPr>
-            <w:color w:val="0000EE"/>
-            <w:u w:val="single"/>
-          </w:rPr>
-          <w:t>Deuteronomio 4.2</w:t>
-        </w:r>
-      </w:hyperlink>
-    </w:p>
-    <w:p>
-      <w:pPr>
-        <w:pStyle w:val="ListBullet"/>
-        <w:spacing w:line="240" w:lineRule="auto"/>
-        <w:ind w:left="720"/>
-      </w:pPr>
-      <w:r>
-        <w:rPr>
-          <w:lang w:val="es_ES" w:bidi="es_ES"/>
-        </w:rPr>
-      </w:r>
-      <w:hyperlink r:id="rId124">
-        <w:r>
-          <w:rPr>
-            <w:lang w:val="es_ES" w:bidi="es_ES"/>
-          </w:rPr>
-          <w:rPr>
-            <w:color w:val="0000EE"/>
-            <w:u w:val="single"/>
-          </w:rPr>
-          <w:t>Ester 3.8–9</w:t>
-        </w:r>
-      </w:hyperlink>
-    </w:p>
-    <w:p>
-      <w:pPr>
-        <w:pStyle w:val="ListBullet"/>
-        <w:spacing w:line="240" w:lineRule="auto"/>
-        <w:ind w:left="720"/>
-      </w:pPr>
-      <w:r>
-        <w:rPr>
-          <w:lang w:val="es_ES" w:bidi="es_ES"/>
-        </w:rPr>
-      </w:r>
-      <w:hyperlink r:id="rId125">
-        <w:r>
-          <w:rPr>
-            <w:lang w:val="es_ES" w:bidi="es_ES"/>
-          </w:rPr>
-          <w:rPr>
-            <w:color w:val="0000EE"/>
-            <w:u w:val="single"/>
-          </w:rPr>
-          <w:t>Éxodo 12.12–14</w:t>
-        </w:r>
-      </w:hyperlink>
-    </w:p>
-    <w:p>
-      <w:pPr>
-        <w:pStyle w:val="ListBullet"/>
-        <w:spacing w:line="240" w:lineRule="auto"/>
-        <w:ind w:left="720"/>
-      </w:pPr>
-      <w:r>
-        <w:rPr>
-          <w:lang w:val="es_ES" w:bidi="es_ES"/>
-        </w:rPr>
-      </w:r>
-      <w:hyperlink r:id="rId126">
-        <w:r>
-          <w:rPr>
-            <w:lang w:val="es_ES" w:bidi="es_ES"/>
-          </w:rPr>
-          <w:rPr>
-            <w:color w:val="0000EE"/>
-            <w:u w:val="single"/>
-          </w:rPr>
-          <w:t>Génesis 26.5</w:t>
-        </w:r>
-      </w:hyperlink>
-    </w:p>
-    <w:p>
-      <w:pPr>
-        <w:pStyle w:val="ListBullet"/>
-        <w:spacing w:line="240" w:lineRule="auto"/>
-        <w:ind w:left="720"/>
-      </w:pPr>
-      <w:r>
-        <w:rPr>
-          <w:lang w:val="es_ES" w:bidi="es_ES"/>
-        </w:rPr>
-      </w:r>
-      <w:hyperlink r:id="rId127">
-        <w:r>
-          <w:rPr>
-            <w:lang w:val="es_ES" w:bidi="es_ES"/>
-          </w:rPr>
-          <w:rPr>
-            <w:color w:val="0000EE"/>
-            <w:u w:val="single"/>
-          </w:rPr>
-          <w:t>Juan 18.31</w:t>
-        </w:r>
-      </w:hyperlink>
-    </w:p>
-    <w:p>
-      <w:pPr>
-        <w:pStyle w:val="ListBullet"/>
-        <w:spacing w:line="240" w:lineRule="auto"/>
-        <w:ind w:left="720"/>
-      </w:pPr>
-      <w:r>
-        <w:rPr>
-          <w:lang w:val="es_ES" w:bidi="es_ES"/>
-        </w:rPr>
-      </w:r>
-      <w:hyperlink r:id="rId128">
-        <w:r>
-          <w:rPr>
-            <w:lang w:val="es_ES" w:bidi="es_ES"/>
-          </w:rPr>
-          <w:rPr>
-            <w:color w:val="0000EE"/>
-            <w:u w:val="single"/>
-          </w:rPr>
-          <w:t>Romanos 7.1</w:t>
-        </w:r>
-      </w:hyperlink>
+      <w:r>
+        <w:rPr>
+          <w:lang w:val="es_ES" w:bidi="es_ES"/>
+        </w:rPr>
+        <w:t>Deuteronomio 4.2</w:t>
+      </w:r>
+    </w:p>
+    <w:p>
+      <w:pPr>
+        <w:pStyle w:val="ListBullet"/>
+        <w:spacing w:line="240" w:lineRule="auto"/>
+        <w:ind w:left="720"/>
+      </w:pPr>
+      <w:r>
+        <w:rPr>
+          <w:lang w:val="es_ES" w:bidi="es_ES"/>
+        </w:rPr>
+      </w:r>
+      <w:r>
+        <w:rPr>
+          <w:lang w:val="es_ES" w:bidi="es_ES"/>
+        </w:rPr>
+        <w:t>Ester 3.8–9</w:t>
+      </w:r>
+    </w:p>
+    <w:p>
+      <w:pPr>
+        <w:pStyle w:val="ListBullet"/>
+        <w:spacing w:line="240" w:lineRule="auto"/>
+        <w:ind w:left="720"/>
+      </w:pPr>
+      <w:r>
+        <w:rPr>
+          <w:lang w:val="es_ES" w:bidi="es_ES"/>
+        </w:rPr>
+      </w:r>
+      <w:r>
+        <w:rPr>
+          <w:lang w:val="es_ES" w:bidi="es_ES"/>
+        </w:rPr>
+        <w:t>Éxodo 12.12–14</w:t>
+      </w:r>
+    </w:p>
+    <w:p>
+      <w:pPr>
+        <w:pStyle w:val="ListBullet"/>
+        <w:spacing w:line="240" w:lineRule="auto"/>
+        <w:ind w:left="720"/>
+      </w:pPr>
+      <w:r>
+        <w:rPr>
+          <w:lang w:val="es_ES" w:bidi="es_ES"/>
+        </w:rPr>
+      </w:r>
+      <w:r>
+        <w:rPr>
+          <w:lang w:val="es_ES" w:bidi="es_ES"/>
+        </w:rPr>
+        <w:t>Génesis 26.5</w:t>
+      </w:r>
+    </w:p>
+    <w:p>
+      <w:pPr>
+        <w:pStyle w:val="ListBullet"/>
+        <w:spacing w:line="240" w:lineRule="auto"/>
+        <w:ind w:left="720"/>
+      </w:pPr>
+      <w:r>
+        <w:rPr>
+          <w:lang w:val="es_ES" w:bidi="es_ES"/>
+        </w:rPr>
+      </w:r>
+      <w:r>
+        <w:rPr>
+          <w:lang w:val="es_ES" w:bidi="es_ES"/>
+        </w:rPr>
+        <w:t>Juan 18.31</w:t>
+      </w:r>
+    </w:p>
+    <w:p>
+      <w:pPr>
+        <w:pStyle w:val="ListBullet"/>
+        <w:spacing w:line="240" w:lineRule="auto"/>
+        <w:ind w:left="720"/>
+      </w:pPr>
+      <w:r>
+        <w:rPr>
+          <w:lang w:val="es_ES" w:bidi="es_ES"/>
+        </w:rPr>
+      </w:r>
+      <w:r>
+        <w:rPr>
+          <w:lang w:val="es_ES" w:bidi="es_ES"/>
+        </w:rPr>
+        <w:t>Romanos 7.1</w:t>
+      </w:r>
     </w:p>
     <w:p>
       <w:pPr>
@@ -9307,210 +8611,156 @@
           <w:lang w:val="es_ES" w:bidi="es_ES"/>
         </w:rPr>
       </w:r>
-      <w:hyperlink r:id="rId129">
-        <w:r>
-          <w:rPr>
-            <w:lang w:val="es_ES" w:bidi="es_ES"/>
-          </w:rPr>
-          <w:rPr>
-            <w:color w:val="0000EE"/>
-            <w:u w:val="single"/>
-          </w:rPr>
-          <w:t>Hechos 15.6</w:t>
-        </w:r>
-      </w:hyperlink>
-    </w:p>
-    <w:p>
-      <w:pPr>
-        <w:pStyle w:val="ListBullet"/>
-        <w:spacing w:line="240" w:lineRule="auto"/>
-        <w:ind w:left="720"/>
-      </w:pPr>
-      <w:r>
-        <w:rPr>
-          <w:lang w:val="es_ES" w:bidi="es_ES"/>
-        </w:rPr>
-      </w:r>
-      <w:hyperlink r:id="rId130">
-        <w:r>
-          <w:rPr>
-            <w:lang w:val="es_ES" w:bidi="es_ES"/>
-          </w:rPr>
-          <w:rPr>
-            <w:color w:val="0000EE"/>
-            <w:u w:val="single"/>
-          </w:rPr>
-          <w:t>Daniel 9.13</w:t>
-        </w:r>
-      </w:hyperlink>
-    </w:p>
-    <w:p>
-      <w:pPr>
-        <w:pStyle w:val="ListBullet"/>
-        <w:spacing w:line="240" w:lineRule="auto"/>
-        <w:ind w:left="720"/>
-      </w:pPr>
-      <w:r>
-        <w:rPr>
-          <w:lang w:val="es_ES" w:bidi="es_ES"/>
-        </w:rPr>
-      </w:r>
-      <w:hyperlink r:id="rId131">
-        <w:r>
-          <w:rPr>
-            <w:lang w:val="es_ES" w:bidi="es_ES"/>
-          </w:rPr>
-          <w:rPr>
-            <w:color w:val="0000EE"/>
-            <w:u w:val="single"/>
-          </w:rPr>
-          <w:t>Éxodo 28.42–43</w:t>
-        </w:r>
-      </w:hyperlink>
-    </w:p>
-    <w:p>
-      <w:pPr>
-        <w:pStyle w:val="ListBullet"/>
-        <w:spacing w:line="240" w:lineRule="auto"/>
-        <w:ind w:left="720"/>
-      </w:pPr>
-      <w:r>
-        <w:rPr>
-          <w:lang w:val="es_ES" w:bidi="es_ES"/>
-        </w:rPr>
-      </w:r>
-      <w:hyperlink r:id="rId132">
-        <w:r>
-          <w:rPr>
-            <w:lang w:val="es_ES" w:bidi="es_ES"/>
-          </w:rPr>
-          <w:rPr>
-            <w:color w:val="0000EE"/>
-            <w:u w:val="single"/>
-          </w:rPr>
-          <w:t>Esdras 7.25–26</w:t>
-        </w:r>
-      </w:hyperlink>
-    </w:p>
-    <w:p>
-      <w:pPr>
-        <w:pStyle w:val="ListBullet"/>
-        <w:spacing w:line="240" w:lineRule="auto"/>
-        <w:ind w:left="720"/>
-      </w:pPr>
-      <w:r>
-        <w:rPr>
-          <w:lang w:val="es_ES" w:bidi="es_ES"/>
-        </w:rPr>
-      </w:r>
-      <w:hyperlink r:id="rId133">
-        <w:r>
-          <w:rPr>
-            <w:lang w:val="es_ES" w:bidi="es_ES"/>
-          </w:rPr>
-          <w:rPr>
-            <w:color w:val="0000EE"/>
-            <w:u w:val="single"/>
-          </w:rPr>
-          <w:t>Gálatas 2.15</w:t>
-        </w:r>
-      </w:hyperlink>
-    </w:p>
-    <w:p>
-      <w:pPr>
-        <w:pStyle w:val="ListBullet"/>
-        <w:spacing w:line="240" w:lineRule="auto"/>
-        <w:ind w:left="720"/>
-      </w:pPr>
-      <w:r>
-        <w:rPr>
-          <w:lang w:val="es_ES" w:bidi="es_ES"/>
-        </w:rPr>
-      </w:r>
-      <w:hyperlink r:id="rId134">
-        <w:r>
-          <w:rPr>
-            <w:lang w:val="es_ES" w:bidi="es_ES"/>
-          </w:rPr>
-          <w:rPr>
-            <w:color w:val="0000EE"/>
-            <w:u w:val="single"/>
-          </w:rPr>
-          <w:t>Lucas 24.44</w:t>
-        </w:r>
-      </w:hyperlink>
-    </w:p>
-    <w:p>
-      <w:pPr>
-        <w:pStyle w:val="ListBullet"/>
-        <w:spacing w:line="240" w:lineRule="auto"/>
-        <w:ind w:left="720"/>
-      </w:pPr>
-      <w:r>
-        <w:rPr>
-          <w:lang w:val="es_ES" w:bidi="es_ES"/>
-        </w:rPr>
-      </w:r>
-      <w:hyperlink r:id="rId135">
-        <w:r>
-          <w:rPr>
-            <w:lang w:val="es_ES" w:bidi="es_ES"/>
-          </w:rPr>
-          <w:rPr>
-            <w:color w:val="0000EE"/>
-            <w:u w:val="single"/>
-          </w:rPr>
-          <w:t>Mateo 5.18</w:t>
-        </w:r>
-      </w:hyperlink>
-    </w:p>
-    <w:p>
-      <w:pPr>
-        <w:pStyle w:val="ListBullet"/>
-        <w:spacing w:line="240" w:lineRule="auto"/>
-        <w:ind w:left="720"/>
-      </w:pPr>
-      <w:r>
-        <w:rPr>
-          <w:lang w:val="es_ES" w:bidi="es_ES"/>
-        </w:rPr>
-      </w:r>
-      <w:hyperlink r:id="rId136">
-        <w:r>
-          <w:rPr>
-            <w:lang w:val="es_ES" w:bidi="es_ES"/>
-          </w:rPr>
-          <w:rPr>
-            <w:color w:val="0000EE"/>
-            <w:u w:val="single"/>
-          </w:rPr>
-          <w:t>Nehemías 10.29</w:t>
-        </w:r>
-      </w:hyperlink>
-    </w:p>
-    <w:p>
-      <w:pPr>
-        <w:pStyle w:val="ListBullet"/>
-        <w:spacing w:line="240" w:lineRule="auto"/>
-        <w:ind w:left="720"/>
-      </w:pPr>
-      <w:r>
-        <w:rPr>
-          <w:lang w:val="es_ES" w:bidi="es_ES"/>
-        </w:rPr>
-      </w:r>
-      <w:hyperlink r:id="rId137">
-        <w:r>
-          <w:rPr>
-            <w:lang w:val="es_ES" w:bidi="es_ES"/>
-          </w:rPr>
-          <w:rPr>
-            <w:color w:val="0000EE"/>
-            <w:u w:val="single"/>
-          </w:rPr>
-          <w:t>Romanos 3.20</w:t>
-        </w:r>
-      </w:hyperlink>
+      <w:r>
+        <w:rPr>
+          <w:lang w:val="es_ES" w:bidi="es_ES"/>
+        </w:rPr>
+        <w:t>Hechos 15.6</w:t>
+      </w:r>
+    </w:p>
+    <w:p>
+      <w:pPr>
+        <w:pStyle w:val="ListBullet"/>
+        <w:spacing w:line="240" w:lineRule="auto"/>
+        <w:ind w:left="720"/>
+      </w:pPr>
+      <w:r>
+        <w:rPr>
+          <w:lang w:val="es_ES" w:bidi="es_ES"/>
+        </w:rPr>
+      </w:r>
+      <w:r>
+        <w:rPr>
+          <w:lang w:val="es_ES" w:bidi="es_ES"/>
+        </w:rPr>
+        <w:t>Daniel 9.13</w:t>
+      </w:r>
+    </w:p>
+    <w:p>
+      <w:pPr>
+        <w:pStyle w:val="ListBullet"/>
+        <w:spacing w:line="240" w:lineRule="auto"/>
+        <w:ind w:left="720"/>
+      </w:pPr>
+      <w:r>
+        <w:rPr>
+          <w:lang w:val="es_ES" w:bidi="es_ES"/>
+        </w:rPr>
+      </w:r>
+      <w:r>
+        <w:rPr>
+          <w:lang w:val="es_ES" w:bidi="es_ES"/>
+        </w:rPr>
+        <w:t>Éxodo 28.42–43</w:t>
+      </w:r>
+    </w:p>
+    <w:p>
+      <w:pPr>
+        <w:pStyle w:val="ListBullet"/>
+        <w:spacing w:line="240" w:lineRule="auto"/>
+        <w:ind w:left="720"/>
+      </w:pPr>
+      <w:r>
+        <w:rPr>
+          <w:lang w:val="es_ES" w:bidi="es_ES"/>
+        </w:rPr>
+      </w:r>
+      <w:r>
+        <w:rPr>
+          <w:lang w:val="es_ES" w:bidi="es_ES"/>
+        </w:rPr>
+        <w:t>Esdras 7.25–26</w:t>
+      </w:r>
+    </w:p>
+    <w:p>
+      <w:pPr>
+        <w:pStyle w:val="ListBullet"/>
+        <w:spacing w:line="240" w:lineRule="auto"/>
+        <w:ind w:left="720"/>
+      </w:pPr>
+      <w:r>
+        <w:rPr>
+          <w:lang w:val="es_ES" w:bidi="es_ES"/>
+        </w:rPr>
+      </w:r>
+      <w:r>
+        <w:rPr>
+          <w:lang w:val="es_ES" w:bidi="es_ES"/>
+        </w:rPr>
+        <w:t>Gálatas 2.15</w:t>
+      </w:r>
+    </w:p>
+    <w:p>
+      <w:pPr>
+        <w:pStyle w:val="ListBullet"/>
+        <w:spacing w:line="240" w:lineRule="auto"/>
+        <w:ind w:left="720"/>
+      </w:pPr>
+      <w:r>
+        <w:rPr>
+          <w:lang w:val="es_ES" w:bidi="es_ES"/>
+        </w:rPr>
+      </w:r>
+      <w:r>
+        <w:rPr>
+          <w:lang w:val="es_ES" w:bidi="es_ES"/>
+        </w:rPr>
+        <w:t>Lucas 24.44</w:t>
+      </w:r>
+    </w:p>
+    <w:p>
+      <w:pPr>
+        <w:pStyle w:val="ListBullet"/>
+        <w:spacing w:line="240" w:lineRule="auto"/>
+        <w:ind w:left="720"/>
+      </w:pPr>
+      <w:r>
+        <w:rPr>
+          <w:lang w:val="es_ES" w:bidi="es_ES"/>
+        </w:rPr>
+      </w:r>
+      <w:r>
+        <w:rPr>
+          <w:lang w:val="es_ES" w:bidi="es_ES"/>
+        </w:rPr>
+        <w:t>Mateo 5.18</w:t>
+      </w:r>
+    </w:p>
+    <w:p>
+      <w:pPr>
+        <w:pStyle w:val="ListBullet"/>
+        <w:spacing w:line="240" w:lineRule="auto"/>
+        <w:ind w:left="720"/>
+      </w:pPr>
+      <w:r>
+        <w:rPr>
+          <w:lang w:val="es_ES" w:bidi="es_ES"/>
+        </w:rPr>
+      </w:r>
+      <w:r>
+        <w:rPr>
+          <w:lang w:val="es_ES" w:bidi="es_ES"/>
+        </w:rPr>
+        <w:t>Nehemías 10.29</w:t>
+      </w:r>
+    </w:p>
+    <w:p>
+      <w:pPr>
+        <w:pStyle w:val="ListBullet"/>
+        <w:spacing w:line="240" w:lineRule="auto"/>
+        <w:ind w:left="720"/>
+      </w:pPr>
+      <w:r>
+        <w:rPr>
+          <w:lang w:val="es_ES" w:bidi="es_ES"/>
+        </w:rPr>
+      </w:r>
+      <w:r>
+        <w:rPr>
+          <w:lang w:val="es_ES" w:bidi="es_ES"/>
+        </w:rPr>
+        <w:t>Romanos 3.20</w:t>
+      </w:r>
     </w:p>
     <w:p>
       <w:pPr>
@@ -10033,114 +9283,84 @@
           <w:lang w:val="es_ES" w:bidi="es_ES"/>
         </w:rPr>
       </w:r>
-      <w:hyperlink r:id="rId138">
-        <w:r>
-          <w:rPr>
-            <w:lang w:val="es_ES" w:bidi="es_ES"/>
-          </w:rPr>
-          <w:rPr>
-            <w:color w:val="0000EE"/>
-            <w:u w:val="single"/>
-          </w:rPr>
-          <w:t>Éxodo 25:29</w:t>
-        </w:r>
-      </w:hyperlink>
-    </w:p>
-    <w:p>
-      <w:pPr>
-        <w:pStyle w:val="ListBullet"/>
-        <w:spacing w:line="240" w:lineRule="auto"/>
-        <w:ind w:left="720"/>
-      </w:pPr>
-      <w:r>
-        <w:rPr>
-          <w:lang w:val="es_ES" w:bidi="es_ES"/>
-        </w:rPr>
-      </w:r>
-      <w:hyperlink r:id="rId139">
-        <w:r>
-          <w:rPr>
-            <w:lang w:val="es_ES" w:bidi="es_ES"/>
-          </w:rPr>
-          <w:rPr>
-            <w:color w:val="0000EE"/>
-            <w:u w:val="single"/>
-          </w:rPr>
-          <w:t>Ezequiel 45:16–17</w:t>
-        </w:r>
-      </w:hyperlink>
-    </w:p>
-    <w:p>
-      <w:pPr>
-        <w:pStyle w:val="ListBullet"/>
-        <w:spacing w:line="240" w:lineRule="auto"/>
-        <w:ind w:left="720"/>
-      </w:pPr>
-      <w:r>
-        <w:rPr>
-          <w:lang w:val="es_ES" w:bidi="es_ES"/>
-        </w:rPr>
-      </w:r>
-      <w:hyperlink r:id="rId140">
-        <w:r>
-          <w:rPr>
-            <w:lang w:val="es_ES" w:bidi="es_ES"/>
-          </w:rPr>
-          <w:rPr>
-            <w:color w:val="0000EE"/>
-            <w:u w:val="single"/>
-          </w:rPr>
-          <w:t>Génesis 35:14</w:t>
-        </w:r>
-      </w:hyperlink>
-    </w:p>
-    <w:p>
-      <w:pPr>
-        <w:pStyle w:val="ListBullet"/>
-        <w:spacing w:line="240" w:lineRule="auto"/>
-        <w:ind w:left="720"/>
-      </w:pPr>
-      <w:r>
-        <w:rPr>
-          <w:lang w:val="es_ES" w:bidi="es_ES"/>
-        </w:rPr>
-      </w:r>
-      <w:hyperlink r:id="rId141">
-        <w:r>
-          <w:rPr>
-            <w:lang w:val="es_ES" w:bidi="es_ES"/>
-          </w:rPr>
-          <w:rPr>
-            <w:color w:val="0000EE"/>
-            <w:u w:val="single"/>
-          </w:rPr>
-          <w:t>Jeremías 7:16–18</w:t>
-        </w:r>
-      </w:hyperlink>
-    </w:p>
-    <w:p>
-      <w:pPr>
-        <w:pStyle w:val="ListBullet"/>
-        <w:spacing w:line="240" w:lineRule="auto"/>
-        <w:ind w:left="720"/>
-      </w:pPr>
-      <w:r>
-        <w:rPr>
-          <w:lang w:val="es_ES" w:bidi="es_ES"/>
-        </w:rPr>
-      </w:r>
-      <w:hyperlink r:id="rId142">
-        <w:r>
-          <w:rPr>
-            <w:lang w:val="es_ES" w:bidi="es_ES"/>
-          </w:rPr>
-          <w:rPr>
-            <w:color w:val="0000EE"/>
-            <w:u w:val="single"/>
-          </w:rPr>
-          <w:t>Números 5:15</w:t>
-        </w:r>
-      </w:hyperlink>
+      <w:r>
+        <w:rPr>
+          <w:lang w:val="es_ES" w:bidi="es_ES"/>
+        </w:rPr>
+        <w:t>Éxodo 25:29</w:t>
+      </w:r>
+    </w:p>
+    <w:p>
+      <w:pPr>
+        <w:pStyle w:val="ListBullet"/>
+        <w:spacing w:line="240" w:lineRule="auto"/>
+        <w:ind w:left="720"/>
+      </w:pPr>
+      <w:r>
+        <w:rPr>
+          <w:lang w:val="es_ES" w:bidi="es_ES"/>
+        </w:rPr>
+      </w:r>
+      <w:r>
+        <w:rPr>
+          <w:lang w:val="es_ES" w:bidi="es_ES"/>
+        </w:rPr>
+        <w:t>Ezequiel 45:16–17</w:t>
+      </w:r>
+    </w:p>
+    <w:p>
+      <w:pPr>
+        <w:pStyle w:val="ListBullet"/>
+        <w:spacing w:line="240" w:lineRule="auto"/>
+        <w:ind w:left="720"/>
+      </w:pPr>
+      <w:r>
+        <w:rPr>
+          <w:lang w:val="es_ES" w:bidi="es_ES"/>
+        </w:rPr>
+      </w:r>
+      <w:r>
+        <w:rPr>
+          <w:lang w:val="es_ES" w:bidi="es_ES"/>
+        </w:rPr>
+        <w:t>Génesis 35:14</w:t>
+      </w:r>
+    </w:p>
+    <w:p>
+      <w:pPr>
+        <w:pStyle w:val="ListBullet"/>
+        <w:spacing w:line="240" w:lineRule="auto"/>
+        <w:ind w:left="720"/>
+      </w:pPr>
+      <w:r>
+        <w:rPr>
+          <w:lang w:val="es_ES" w:bidi="es_ES"/>
+        </w:rPr>
+      </w:r>
+      <w:r>
+        <w:rPr>
+          <w:lang w:val="es_ES" w:bidi="es_ES"/>
+        </w:rPr>
+        <w:t>Jeremías 7:16–18</w:t>
+      </w:r>
+    </w:p>
+    <w:p>
+      <w:pPr>
+        <w:pStyle w:val="ListBullet"/>
+        <w:spacing w:line="240" w:lineRule="auto"/>
+        <w:ind w:left="720"/>
+      </w:pPr>
+      <w:r>
+        <w:rPr>
+          <w:lang w:val="es_ES" w:bidi="es_ES"/>
+        </w:rPr>
+      </w:r>
+      <w:r>
+        <w:rPr>
+          <w:lang w:val="es_ES" w:bidi="es_ES"/>
+        </w:rPr>
+        <w:t>Números 5:15</w:t>
+      </w:r>
     </w:p>
     <w:p>
       <w:pPr>
@@ -10382,114 +9602,84 @@
           <w:lang w:val="es_ES" w:bidi="es_ES"/>
         </w:rPr>
       </w:r>
-      <w:hyperlink r:id="rId143">
-        <w:r>
-          <w:rPr>
-            <w:lang w:val="es_ES" w:bidi="es_ES"/>
-          </w:rPr>
-          <w:rPr>
-            <w:color w:val="0000EE"/>
-            <w:u w:val="single"/>
-          </w:rPr>
-          <w:t>1 Reyes 4.32–34</w:t>
-        </w:r>
-      </w:hyperlink>
-    </w:p>
-    <w:p>
-      <w:pPr>
-        <w:pStyle w:val="ListBullet"/>
-        <w:spacing w:line="240" w:lineRule="auto"/>
-        <w:ind w:left="720"/>
-      </w:pPr>
-      <w:r>
-        <w:rPr>
-          <w:lang w:val="es_ES" w:bidi="es_ES"/>
-        </w:rPr>
-      </w:r>
-      <w:hyperlink r:id="rId144">
-        <w:r>
-          <w:rPr>
-            <w:lang w:val="es_ES" w:bidi="es_ES"/>
-          </w:rPr>
-          <w:rPr>
-            <w:color w:val="0000EE"/>
-            <w:u w:val="single"/>
-          </w:rPr>
-          <w:t>2 Crónicas 2.8–10</w:t>
-        </w:r>
-      </w:hyperlink>
-    </w:p>
-    <w:p>
-      <w:pPr>
-        <w:pStyle w:val="ListBullet"/>
-        <w:spacing w:line="240" w:lineRule="auto"/>
-        <w:ind w:left="720"/>
-      </w:pPr>
-      <w:r>
-        <w:rPr>
-          <w:lang w:val="es_ES" w:bidi="es_ES"/>
-        </w:rPr>
-      </w:r>
-      <w:hyperlink r:id="rId145">
-        <w:r>
-          <w:rPr>
-            <w:lang w:val="es_ES" w:bidi="es_ES"/>
-          </w:rPr>
-          <w:rPr>
-            <w:color w:val="0000EE"/>
-            <w:u w:val="single"/>
-          </w:rPr>
-          <w:t>Deuteronomio 1.7–8</w:t>
-        </w:r>
-      </w:hyperlink>
-    </w:p>
-    <w:p>
-      <w:pPr>
-        <w:pStyle w:val="ListBullet"/>
-        <w:spacing w:line="240" w:lineRule="auto"/>
-        <w:ind w:left="720"/>
-      </w:pPr>
-      <w:r>
-        <w:rPr>
-          <w:lang w:val="es_ES" w:bidi="es_ES"/>
-        </w:rPr>
-      </w:r>
-      <w:hyperlink r:id="rId146">
-        <w:r>
-          <w:rPr>
-            <w:lang w:val="es_ES" w:bidi="es_ES"/>
-          </w:rPr>
-          <w:rPr>
-            <w:color w:val="0000EE"/>
-            <w:u w:val="single"/>
-          </w:rPr>
-          <w:t>Salmos 29.3–5</w:t>
-        </w:r>
-      </w:hyperlink>
-    </w:p>
-    <w:p>
-      <w:pPr>
-        <w:pStyle w:val="ListBullet"/>
-        <w:spacing w:line="240" w:lineRule="auto"/>
-        <w:ind w:left="720"/>
-      </w:pPr>
-      <w:r>
-        <w:rPr>
-          <w:lang w:val="es_ES" w:bidi="es_ES"/>
-        </w:rPr>
-      </w:r>
-      <w:hyperlink r:id="rId147">
-        <w:r>
-          <w:rPr>
-            <w:lang w:val="es_ES" w:bidi="es_ES"/>
-          </w:rPr>
-          <w:rPr>
-            <w:color w:val="0000EE"/>
-            <w:u w:val="single"/>
-          </w:rPr>
-          <w:t>Zacarías 10.8–10</w:t>
-        </w:r>
-      </w:hyperlink>
+      <w:r>
+        <w:rPr>
+          <w:lang w:val="es_ES" w:bidi="es_ES"/>
+        </w:rPr>
+        <w:t>1 Reyes 4.32–34</w:t>
+      </w:r>
+    </w:p>
+    <w:p>
+      <w:pPr>
+        <w:pStyle w:val="ListBullet"/>
+        <w:spacing w:line="240" w:lineRule="auto"/>
+        <w:ind w:left="720"/>
+      </w:pPr>
+      <w:r>
+        <w:rPr>
+          <w:lang w:val="es_ES" w:bidi="es_ES"/>
+        </w:rPr>
+      </w:r>
+      <w:r>
+        <w:rPr>
+          <w:lang w:val="es_ES" w:bidi="es_ES"/>
+        </w:rPr>
+        <w:t>2 Crónicas 2.8–10</w:t>
+      </w:r>
+    </w:p>
+    <w:p>
+      <w:pPr>
+        <w:pStyle w:val="ListBullet"/>
+        <w:spacing w:line="240" w:lineRule="auto"/>
+        <w:ind w:left="720"/>
+      </w:pPr>
+      <w:r>
+        <w:rPr>
+          <w:lang w:val="es_ES" w:bidi="es_ES"/>
+        </w:rPr>
+      </w:r>
+      <w:r>
+        <w:rPr>
+          <w:lang w:val="es_ES" w:bidi="es_ES"/>
+        </w:rPr>
+        <w:t>Deuteronomio 1.7–8</w:t>
+      </w:r>
+    </w:p>
+    <w:p>
+      <w:pPr>
+        <w:pStyle w:val="ListBullet"/>
+        <w:spacing w:line="240" w:lineRule="auto"/>
+        <w:ind w:left="720"/>
+      </w:pPr>
+      <w:r>
+        <w:rPr>
+          <w:lang w:val="es_ES" w:bidi="es_ES"/>
+        </w:rPr>
+      </w:r>
+      <w:r>
+        <w:rPr>
+          <w:lang w:val="es_ES" w:bidi="es_ES"/>
+        </w:rPr>
+        <w:t>Salmos 29.3–5</w:t>
+      </w:r>
+    </w:p>
+    <w:p>
+      <w:pPr>
+        <w:pStyle w:val="ListBullet"/>
+        <w:spacing w:line="240" w:lineRule="auto"/>
+        <w:ind w:left="720"/>
+      </w:pPr>
+      <w:r>
+        <w:rPr>
+          <w:lang w:val="es_ES" w:bidi="es_ES"/>
+        </w:rPr>
+      </w:r>
+      <w:r>
+        <w:rPr>
+          <w:lang w:val="es_ES" w:bidi="es_ES"/>
+        </w:rPr>
+        <w:t>Zacarías 10.8–10</w:t>
+      </w:r>
     </w:p>
     <w:p>
       <w:pPr>
@@ -10711,90 +9901,66 @@
           <w:lang w:val="es_ES" w:bidi="es_ES"/>
         </w:rPr>
       </w:r>
-      <w:hyperlink r:id="rId148">
-        <w:r>
-          <w:rPr>
-            <w:lang w:val="es_ES" w:bidi="es_ES"/>
-          </w:rPr>
-          <w:rPr>
-            <w:color w:val="0000EE"/>
-            <w:u w:val="single"/>
-          </w:rPr>
-          <w:t>Filipenses 4:3</w:t>
-        </w:r>
-      </w:hyperlink>
-    </w:p>
-    <w:p>
-      <w:pPr>
-        <w:pStyle w:val="ListBullet"/>
-        <w:spacing w:line="240" w:lineRule="auto"/>
-        <w:ind w:left="720"/>
-      </w:pPr>
-      <w:r>
-        <w:rPr>
-          <w:lang w:val="es_ES" w:bidi="es_ES"/>
-        </w:rPr>
-      </w:r>
-      <w:hyperlink r:id="rId149">
-        <w:r>
-          <w:rPr>
-            <w:lang w:val="es_ES" w:bidi="es_ES"/>
-          </w:rPr>
-          <w:rPr>
-            <w:color w:val="0000EE"/>
-            <w:u w:val="single"/>
-          </w:rPr>
-          <w:t>Salmos 69:28–29</w:t>
-        </w:r>
-      </w:hyperlink>
-    </w:p>
-    <w:p>
-      <w:pPr>
-        <w:pStyle w:val="ListBullet"/>
-        <w:spacing w:line="240" w:lineRule="auto"/>
-        <w:ind w:left="720"/>
-      </w:pPr>
-      <w:r>
-        <w:rPr>
-          <w:lang w:val="es_ES" w:bidi="es_ES"/>
-        </w:rPr>
-      </w:r>
-      <w:hyperlink r:id="rId150">
-        <w:r>
-          <w:rPr>
-            <w:lang w:val="es_ES" w:bidi="es_ES"/>
-          </w:rPr>
-          <w:rPr>
-            <w:color w:val="0000EE"/>
-            <w:u w:val="single"/>
-          </w:rPr>
-          <w:t>Apocalipsis 3:5–6</w:t>
-        </w:r>
-      </w:hyperlink>
-    </w:p>
-    <w:p>
-      <w:pPr>
-        <w:pStyle w:val="ListBullet"/>
-        <w:spacing w:line="240" w:lineRule="auto"/>
-        <w:ind w:left="720"/>
-      </w:pPr>
-      <w:r>
-        <w:rPr>
-          <w:lang w:val="es_ES" w:bidi="es_ES"/>
-        </w:rPr>
-      </w:r>
-      <w:hyperlink r:id="rId151">
-        <w:r>
-          <w:rPr>
-            <w:lang w:val="es_ES" w:bidi="es_ES"/>
-          </w:rPr>
-          <w:rPr>
-            <w:color w:val="0000EE"/>
-            <w:u w:val="single"/>
-          </w:rPr>
-          <w:t>Apocalipsis 20:11–12</w:t>
-        </w:r>
-      </w:hyperlink>
+      <w:r>
+        <w:rPr>
+          <w:lang w:val="es_ES" w:bidi="es_ES"/>
+        </w:rPr>
+        <w:t>Filipenses 4:3</w:t>
+      </w:r>
+    </w:p>
+    <w:p>
+      <w:pPr>
+        <w:pStyle w:val="ListBullet"/>
+        <w:spacing w:line="240" w:lineRule="auto"/>
+        <w:ind w:left="720"/>
+      </w:pPr>
+      <w:r>
+        <w:rPr>
+          <w:lang w:val="es_ES" w:bidi="es_ES"/>
+        </w:rPr>
+      </w:r>
+      <w:r>
+        <w:rPr>
+          <w:lang w:val="es_ES" w:bidi="es_ES"/>
+        </w:rPr>
+        <w:t>Salmos 69:28–29</w:t>
+      </w:r>
+    </w:p>
+    <w:p>
+      <w:pPr>
+        <w:pStyle w:val="ListBullet"/>
+        <w:spacing w:line="240" w:lineRule="auto"/>
+        <w:ind w:left="720"/>
+      </w:pPr>
+      <w:r>
+        <w:rPr>
+          <w:lang w:val="es_ES" w:bidi="es_ES"/>
+        </w:rPr>
+      </w:r>
+      <w:r>
+        <w:rPr>
+          <w:lang w:val="es_ES" w:bidi="es_ES"/>
+        </w:rPr>
+        <w:t>Apocalipsis 3:5–6</w:t>
+      </w:r>
+    </w:p>
+    <w:p>
+      <w:pPr>
+        <w:pStyle w:val="ListBullet"/>
+        <w:spacing w:line="240" w:lineRule="auto"/>
+        <w:ind w:left="720"/>
+      </w:pPr>
+      <w:r>
+        <w:rPr>
+          <w:lang w:val="es_ES" w:bidi="es_ES"/>
+        </w:rPr>
+      </w:r>
+      <w:r>
+        <w:rPr>
+          <w:lang w:val="es_ES" w:bidi="es_ES"/>
+        </w:rPr>
+        <w:t>Apocalipsis 20:11–12</w:t>
+      </w:r>
     </w:p>
     <w:p>
       <w:pPr>
@@ -11040,90 +10206,66 @@
           <w:lang w:val="es_ES" w:bidi="es_ES"/>
         </w:rPr>
       </w:r>
-      <w:hyperlink r:id="rId152">
-        <w:r>
-          <w:rPr>
-            <w:lang w:val="es_ES" w:bidi="es_ES"/>
-          </w:rPr>
-          <w:rPr>
-            <w:color w:val="0000EE"/>
-            <w:u w:val="single"/>
-          </w:rPr>
-          <w:t>Isaías 5:11–12</w:t>
-        </w:r>
-      </w:hyperlink>
-    </w:p>
-    <w:p>
-      <w:pPr>
-        <w:pStyle w:val="ListBullet"/>
-        <w:spacing w:line="240" w:lineRule="auto"/>
-        <w:ind w:left="720"/>
-      </w:pPr>
-      <w:r>
-        <w:rPr>
-          <w:lang w:val="es_ES" w:bidi="es_ES"/>
-        </w:rPr>
-      </w:r>
-      <w:hyperlink r:id="rId153">
-        <w:r>
-          <w:rPr>
-            <w:lang w:val="es_ES" w:bidi="es_ES"/>
-          </w:rPr>
-          <w:rPr>
-            <w:color w:val="0000EE"/>
-            <w:u w:val="single"/>
-          </w:rPr>
-          <w:t>Levítico 10:9</w:t>
-        </w:r>
-      </w:hyperlink>
-    </w:p>
-    <w:p>
-      <w:pPr>
-        <w:pStyle w:val="ListBullet"/>
-        <w:spacing w:line="240" w:lineRule="auto"/>
-        <w:ind w:left="720"/>
-      </w:pPr>
-      <w:r>
-        <w:rPr>
-          <w:lang w:val="es_ES" w:bidi="es_ES"/>
-        </w:rPr>
-      </w:r>
-      <w:hyperlink r:id="rId154">
-        <w:r>
-          <w:rPr>
-            <w:lang w:val="es_ES" w:bidi="es_ES"/>
-          </w:rPr>
-          <w:rPr>
-            <w:color w:val="0000EE"/>
-            <w:u w:val="single"/>
-          </w:rPr>
-          <w:t>Lucas 1:14–15</w:t>
-        </w:r>
-      </w:hyperlink>
-    </w:p>
-    <w:p>
-      <w:pPr>
-        <w:pStyle w:val="ListBullet"/>
-        <w:spacing w:line="240" w:lineRule="auto"/>
-        <w:ind w:left="720"/>
-      </w:pPr>
-      <w:r>
-        <w:rPr>
-          <w:lang w:val="es_ES" w:bidi="es_ES"/>
-        </w:rPr>
-      </w:r>
-      <w:hyperlink r:id="rId155">
-        <w:r>
-          <w:rPr>
-            <w:lang w:val="es_ES" w:bidi="es_ES"/>
-          </w:rPr>
-          <w:rPr>
-            <w:color w:val="0000EE"/>
-            <w:u w:val="single"/>
-          </w:rPr>
-          <w:t>Números 6:3</w:t>
-        </w:r>
-      </w:hyperlink>
+      <w:r>
+        <w:rPr>
+          <w:lang w:val="es_ES" w:bidi="es_ES"/>
+        </w:rPr>
+        <w:t>Isaías 5:11–12</w:t>
+      </w:r>
+    </w:p>
+    <w:p>
+      <w:pPr>
+        <w:pStyle w:val="ListBullet"/>
+        <w:spacing w:line="240" w:lineRule="auto"/>
+        <w:ind w:left="720"/>
+      </w:pPr>
+      <w:r>
+        <w:rPr>
+          <w:lang w:val="es_ES" w:bidi="es_ES"/>
+        </w:rPr>
+      </w:r>
+      <w:r>
+        <w:rPr>
+          <w:lang w:val="es_ES" w:bidi="es_ES"/>
+        </w:rPr>
+        <w:t>Levítico 10:9</w:t>
+      </w:r>
+    </w:p>
+    <w:p>
+      <w:pPr>
+        <w:pStyle w:val="ListBullet"/>
+        <w:spacing w:line="240" w:lineRule="auto"/>
+        <w:ind w:left="720"/>
+      </w:pPr>
+      <w:r>
+        <w:rPr>
+          <w:lang w:val="es_ES" w:bidi="es_ES"/>
+        </w:rPr>
+      </w:r>
+      <w:r>
+        <w:rPr>
+          <w:lang w:val="es_ES" w:bidi="es_ES"/>
+        </w:rPr>
+        <w:t>Lucas 1:14–15</w:t>
+      </w:r>
+    </w:p>
+    <w:p>
+      <w:pPr>
+        <w:pStyle w:val="ListBullet"/>
+        <w:spacing w:line="240" w:lineRule="auto"/>
+        <w:ind w:left="720"/>
+      </w:pPr>
+      <w:r>
+        <w:rPr>
+          <w:lang w:val="es_ES" w:bidi="es_ES"/>
+        </w:rPr>
+      </w:r>
+      <w:r>
+        <w:rPr>
+          <w:lang w:val="es_ES" w:bidi="es_ES"/>
+        </w:rPr>
+        <w:t>Números 6:3</w:t>
+      </w:r>
     </w:p>
     <w:p>
       <w:pPr>
@@ -11429,114 +10571,84 @@
           <w:lang w:val="es_ES" w:bidi="es_ES"/>
         </w:rPr>
       </w:r>
-      <w:hyperlink r:id="rId156">
-        <w:r>
-          <w:rPr>
-            <w:lang w:val="es_ES" w:bidi="es_ES"/>
-          </w:rPr>
-          <w:rPr>
-            <w:color w:val="0000EE"/>
-            <w:u w:val="single"/>
-          </w:rPr>
-          <w:t>Éxodo 16.22–23</w:t>
-        </w:r>
-      </w:hyperlink>
-    </w:p>
-    <w:p>
-      <w:pPr>
-        <w:pStyle w:val="ListBullet"/>
-        <w:spacing w:line="240" w:lineRule="auto"/>
-        <w:ind w:left="720"/>
-      </w:pPr>
-      <w:r>
-        <w:rPr>
-          <w:lang w:val="es_ES" w:bidi="es_ES"/>
-        </w:rPr>
-      </w:r>
-      <w:hyperlink r:id="rId157">
-        <w:r>
-          <w:rPr>
-            <w:lang w:val="es_ES" w:bidi="es_ES"/>
-          </w:rPr>
-          <w:rPr>
-            <w:color w:val="0000EE"/>
-            <w:u w:val="single"/>
-          </w:rPr>
-          <w:t>Juan 2.19</w:t>
-        </w:r>
-      </w:hyperlink>
-    </w:p>
-    <w:p>
-      <w:pPr>
-        <w:pStyle w:val="ListBullet"/>
-        <w:spacing w:line="240" w:lineRule="auto"/>
-        <w:ind w:left="720"/>
-      </w:pPr>
-      <w:r>
-        <w:rPr>
-          <w:lang w:val="es_ES" w:bidi="es_ES"/>
-        </w:rPr>
-      </w:r>
-      <w:hyperlink r:id="rId158">
-        <w:r>
-          <w:rPr>
-            <w:lang w:val="es_ES" w:bidi="es_ES"/>
-          </w:rPr>
-          <w:rPr>
-            <w:color w:val="0000EE"/>
-            <w:u w:val="single"/>
-          </w:rPr>
-          <w:t>Juan 5.10–11</w:t>
-        </w:r>
-      </w:hyperlink>
-    </w:p>
-    <w:p>
-      <w:pPr>
-        <w:pStyle w:val="ListBullet"/>
-        <w:spacing w:line="240" w:lineRule="auto"/>
-        <w:ind w:left="720"/>
-      </w:pPr>
-      <w:r>
-        <w:rPr>
-          <w:lang w:val="es_ES" w:bidi="es_ES"/>
-        </w:rPr>
-      </w:r>
-      <w:hyperlink r:id="rId159">
-        <w:r>
-          <w:rPr>
-            <w:lang w:val="es_ES" w:bidi="es_ES"/>
-          </w:rPr>
-          <w:rPr>
-            <w:color w:val="0000EE"/>
-            <w:u w:val="single"/>
-          </w:rPr>
-          <w:t>Juan 5.16</w:t>
-        </w:r>
-      </w:hyperlink>
-    </w:p>
-    <w:p>
-      <w:pPr>
-        <w:pStyle w:val="ListBullet"/>
-        <w:spacing w:line="240" w:lineRule="auto"/>
-        <w:ind w:left="720"/>
-      </w:pPr>
-      <w:r>
-        <w:rPr>
-          <w:lang w:val="es_ES" w:bidi="es_ES"/>
-        </w:rPr>
-      </w:r>
-      <w:hyperlink r:id="rId160">
-        <w:r>
-          <w:rPr>
-            <w:lang w:val="es_ES" w:bidi="es_ES"/>
-          </w:rPr>
-          <w:rPr>
-            <w:color w:val="0000EE"/>
-            <w:u w:val="single"/>
-          </w:rPr>
-          <w:t>Lucas 19.47–48</w:t>
-        </w:r>
-      </w:hyperlink>
+      <w:r>
+        <w:rPr>
+          <w:lang w:val="es_ES" w:bidi="es_ES"/>
+        </w:rPr>
+        <w:t>Éxodo 16.22–23</w:t>
+      </w:r>
+    </w:p>
+    <w:p>
+      <w:pPr>
+        <w:pStyle w:val="ListBullet"/>
+        <w:spacing w:line="240" w:lineRule="auto"/>
+        <w:ind w:left="720"/>
+      </w:pPr>
+      <w:r>
+        <w:rPr>
+          <w:lang w:val="es_ES" w:bidi="es_ES"/>
+        </w:rPr>
+      </w:r>
+      <w:r>
+        <w:rPr>
+          <w:lang w:val="es_ES" w:bidi="es_ES"/>
+        </w:rPr>
+        <w:t>Juan 2.19</w:t>
+      </w:r>
+    </w:p>
+    <w:p>
+      <w:pPr>
+        <w:pStyle w:val="ListBullet"/>
+        <w:spacing w:line="240" w:lineRule="auto"/>
+        <w:ind w:left="720"/>
+      </w:pPr>
+      <w:r>
+        <w:rPr>
+          <w:lang w:val="es_ES" w:bidi="es_ES"/>
+        </w:rPr>
+      </w:r>
+      <w:r>
+        <w:rPr>
+          <w:lang w:val="es_ES" w:bidi="es_ES"/>
+        </w:rPr>
+        <w:t>Juan 5.10–11</w:t>
+      </w:r>
+    </w:p>
+    <w:p>
+      <w:pPr>
+        <w:pStyle w:val="ListBullet"/>
+        <w:spacing w:line="240" w:lineRule="auto"/>
+        <w:ind w:left="720"/>
+      </w:pPr>
+      <w:r>
+        <w:rPr>
+          <w:lang w:val="es_ES" w:bidi="es_ES"/>
+        </w:rPr>
+      </w:r>
+      <w:r>
+        <w:rPr>
+          <w:lang w:val="es_ES" w:bidi="es_ES"/>
+        </w:rPr>
+        <w:t>Juan 5.16</w:t>
+      </w:r>
+    </w:p>
+    <w:p>
+      <w:pPr>
+        <w:pStyle w:val="ListBullet"/>
+        <w:spacing w:line="240" w:lineRule="auto"/>
+        <w:ind w:left="720"/>
+      </w:pPr>
+      <w:r>
+        <w:rPr>
+          <w:lang w:val="es_ES" w:bidi="es_ES"/>
+        </w:rPr>
+      </w:r>
+      <w:r>
+        <w:rPr>
+          <w:lang w:val="es_ES" w:bidi="es_ES"/>
+        </w:rPr>
+        <w:t>Lucas 19.47–48</w:t>
+      </w:r>
     </w:p>
     <w:p>
       <w:pPr>
@@ -12068,66 +11180,48 @@
           <w:lang w:val="es_ES" w:bidi="es_ES"/>
         </w:rPr>
       </w:r>
-      <w:hyperlink r:id="rId161">
-        <w:r>
-          <w:rPr>
-            <w:lang w:val="es_ES" w:bidi="es_ES"/>
-          </w:rPr>
-          <w:rPr>
-            <w:color w:val="0000EE"/>
-            <w:u w:val="single"/>
-          </w:rPr>
-          <w:t>Hechos 3:1–3</w:t>
-        </w:r>
-      </w:hyperlink>
-    </w:p>
-    <w:p>
-      <w:pPr>
-        <w:pStyle w:val="ListBullet"/>
-        <w:spacing w:line="240" w:lineRule="auto"/>
-        <w:ind w:left="720"/>
-      </w:pPr>
-      <w:r>
-        <w:rPr>
-          <w:lang w:val="es_ES" w:bidi="es_ES"/>
-        </w:rPr>
-      </w:r>
-      <w:hyperlink r:id="rId162">
-        <w:r>
-          <w:rPr>
-            <w:lang w:val="es_ES" w:bidi="es_ES"/>
-          </w:rPr>
-          <w:rPr>
-            <w:color w:val="0000EE"/>
-            <w:u w:val="single"/>
-          </w:rPr>
-          <w:t>Mateo 6:1</w:t>
-        </w:r>
-      </w:hyperlink>
-    </w:p>
-    <w:p>
-      <w:pPr>
-        <w:pStyle w:val="ListBullet"/>
-        <w:spacing w:line="240" w:lineRule="auto"/>
-        <w:ind w:left="720"/>
-      </w:pPr>
-      <w:r>
-        <w:rPr>
-          <w:lang w:val="es_ES" w:bidi="es_ES"/>
-        </w:rPr>
-      </w:r>
-      <w:hyperlink r:id="rId163">
-        <w:r>
-          <w:rPr>
-            <w:lang w:val="es_ES" w:bidi="es_ES"/>
-          </w:rPr>
-          <w:rPr>
-            <w:color w:val="0000EE"/>
-            <w:u w:val="single"/>
-          </w:rPr>
-          <w:t>Mateo 6:3</w:t>
-        </w:r>
-      </w:hyperlink>
+      <w:r>
+        <w:rPr>
+          <w:lang w:val="es_ES" w:bidi="es_ES"/>
+        </w:rPr>
+        <w:t>Hechos 3:1–3</w:t>
+      </w:r>
+    </w:p>
+    <w:p>
+      <w:pPr>
+        <w:pStyle w:val="ListBullet"/>
+        <w:spacing w:line="240" w:lineRule="auto"/>
+        <w:ind w:left="720"/>
+      </w:pPr>
+      <w:r>
+        <w:rPr>
+          <w:lang w:val="es_ES" w:bidi="es_ES"/>
+        </w:rPr>
+      </w:r>
+      <w:r>
+        <w:rPr>
+          <w:lang w:val="es_ES" w:bidi="es_ES"/>
+        </w:rPr>
+        <w:t>Mateo 6:1</w:t>
+      </w:r>
+    </w:p>
+    <w:p>
+      <w:pPr>
+        <w:pStyle w:val="ListBullet"/>
+        <w:spacing w:line="240" w:lineRule="auto"/>
+        <w:ind w:left="720"/>
+      </w:pPr>
+      <w:r>
+        <w:rPr>
+          <w:lang w:val="es_ES" w:bidi="es_ES"/>
+        </w:rPr>
+      </w:r>
+      <w:r>
+        <w:rPr>
+          <w:lang w:val="es_ES" w:bidi="es_ES"/>
+        </w:rPr>
+        <w:t>Mateo 6:3</w:t>
+      </w:r>
     </w:p>
     <w:p>
       <w:pPr>
@@ -12632,306 +11726,228 @@
           <w:lang w:val="es_ES" w:bidi="es_ES"/>
         </w:rPr>
       </w:r>
-      <w:hyperlink r:id="rId164">
-        <w:r>
-          <w:rPr>
-            <w:lang w:val="es_ES" w:bidi="es_ES"/>
-          </w:rPr>
-          <w:rPr>
-            <w:color w:val="0000EE"/>
-            <w:u w:val="single"/>
-          </w:rPr>
-          <w:t>Génesis 7:2</w:t>
-        </w:r>
-      </w:hyperlink>
-    </w:p>
-    <w:p>
-      <w:pPr>
-        <w:pStyle w:val="ListBullet"/>
-        <w:spacing w:line="240" w:lineRule="auto"/>
-        <w:ind w:left="720"/>
-      </w:pPr>
-      <w:r>
-        <w:rPr>
-          <w:lang w:val="es_ES" w:bidi="es_ES"/>
-        </w:rPr>
-      </w:r>
-      <w:hyperlink r:id="rId165">
-        <w:r>
-          <w:rPr>
-            <w:lang w:val="es_ES" w:bidi="es_ES"/>
-          </w:rPr>
-          <w:rPr>
-            <w:color w:val="0000EE"/>
-            <w:u w:val="single"/>
-          </w:rPr>
-          <w:t>Génesis 7:8</w:t>
-        </w:r>
-      </w:hyperlink>
-    </w:p>
-    <w:p>
-      <w:pPr>
-        <w:pStyle w:val="ListBullet"/>
-        <w:spacing w:line="240" w:lineRule="auto"/>
-        <w:ind w:left="720"/>
-      </w:pPr>
-      <w:r>
-        <w:rPr>
-          <w:lang w:val="es_ES" w:bidi="es_ES"/>
-        </w:rPr>
-      </w:r>
-      <w:hyperlink r:id="rId166">
-        <w:r>
-          <w:rPr>
-            <w:lang w:val="es_ES" w:bidi="es_ES"/>
-          </w:rPr>
-          <w:rPr>
-            <w:color w:val="0000EE"/>
-            <w:u w:val="single"/>
-          </w:rPr>
-          <w:t>Deuteronomio 12:15</w:t>
-        </w:r>
-      </w:hyperlink>
-    </w:p>
-    <w:p>
-      <w:pPr>
-        <w:pStyle w:val="ListBullet"/>
-        <w:spacing w:line="240" w:lineRule="auto"/>
-        <w:ind w:left="720"/>
-      </w:pPr>
-      <w:r>
-        <w:rPr>
-          <w:lang w:val="es_ES" w:bidi="es_ES"/>
-        </w:rPr>
-      </w:r>
-      <w:hyperlink r:id="rId167">
-        <w:r>
-          <w:rPr>
-            <w:lang w:val="es_ES" w:bidi="es_ES"/>
-          </w:rPr>
-          <w:rPr>
-            <w:color w:val="0000EE"/>
-            <w:u w:val="single"/>
-          </w:rPr>
-          <w:t>Salmos 51:7</w:t>
-        </w:r>
-      </w:hyperlink>
-    </w:p>
-    <w:p>
-      <w:pPr>
-        <w:pStyle w:val="ListBullet"/>
-        <w:spacing w:line="240" w:lineRule="auto"/>
-        <w:ind w:left="720"/>
-      </w:pPr>
-      <w:r>
-        <w:rPr>
-          <w:lang w:val="es_ES" w:bidi="es_ES"/>
-        </w:rPr>
-      </w:r>
-      <w:hyperlink r:id="rId168">
-        <w:r>
-          <w:rPr>
-            <w:lang w:val="es_ES" w:bidi="es_ES"/>
-          </w:rPr>
-          <w:rPr>
-            <w:color w:val="0000EE"/>
-            <w:u w:val="single"/>
-          </w:rPr>
-          <w:t>Proverbios 20:30</w:t>
-        </w:r>
-      </w:hyperlink>
-    </w:p>
-    <w:p>
-      <w:pPr>
-        <w:pStyle w:val="ListBullet"/>
-        <w:spacing w:line="240" w:lineRule="auto"/>
-        <w:ind w:left="720"/>
-      </w:pPr>
-      <w:r>
-        <w:rPr>
-          <w:lang w:val="es_ES" w:bidi="es_ES"/>
-        </w:rPr>
-      </w:r>
-      <w:hyperlink r:id="rId169">
-        <w:r>
-          <w:rPr>
-            <w:lang w:val="es_ES" w:bidi="es_ES"/>
-          </w:rPr>
-          <w:rPr>
-            <w:color w:val="0000EE"/>
-            <w:u w:val="single"/>
-          </w:rPr>
-          <w:t>Ezequiel 24:13</w:t>
-        </w:r>
-      </w:hyperlink>
-    </w:p>
-    <w:p>
-      <w:pPr>
-        <w:pStyle w:val="ListBullet"/>
-        <w:spacing w:line="240" w:lineRule="auto"/>
-        <w:ind w:left="720"/>
-      </w:pPr>
-      <w:r>
-        <w:rPr>
-          <w:lang w:val="es_ES" w:bidi="es_ES"/>
-        </w:rPr>
-      </w:r>
-      <w:hyperlink r:id="rId170">
-        <w:r>
-          <w:rPr>
-            <w:lang w:val="es_ES" w:bidi="es_ES"/>
-          </w:rPr>
-          <w:rPr>
-            <w:color w:val="0000EE"/>
-            <w:u w:val="single"/>
-          </w:rPr>
-          <w:t>Mateo 23:27</w:t>
-        </w:r>
-      </w:hyperlink>
-    </w:p>
-    <w:p>
-      <w:pPr>
-        <w:pStyle w:val="ListBullet"/>
-        <w:spacing w:line="240" w:lineRule="auto"/>
-        <w:ind w:left="720"/>
-      </w:pPr>
-      <w:r>
-        <w:rPr>
-          <w:lang w:val="es_ES" w:bidi="es_ES"/>
-        </w:rPr>
-      </w:r>
-      <w:hyperlink r:id="rId102">
-        <w:r>
-          <w:rPr>
-            <w:lang w:val="es_ES" w:bidi="es_ES"/>
-          </w:rPr>
-          <w:rPr>
-            <w:color w:val="0000EE"/>
-            <w:u w:val="single"/>
-          </w:rPr>
-          <w:t>Lucas 5:13</w:t>
-        </w:r>
-      </w:hyperlink>
-    </w:p>
-    <w:p>
-      <w:pPr>
-        <w:pStyle w:val="ListBullet"/>
-        <w:spacing w:line="240" w:lineRule="auto"/>
-        <w:ind w:left="720"/>
-      </w:pPr>
-      <w:r>
-        <w:rPr>
-          <w:lang w:val="es_ES" w:bidi="es_ES"/>
-        </w:rPr>
-      </w:r>
-      <w:hyperlink r:id="rId171">
-        <w:r>
-          <w:rPr>
-            <w:lang w:val="es_ES" w:bidi="es_ES"/>
-          </w:rPr>
-          <w:rPr>
-            <w:color w:val="0000EE"/>
-            <w:u w:val="single"/>
-          </w:rPr>
-          <w:t>Hechos 8:7</w:t>
-        </w:r>
-      </w:hyperlink>
-    </w:p>
-    <w:p>
-      <w:pPr>
-        <w:pStyle w:val="ListBullet"/>
-        <w:spacing w:line="240" w:lineRule="auto"/>
-        <w:ind w:left="720"/>
-      </w:pPr>
-      <w:r>
-        <w:rPr>
-          <w:lang w:val="es_ES" w:bidi="es_ES"/>
-        </w:rPr>
-      </w:r>
-      <w:hyperlink r:id="rId172">
-        <w:r>
-          <w:rPr>
-            <w:lang w:val="es_ES" w:bidi="es_ES"/>
-          </w:rPr>
-          <w:rPr>
-            <w:color w:val="0000EE"/>
-            <w:u w:val="single"/>
-          </w:rPr>
-          <w:t>Hechos 10:27–29</w:t>
-        </w:r>
-      </w:hyperlink>
-    </w:p>
-    <w:p>
-      <w:pPr>
-        <w:pStyle w:val="ListBullet"/>
-        <w:spacing w:line="240" w:lineRule="auto"/>
-        <w:ind w:left="720"/>
-      </w:pPr>
-      <w:r>
-        <w:rPr>
-          <w:lang w:val="es_ES" w:bidi="es_ES"/>
-        </w:rPr>
-      </w:r>
-      <w:hyperlink r:id="rId173">
-        <w:r>
-          <w:rPr>
-            <w:lang w:val="es_ES" w:bidi="es_ES"/>
-          </w:rPr>
-          <w:rPr>
-            <w:color w:val="0000EE"/>
-            <w:u w:val="single"/>
-          </w:rPr>
-          <w:t>Colosenses 3:5</w:t>
-        </w:r>
-      </w:hyperlink>
-    </w:p>
-    <w:p>
-      <w:pPr>
-        <w:pStyle w:val="ListBullet"/>
-        <w:spacing w:line="240" w:lineRule="auto"/>
-        <w:ind w:left="720"/>
-      </w:pPr>
-      <w:r>
-        <w:rPr>
-          <w:lang w:val="es_ES" w:bidi="es_ES"/>
-        </w:rPr>
-      </w:r>
-      <w:hyperlink r:id="rId174">
-        <w:r>
-          <w:rPr>
-            <w:lang w:val="es_ES" w:bidi="es_ES"/>
-          </w:rPr>
-          <w:rPr>
-            <w:color w:val="0000EE"/>
-            <w:u w:val="single"/>
-          </w:rPr>
-          <w:t>1 Tesalonicenses 4:7</w:t>
-        </w:r>
-      </w:hyperlink>
-    </w:p>
-    <w:p>
-      <w:pPr>
-        <w:pStyle w:val="ListBullet"/>
-        <w:spacing w:line="240" w:lineRule="auto"/>
-        <w:ind w:left="720"/>
-      </w:pPr>
-      <w:r>
-        <w:rPr>
-          <w:lang w:val="es_ES" w:bidi="es_ES"/>
-        </w:rPr>
-      </w:r>
-      <w:hyperlink r:id="rId175">
-        <w:r>
-          <w:rPr>
-            <w:lang w:val="es_ES" w:bidi="es_ES"/>
-          </w:rPr>
-          <w:rPr>
-            <w:color w:val="0000EE"/>
-            <w:u w:val="single"/>
-          </w:rPr>
-          <w:t>Santiago 4:8</w:t>
-        </w:r>
-      </w:hyperlink>
+      <w:r>
+        <w:rPr>
+          <w:lang w:val="es_ES" w:bidi="es_ES"/>
+        </w:rPr>
+        <w:t>Génesis 7:2</w:t>
+      </w:r>
+    </w:p>
+    <w:p>
+      <w:pPr>
+        <w:pStyle w:val="ListBullet"/>
+        <w:spacing w:line="240" w:lineRule="auto"/>
+        <w:ind w:left="720"/>
+      </w:pPr>
+      <w:r>
+        <w:rPr>
+          <w:lang w:val="es_ES" w:bidi="es_ES"/>
+        </w:rPr>
+      </w:r>
+      <w:r>
+        <w:rPr>
+          <w:lang w:val="es_ES" w:bidi="es_ES"/>
+        </w:rPr>
+        <w:t>Génesis 7:8</w:t>
+      </w:r>
+    </w:p>
+    <w:p>
+      <w:pPr>
+        <w:pStyle w:val="ListBullet"/>
+        <w:spacing w:line="240" w:lineRule="auto"/>
+        <w:ind w:left="720"/>
+      </w:pPr>
+      <w:r>
+        <w:rPr>
+          <w:lang w:val="es_ES" w:bidi="es_ES"/>
+        </w:rPr>
+      </w:r>
+      <w:r>
+        <w:rPr>
+          <w:lang w:val="es_ES" w:bidi="es_ES"/>
+        </w:rPr>
+        <w:t>Deuteronomio 12:15</w:t>
+      </w:r>
+    </w:p>
+    <w:p>
+      <w:pPr>
+        <w:pStyle w:val="ListBullet"/>
+        <w:spacing w:line="240" w:lineRule="auto"/>
+        <w:ind w:left="720"/>
+      </w:pPr>
+      <w:r>
+        <w:rPr>
+          <w:lang w:val="es_ES" w:bidi="es_ES"/>
+        </w:rPr>
+      </w:r>
+      <w:r>
+        <w:rPr>
+          <w:lang w:val="es_ES" w:bidi="es_ES"/>
+        </w:rPr>
+        <w:t>Salmos 51:7</w:t>
+      </w:r>
+    </w:p>
+    <w:p>
+      <w:pPr>
+        <w:pStyle w:val="ListBullet"/>
+        <w:spacing w:line="240" w:lineRule="auto"/>
+        <w:ind w:left="720"/>
+      </w:pPr>
+      <w:r>
+        <w:rPr>
+          <w:lang w:val="es_ES" w:bidi="es_ES"/>
+        </w:rPr>
+      </w:r>
+      <w:r>
+        <w:rPr>
+          <w:lang w:val="es_ES" w:bidi="es_ES"/>
+        </w:rPr>
+        <w:t>Proverbios 20:30</w:t>
+      </w:r>
+    </w:p>
+    <w:p>
+      <w:pPr>
+        <w:pStyle w:val="ListBullet"/>
+        <w:spacing w:line="240" w:lineRule="auto"/>
+        <w:ind w:left="720"/>
+      </w:pPr>
+      <w:r>
+        <w:rPr>
+          <w:lang w:val="es_ES" w:bidi="es_ES"/>
+        </w:rPr>
+      </w:r>
+      <w:r>
+        <w:rPr>
+          <w:lang w:val="es_ES" w:bidi="es_ES"/>
+        </w:rPr>
+        <w:t>Ezequiel 24:13</w:t>
+      </w:r>
+    </w:p>
+    <w:p>
+      <w:pPr>
+        <w:pStyle w:val="ListBullet"/>
+        <w:spacing w:line="240" w:lineRule="auto"/>
+        <w:ind w:left="720"/>
+      </w:pPr>
+      <w:r>
+        <w:rPr>
+          <w:lang w:val="es_ES" w:bidi="es_ES"/>
+        </w:rPr>
+      </w:r>
+      <w:r>
+        <w:rPr>
+          <w:lang w:val="es_ES" w:bidi="es_ES"/>
+        </w:rPr>
+        <w:t>Mateo 23:27</w:t>
+      </w:r>
+    </w:p>
+    <w:p>
+      <w:pPr>
+        <w:pStyle w:val="ListBullet"/>
+        <w:spacing w:line="240" w:lineRule="auto"/>
+        <w:ind w:left="720"/>
+      </w:pPr>
+      <w:r>
+        <w:rPr>
+          <w:lang w:val="es_ES" w:bidi="es_ES"/>
+        </w:rPr>
+      </w:r>
+      <w:r>
+        <w:rPr>
+          <w:lang w:val="es_ES" w:bidi="es_ES"/>
+        </w:rPr>
+        <w:t>Lucas 5:13</w:t>
+      </w:r>
+    </w:p>
+    <w:p>
+      <w:pPr>
+        <w:pStyle w:val="ListBullet"/>
+        <w:spacing w:line="240" w:lineRule="auto"/>
+        <w:ind w:left="720"/>
+      </w:pPr>
+      <w:r>
+        <w:rPr>
+          <w:lang w:val="es_ES" w:bidi="es_ES"/>
+        </w:rPr>
+      </w:r>
+      <w:r>
+        <w:rPr>
+          <w:lang w:val="es_ES" w:bidi="es_ES"/>
+        </w:rPr>
+        <w:t>Hechos 8:7</w:t>
+      </w:r>
+    </w:p>
+    <w:p>
+      <w:pPr>
+        <w:pStyle w:val="ListBullet"/>
+        <w:spacing w:line="240" w:lineRule="auto"/>
+        <w:ind w:left="720"/>
+      </w:pPr>
+      <w:r>
+        <w:rPr>
+          <w:lang w:val="es_ES" w:bidi="es_ES"/>
+        </w:rPr>
+      </w:r>
+      <w:r>
+        <w:rPr>
+          <w:lang w:val="es_ES" w:bidi="es_ES"/>
+        </w:rPr>
+        <w:t>Hechos 10:27–29</w:t>
+      </w:r>
+    </w:p>
+    <w:p>
+      <w:pPr>
+        <w:pStyle w:val="ListBullet"/>
+        <w:spacing w:line="240" w:lineRule="auto"/>
+        <w:ind w:left="720"/>
+      </w:pPr>
+      <w:r>
+        <w:rPr>
+          <w:lang w:val="es_ES" w:bidi="es_ES"/>
+        </w:rPr>
+      </w:r>
+      <w:r>
+        <w:rPr>
+          <w:lang w:val="es_ES" w:bidi="es_ES"/>
+        </w:rPr>
+        <w:t>Colosenses 3:5</w:t>
+      </w:r>
+    </w:p>
+    <w:p>
+      <w:pPr>
+        <w:pStyle w:val="ListBullet"/>
+        <w:spacing w:line="240" w:lineRule="auto"/>
+        <w:ind w:left="720"/>
+      </w:pPr>
+      <w:r>
+        <w:rPr>
+          <w:lang w:val="es_ES" w:bidi="es_ES"/>
+        </w:rPr>
+      </w:r>
+      <w:r>
+        <w:rPr>
+          <w:lang w:val="es_ES" w:bidi="es_ES"/>
+        </w:rPr>
+        <w:t>1 Tesalonicenses 4:7</w:t>
+      </w:r>
+    </w:p>
+    <w:p>
+      <w:pPr>
+        <w:pStyle w:val="ListBullet"/>
+        <w:spacing w:line="240" w:lineRule="auto"/>
+        <w:ind w:left="720"/>
+      </w:pPr>
+      <w:r>
+        <w:rPr>
+          <w:lang w:val="es_ES" w:bidi="es_ES"/>
+        </w:rPr>
+      </w:r>
+      <w:r>
+        <w:rPr>
+          <w:lang w:val="es_ES" w:bidi="es_ES"/>
+        </w:rPr>
+        <w:t>Santiago 4:8</w:t>
+      </w:r>
     </w:p>
     <w:p>
       <w:pPr>
@@ -14028,90 +13044,66 @@
           <w:lang w:val="es_ES" w:bidi="es_ES"/>
         </w:rPr>
       </w:r>
-      <w:hyperlink r:id="rId176">
-        <w:r>
-          <w:rPr>
-            <w:lang w:val="es_ES" w:bidi="es_ES"/>
-          </w:rPr>
-          <w:rPr>
-            <w:color w:val="0000EE"/>
-            <w:u w:val="single"/>
-          </w:rPr>
-          <w:t>Job 27:9</w:t>
-        </w:r>
-      </w:hyperlink>
-    </w:p>
-    <w:p>
-      <w:pPr>
-        <w:pStyle w:val="ListBullet"/>
-        <w:spacing w:line="240" w:lineRule="auto"/>
-        <w:ind w:left="720"/>
-      </w:pPr>
-      <w:r>
-        <w:rPr>
-          <w:lang w:val="es_ES" w:bidi="es_ES"/>
-        </w:rPr>
-      </w:r>
-      <w:hyperlink r:id="rId177">
-        <w:r>
-          <w:rPr>
-            <w:lang w:val="es_ES" w:bidi="es_ES"/>
-          </w:rPr>
-          <w:rPr>
-            <w:color w:val="0000EE"/>
-            <w:u w:val="single"/>
-          </w:rPr>
-          <w:t>Marcos 5:5–6</w:t>
-        </w:r>
-      </w:hyperlink>
-    </w:p>
-    <w:p>
-      <w:pPr>
-        <w:pStyle w:val="ListBullet"/>
-        <w:spacing w:line="240" w:lineRule="auto"/>
-        <w:ind w:left="720"/>
-      </w:pPr>
-      <w:r>
-        <w:rPr>
-          <w:lang w:val="es_ES" w:bidi="es_ES"/>
-        </w:rPr>
-      </w:r>
-      <w:hyperlink r:id="rId178">
-        <w:r>
-          <w:rPr>
-            <w:lang w:val="es_ES" w:bidi="es_ES"/>
-          </w:rPr>
-          <w:rPr>
-            <w:color w:val="0000EE"/>
-            <w:u w:val="single"/>
-          </w:rPr>
-          <w:t>Marcos 6:48–50</w:t>
-        </w:r>
-      </w:hyperlink>
-    </w:p>
-    <w:p>
-      <w:pPr>
-        <w:pStyle w:val="ListBullet"/>
-        <w:spacing w:line="240" w:lineRule="auto"/>
-        <w:ind w:left="720"/>
-      </w:pPr>
-      <w:r>
-        <w:rPr>
-          <w:lang w:val="es_ES" w:bidi="es_ES"/>
-        </w:rPr>
-      </w:r>
-      <w:hyperlink r:id="rId179">
-        <w:r>
-          <w:rPr>
-            <w:lang w:val="es_ES" w:bidi="es_ES"/>
-          </w:rPr>
-          <w:rPr>
-            <w:color w:val="0000EE"/>
-            <w:u w:val="single"/>
-          </w:rPr>
-          <w:t>Salmo 22:1–2</w:t>
-        </w:r>
-      </w:hyperlink>
+      <w:r>
+        <w:rPr>
+          <w:lang w:val="es_ES" w:bidi="es_ES"/>
+        </w:rPr>
+        <w:t>Job 27:9</w:t>
+      </w:r>
+    </w:p>
+    <w:p>
+      <w:pPr>
+        <w:pStyle w:val="ListBullet"/>
+        <w:spacing w:line="240" w:lineRule="auto"/>
+        <w:ind w:left="720"/>
+      </w:pPr>
+      <w:r>
+        <w:rPr>
+          <w:lang w:val="es_ES" w:bidi="es_ES"/>
+        </w:rPr>
+      </w:r>
+      <w:r>
+        <w:rPr>
+          <w:lang w:val="es_ES" w:bidi="es_ES"/>
+        </w:rPr>
+        <w:t>Marcos 5:5–6</w:t>
+      </w:r>
+    </w:p>
+    <w:p>
+      <w:pPr>
+        <w:pStyle w:val="ListBullet"/>
+        <w:spacing w:line="240" w:lineRule="auto"/>
+        <w:ind w:left="720"/>
+      </w:pPr>
+      <w:r>
+        <w:rPr>
+          <w:lang w:val="es_ES" w:bidi="es_ES"/>
+        </w:rPr>
+      </w:r>
+      <w:r>
+        <w:rPr>
+          <w:lang w:val="es_ES" w:bidi="es_ES"/>
+        </w:rPr>
+        <w:t>Marcos 6:48–50</w:t>
+      </w:r>
+    </w:p>
+    <w:p>
+      <w:pPr>
+        <w:pStyle w:val="ListBullet"/>
+        <w:spacing w:line="240" w:lineRule="auto"/>
+        <w:ind w:left="720"/>
+      </w:pPr>
+      <w:r>
+        <w:rPr>
+          <w:lang w:val="es_ES" w:bidi="es_ES"/>
+        </w:rPr>
+      </w:r>
+      <w:r>
+        <w:rPr>
+          <w:lang w:val="es_ES" w:bidi="es_ES"/>
+        </w:rPr>
+        <w:t>Salmo 22:1–2</w:t>
+      </w:r>
     </w:p>
     <w:p>
       <w:pPr>
@@ -14404,138 +13396,102 @@
           <w:lang w:val="es_ES" w:bidi="es_ES"/>
         </w:rPr>
       </w:r>
-      <w:hyperlink r:id="rId180">
-        <w:r>
-          <w:rPr>
-            <w:lang w:val="es_ES" w:bidi="es_ES"/>
-          </w:rPr>
-          <w:rPr>
-            <w:color w:val="0000EE"/>
-            <w:u w:val="single"/>
-          </w:rPr>
-          <w:t>Hechos 20:29</w:t>
-        </w:r>
-      </w:hyperlink>
-    </w:p>
-    <w:p>
-      <w:pPr>
-        <w:pStyle w:val="ListBullet"/>
-        <w:spacing w:line="240" w:lineRule="auto"/>
-        <w:ind w:left="720"/>
-      </w:pPr>
-      <w:r>
-        <w:rPr>
-          <w:lang w:val="es_ES" w:bidi="es_ES"/>
-        </w:rPr>
-      </w:r>
-      <w:hyperlink r:id="rId181">
-        <w:r>
-          <w:rPr>
-            <w:lang w:val="es_ES" w:bidi="es_ES"/>
-          </w:rPr>
-          <w:rPr>
-            <w:color w:val="0000EE"/>
-            <w:u w:val="single"/>
-          </w:rPr>
-          <w:t>Isaías 11:7</w:t>
-        </w:r>
-      </w:hyperlink>
-    </w:p>
-    <w:p>
-      <w:pPr>
-        <w:pStyle w:val="ListBullet"/>
-        <w:spacing w:line="240" w:lineRule="auto"/>
-        <w:ind w:left="720"/>
-      </w:pPr>
-      <w:r>
-        <w:rPr>
-          <w:lang w:val="es_ES" w:bidi="es_ES"/>
-        </w:rPr>
-      </w:r>
-      <w:hyperlink r:id="rId182">
-        <w:r>
-          <w:rPr>
-            <w:lang w:val="es_ES" w:bidi="es_ES"/>
-          </w:rPr>
-          <w:rPr>
-            <w:color w:val="0000EE"/>
-            <w:u w:val="single"/>
-          </w:rPr>
-          <w:t>Juan 10:11–13</w:t>
-        </w:r>
-      </w:hyperlink>
-    </w:p>
-    <w:p>
-      <w:pPr>
-        <w:pStyle w:val="ListBullet"/>
-        <w:spacing w:line="240" w:lineRule="auto"/>
-        <w:ind w:left="720"/>
-      </w:pPr>
-      <w:r>
-        <w:rPr>
-          <w:lang w:val="es_ES" w:bidi="es_ES"/>
-        </w:rPr>
-      </w:r>
-      <w:hyperlink r:id="rId183">
-        <w:r>
-          <w:rPr>
-            <w:lang w:val="es_ES" w:bidi="es_ES"/>
-          </w:rPr>
-          <w:rPr>
-            <w:color w:val="0000EE"/>
-            <w:u w:val="single"/>
-          </w:rPr>
-          <w:t>Lucas 10:3</w:t>
-        </w:r>
-      </w:hyperlink>
-    </w:p>
-    <w:p>
-      <w:pPr>
-        <w:pStyle w:val="ListBullet"/>
-        <w:spacing w:line="240" w:lineRule="auto"/>
-        <w:ind w:left="720"/>
-      </w:pPr>
-      <w:r>
-        <w:rPr>
-          <w:lang w:val="es_ES" w:bidi="es_ES"/>
-        </w:rPr>
-      </w:r>
-      <w:hyperlink r:id="rId184">
-        <w:r>
-          <w:rPr>
-            <w:lang w:val="es_ES" w:bidi="es_ES"/>
-          </w:rPr>
-          <w:rPr>
-            <w:color w:val="0000EE"/>
-            <w:u w:val="single"/>
-          </w:rPr>
-          <w:t>Mateo 7:15</w:t>
-        </w:r>
-      </w:hyperlink>
-    </w:p>
-    <w:p>
-      <w:pPr>
-        <w:pStyle w:val="ListBullet"/>
-        <w:spacing w:line="240" w:lineRule="auto"/>
-        <w:ind w:left="720"/>
-      </w:pPr>
-      <w:r>
-        <w:rPr>
-          <w:lang w:val="es_ES" w:bidi="es_ES"/>
-        </w:rPr>
-      </w:r>
-      <w:hyperlink r:id="rId185">
-        <w:r>
-          <w:rPr>
-            <w:lang w:val="es_ES" w:bidi="es_ES"/>
-          </w:rPr>
-          <w:rPr>
-            <w:color w:val="0000EE"/>
-            <w:u w:val="single"/>
-          </w:rPr>
-          <w:t>Sofonías 3:3</w:t>
-        </w:r>
-      </w:hyperlink>
+      <w:r>
+        <w:rPr>
+          <w:lang w:val="es_ES" w:bidi="es_ES"/>
+        </w:rPr>
+        <w:t>Hechos 20:29</w:t>
+      </w:r>
+    </w:p>
+    <w:p>
+      <w:pPr>
+        <w:pStyle w:val="ListBullet"/>
+        <w:spacing w:line="240" w:lineRule="auto"/>
+        <w:ind w:left="720"/>
+      </w:pPr>
+      <w:r>
+        <w:rPr>
+          <w:lang w:val="es_ES" w:bidi="es_ES"/>
+        </w:rPr>
+      </w:r>
+      <w:r>
+        <w:rPr>
+          <w:lang w:val="es_ES" w:bidi="es_ES"/>
+        </w:rPr>
+        <w:t>Isaías 11:7</w:t>
+      </w:r>
+    </w:p>
+    <w:p>
+      <w:pPr>
+        <w:pStyle w:val="ListBullet"/>
+        <w:spacing w:line="240" w:lineRule="auto"/>
+        <w:ind w:left="720"/>
+      </w:pPr>
+      <w:r>
+        <w:rPr>
+          <w:lang w:val="es_ES" w:bidi="es_ES"/>
+        </w:rPr>
+      </w:r>
+      <w:r>
+        <w:rPr>
+          <w:lang w:val="es_ES" w:bidi="es_ES"/>
+        </w:rPr>
+        <w:t>Juan 10:11–13</w:t>
+      </w:r>
+    </w:p>
+    <w:p>
+      <w:pPr>
+        <w:pStyle w:val="ListBullet"/>
+        <w:spacing w:line="240" w:lineRule="auto"/>
+        <w:ind w:left="720"/>
+      </w:pPr>
+      <w:r>
+        <w:rPr>
+          <w:lang w:val="es_ES" w:bidi="es_ES"/>
+        </w:rPr>
+      </w:r>
+      <w:r>
+        <w:rPr>
+          <w:lang w:val="es_ES" w:bidi="es_ES"/>
+        </w:rPr>
+        <w:t>Lucas 10:3</w:t>
+      </w:r>
+    </w:p>
+    <w:p>
+      <w:pPr>
+        <w:pStyle w:val="ListBullet"/>
+        <w:spacing w:line="240" w:lineRule="auto"/>
+        <w:ind w:left="720"/>
+      </w:pPr>
+      <w:r>
+        <w:rPr>
+          <w:lang w:val="es_ES" w:bidi="es_ES"/>
+        </w:rPr>
+      </w:r>
+      <w:r>
+        <w:rPr>
+          <w:lang w:val="es_ES" w:bidi="es_ES"/>
+        </w:rPr>
+        <w:t>Mateo 7:15</w:t>
+      </w:r>
+    </w:p>
+    <w:p>
+      <w:pPr>
+        <w:pStyle w:val="ListBullet"/>
+        <w:spacing w:line="240" w:lineRule="auto"/>
+        <w:ind w:left="720"/>
+      </w:pPr>
+      <w:r>
+        <w:rPr>
+          <w:lang w:val="es_ES" w:bidi="es_ES"/>
+        </w:rPr>
+      </w:r>
+      <w:r>
+        <w:rPr>
+          <w:lang w:val="es_ES" w:bidi="es_ES"/>
+        </w:rPr>
+        <w:t>Sofonías 3:3</w:t>
+      </w:r>
     </w:p>
     <w:p>
       <w:pPr>
@@ -14787,114 +13743,84 @@
           <w:lang w:val="es_ES" w:bidi="es_ES"/>
         </w:rPr>
       </w:r>
-      <w:hyperlink r:id="rId186">
-        <w:r>
-          <w:rPr>
-            <w:lang w:val="es_ES" w:bidi="es_ES"/>
-          </w:rPr>
-          <w:rPr>
-            <w:color w:val="0000EE"/>
-            <w:u w:val="single"/>
-          </w:rPr>
-          <w:t>1 Pedro 1.13</w:t>
-        </w:r>
-      </w:hyperlink>
-    </w:p>
-    <w:p>
-      <w:pPr>
-        <w:pStyle w:val="ListBullet"/>
-        <w:spacing w:line="240" w:lineRule="auto"/>
-        <w:ind w:left="720"/>
-      </w:pPr>
-      <w:r>
-        <w:rPr>
-          <w:lang w:val="es_ES" w:bidi="es_ES"/>
-        </w:rPr>
-      </w:r>
-      <w:hyperlink r:id="rId187">
-        <w:r>
-          <w:rPr>
-            <w:lang w:val="es_ES" w:bidi="es_ES"/>
-          </w:rPr>
-          <w:rPr>
-            <w:color w:val="0000EE"/>
-            <w:u w:val="single"/>
-          </w:rPr>
-          <w:t>2 Crónicas 6.9</w:t>
-        </w:r>
-      </w:hyperlink>
-    </w:p>
-    <w:p>
-      <w:pPr>
-        <w:pStyle w:val="ListBullet"/>
-        <w:spacing w:line="240" w:lineRule="auto"/>
-        <w:ind w:left="720"/>
-      </w:pPr>
-      <w:r>
-        <w:rPr>
-          <w:lang w:val="es_ES" w:bidi="es_ES"/>
-        </w:rPr>
-      </w:r>
-      <w:hyperlink r:id="rId188">
-        <w:r>
-          <w:rPr>
-            <w:lang w:val="es_ES" w:bidi="es_ES"/>
-          </w:rPr>
-          <w:rPr>
-            <w:color w:val="0000EE"/>
-            <w:u w:val="single"/>
-          </w:rPr>
-          <w:t>Deuteronomio 33.11</w:t>
-        </w:r>
-      </w:hyperlink>
-    </w:p>
-    <w:p>
-      <w:pPr>
-        <w:pStyle w:val="ListBullet"/>
-        <w:spacing w:line="240" w:lineRule="auto"/>
-        <w:ind w:left="720"/>
-      </w:pPr>
-      <w:r>
-        <w:rPr>
-          <w:lang w:val="es_ES" w:bidi="es_ES"/>
-        </w:rPr>
-      </w:r>
-      <w:hyperlink r:id="rId189">
-        <w:r>
-          <w:rPr>
-            <w:lang w:val="es_ES" w:bidi="es_ES"/>
-          </w:rPr>
-          <w:rPr>
-            <w:color w:val="0000EE"/>
-            <w:u w:val="single"/>
-          </w:rPr>
-          <w:t>Génesis 37.34</w:t>
-        </w:r>
-      </w:hyperlink>
-    </w:p>
-    <w:p>
-      <w:pPr>
-        <w:pStyle w:val="ListBullet"/>
-        <w:spacing w:line="240" w:lineRule="auto"/>
-        <w:ind w:left="720"/>
-      </w:pPr>
-      <w:r>
-        <w:rPr>
-          <w:lang w:val="es_ES" w:bidi="es_ES"/>
-        </w:rPr>
-      </w:r>
-      <w:hyperlink r:id="rId190">
-        <w:r>
-          <w:rPr>
-            <w:lang w:val="es_ES" w:bidi="es_ES"/>
-          </w:rPr>
-          <w:rPr>
-            <w:color w:val="0000EE"/>
-            <w:u w:val="single"/>
-          </w:rPr>
-          <w:t>Job 15.27</w:t>
-        </w:r>
-      </w:hyperlink>
+      <w:r>
+        <w:rPr>
+          <w:lang w:val="es_ES" w:bidi="es_ES"/>
+        </w:rPr>
+        <w:t>1 Pedro 1.13</w:t>
+      </w:r>
+    </w:p>
+    <w:p>
+      <w:pPr>
+        <w:pStyle w:val="ListBullet"/>
+        <w:spacing w:line="240" w:lineRule="auto"/>
+        <w:ind w:left="720"/>
+      </w:pPr>
+      <w:r>
+        <w:rPr>
+          <w:lang w:val="es_ES" w:bidi="es_ES"/>
+        </w:rPr>
+      </w:r>
+      <w:r>
+        <w:rPr>
+          <w:lang w:val="es_ES" w:bidi="es_ES"/>
+        </w:rPr>
+        <w:t>2 Crónicas 6.9</w:t>
+      </w:r>
+    </w:p>
+    <w:p>
+      <w:pPr>
+        <w:pStyle w:val="ListBullet"/>
+        <w:spacing w:line="240" w:lineRule="auto"/>
+        <w:ind w:left="720"/>
+      </w:pPr>
+      <w:r>
+        <w:rPr>
+          <w:lang w:val="es_ES" w:bidi="es_ES"/>
+        </w:rPr>
+      </w:r>
+      <w:r>
+        <w:rPr>
+          <w:lang w:val="es_ES" w:bidi="es_ES"/>
+        </w:rPr>
+        <w:t>Deuteronomio 33.11</w:t>
+      </w:r>
+    </w:p>
+    <w:p>
+      <w:pPr>
+        <w:pStyle w:val="ListBullet"/>
+        <w:spacing w:line="240" w:lineRule="auto"/>
+        <w:ind w:left="720"/>
+      </w:pPr>
+      <w:r>
+        <w:rPr>
+          <w:lang w:val="es_ES" w:bidi="es_ES"/>
+        </w:rPr>
+      </w:r>
+      <w:r>
+        <w:rPr>
+          <w:lang w:val="es_ES" w:bidi="es_ES"/>
+        </w:rPr>
+        <w:t>Génesis 37.34</w:t>
+      </w:r>
+    </w:p>
+    <w:p>
+      <w:pPr>
+        <w:pStyle w:val="ListBullet"/>
+        <w:spacing w:line="240" w:lineRule="auto"/>
+        <w:ind w:left="720"/>
+      </w:pPr>
+      <w:r>
+        <w:rPr>
+          <w:lang w:val="es_ES" w:bidi="es_ES"/>
+        </w:rPr>
+      </w:r>
+      <w:r>
+        <w:rPr>
+          <w:lang w:val="es_ES" w:bidi="es_ES"/>
+        </w:rPr>
+        <w:t>Job 15.27</w:t>
+      </w:r>
     </w:p>
     <w:p>
       <w:pPr>
@@ -15163,138 +14089,102 @@
           <w:lang w:val="es_ES" w:bidi="es_ES"/>
         </w:rPr>
       </w:r>
-      <w:hyperlink r:id="rId191">
-        <w:r>
-          <w:rPr>
-            <w:lang w:val="es_ES" w:bidi="es_ES"/>
-          </w:rPr>
-          <w:rPr>
-            <w:color w:val="0000EE"/>
-            <w:u w:val="single"/>
-          </w:rPr>
-          <w:t>1 Corintios 15:5–7</w:t>
-        </w:r>
-      </w:hyperlink>
-    </w:p>
-    <w:p>
-      <w:pPr>
-        <w:pStyle w:val="ListBullet"/>
-        <w:spacing w:line="240" w:lineRule="auto"/>
-        <w:ind w:left="720"/>
-      </w:pPr>
-      <w:r>
-        <w:rPr>
-          <w:lang w:val="es_ES" w:bidi="es_ES"/>
-        </w:rPr>
-      </w:r>
-      <w:hyperlink r:id="rId192">
-        <w:r>
-          <w:rPr>
-            <w:lang w:val="es_ES" w:bidi="es_ES"/>
-          </w:rPr>
-          <w:rPr>
-            <w:color w:val="0000EE"/>
-            <w:u w:val="single"/>
-          </w:rPr>
-          <w:t>Hechos 6:2</w:t>
-        </w:r>
-      </w:hyperlink>
-    </w:p>
-    <w:p>
-      <w:pPr>
-        <w:pStyle w:val="ListBullet"/>
-        <w:spacing w:line="240" w:lineRule="auto"/>
-        <w:ind w:left="720"/>
-      </w:pPr>
-      <w:r>
-        <w:rPr>
-          <w:lang w:val="es_ES" w:bidi="es_ES"/>
-        </w:rPr>
-      </w:r>
-      <w:hyperlink r:id="rId193">
-        <w:r>
-          <w:rPr>
-            <w:lang w:val="es_ES" w:bidi="es_ES"/>
-          </w:rPr>
-          <w:rPr>
-            <w:color w:val="0000EE"/>
-            <w:u w:val="single"/>
-          </w:rPr>
-          <w:t>Lucas 9:1</w:t>
-        </w:r>
-      </w:hyperlink>
-    </w:p>
-    <w:p>
-      <w:pPr>
-        <w:pStyle w:val="ListBullet"/>
-        <w:spacing w:line="240" w:lineRule="auto"/>
-        <w:ind w:left="720"/>
-      </w:pPr>
-      <w:r>
-        <w:rPr>
-          <w:lang w:val="es_ES" w:bidi="es_ES"/>
-        </w:rPr>
-      </w:r>
-      <w:hyperlink r:id="rId194">
-        <w:r>
-          <w:rPr>
-            <w:lang w:val="es_ES" w:bidi="es_ES"/>
-          </w:rPr>
-          <w:rPr>
-            <w:color w:val="0000EE"/>
-            <w:u w:val="single"/>
-          </w:rPr>
-          <w:t>Lucas 18:31</w:t>
-        </w:r>
-      </w:hyperlink>
-    </w:p>
-    <w:p>
-      <w:pPr>
-        <w:pStyle w:val="ListBullet"/>
-        <w:spacing w:line="240" w:lineRule="auto"/>
-        <w:ind w:left="720"/>
-      </w:pPr>
-      <w:r>
-        <w:rPr>
-          <w:lang w:val="es_ES" w:bidi="es_ES"/>
-        </w:rPr>
-      </w:r>
-      <w:hyperlink r:id="rId195">
-        <w:r>
-          <w:rPr>
-            <w:lang w:val="es_ES" w:bidi="es_ES"/>
-          </w:rPr>
-          <w:rPr>
-            <w:color w:val="0000EE"/>
-            <w:u w:val="single"/>
-          </w:rPr>
-          <w:t>Marcos 10:32–34</w:t>
-        </w:r>
-      </w:hyperlink>
-    </w:p>
-    <w:p>
-      <w:pPr>
-        <w:pStyle w:val="ListBullet"/>
-        <w:spacing w:line="240" w:lineRule="auto"/>
-        <w:ind w:left="720"/>
-      </w:pPr>
-      <w:r>
-        <w:rPr>
-          <w:lang w:val="es_ES" w:bidi="es_ES"/>
-        </w:rPr>
-      </w:r>
-      <w:hyperlink r:id="rId196">
-        <w:r>
-          <w:rPr>
-            <w:lang w:val="es_ES" w:bidi="es_ES"/>
-          </w:rPr>
-          <w:rPr>
-            <w:color w:val="0000EE"/>
-            <w:u w:val="single"/>
-          </w:rPr>
-          <w:t>Mateo 10:7</w:t>
-        </w:r>
-      </w:hyperlink>
+      <w:r>
+        <w:rPr>
+          <w:lang w:val="es_ES" w:bidi="es_ES"/>
+        </w:rPr>
+        <w:t>1 Corintios 15:5–7</w:t>
+      </w:r>
+    </w:p>
+    <w:p>
+      <w:pPr>
+        <w:pStyle w:val="ListBullet"/>
+        <w:spacing w:line="240" w:lineRule="auto"/>
+        <w:ind w:left="720"/>
+      </w:pPr>
+      <w:r>
+        <w:rPr>
+          <w:lang w:val="es_ES" w:bidi="es_ES"/>
+        </w:rPr>
+      </w:r>
+      <w:r>
+        <w:rPr>
+          <w:lang w:val="es_ES" w:bidi="es_ES"/>
+        </w:rPr>
+        <w:t>Hechos 6:2</w:t>
+      </w:r>
+    </w:p>
+    <w:p>
+      <w:pPr>
+        <w:pStyle w:val="ListBullet"/>
+        <w:spacing w:line="240" w:lineRule="auto"/>
+        <w:ind w:left="720"/>
+      </w:pPr>
+      <w:r>
+        <w:rPr>
+          <w:lang w:val="es_ES" w:bidi="es_ES"/>
+        </w:rPr>
+      </w:r>
+      <w:r>
+        <w:rPr>
+          <w:lang w:val="es_ES" w:bidi="es_ES"/>
+        </w:rPr>
+        <w:t>Lucas 9:1</w:t>
+      </w:r>
+    </w:p>
+    <w:p>
+      <w:pPr>
+        <w:pStyle w:val="ListBullet"/>
+        <w:spacing w:line="240" w:lineRule="auto"/>
+        <w:ind w:left="720"/>
+      </w:pPr>
+      <w:r>
+        <w:rPr>
+          <w:lang w:val="es_ES" w:bidi="es_ES"/>
+        </w:rPr>
+      </w:r>
+      <w:r>
+        <w:rPr>
+          <w:lang w:val="es_ES" w:bidi="es_ES"/>
+        </w:rPr>
+        <w:t>Lucas 18:31</w:t>
+      </w:r>
+    </w:p>
+    <w:p>
+      <w:pPr>
+        <w:pStyle w:val="ListBullet"/>
+        <w:spacing w:line="240" w:lineRule="auto"/>
+        <w:ind w:left="720"/>
+      </w:pPr>
+      <w:r>
+        <w:rPr>
+          <w:lang w:val="es_ES" w:bidi="es_ES"/>
+        </w:rPr>
+      </w:r>
+      <w:r>
+        <w:rPr>
+          <w:lang w:val="es_ES" w:bidi="es_ES"/>
+        </w:rPr>
+        <w:t>Marcos 10:32–34</w:t>
+      </w:r>
+    </w:p>
+    <w:p>
+      <w:pPr>
+        <w:pStyle w:val="ListBullet"/>
+        <w:spacing w:line="240" w:lineRule="auto"/>
+        <w:ind w:left="720"/>
+      </w:pPr>
+      <w:r>
+        <w:rPr>
+          <w:lang w:val="es_ES" w:bidi="es_ES"/>
+        </w:rPr>
+      </w:r>
+      <w:r>
+        <w:rPr>
+          <w:lang w:val="es_ES" w:bidi="es_ES"/>
+        </w:rPr>
+        <w:t>Mateo 10:7</w:t>
+      </w:r>
     </w:p>
     <w:p>
       <w:pPr>
@@ -15584,66 +14474,48 @@
           <w:lang w:val="es_ES" w:bidi="es_ES"/>
         </w:rPr>
       </w:r>
-      <w:hyperlink r:id="rId197">
-        <w:r>
-          <w:rPr>
-            <w:lang w:val="es_ES" w:bidi="es_ES"/>
-          </w:rPr>
-          <w:rPr>
-            <w:color w:val="0000EE"/>
-            <w:u w:val="single"/>
-          </w:rPr>
-          <w:t>2 Pedro 2.8</w:t>
-        </w:r>
-      </w:hyperlink>
-    </w:p>
-    <w:p>
-      <w:pPr>
-        <w:pStyle w:val="ListBullet"/>
-        <w:spacing w:line="240" w:lineRule="auto"/>
-        <w:ind w:left="720"/>
-      </w:pPr>
-      <w:r>
-        <w:rPr>
-          <w:lang w:val="es_ES" w:bidi="es_ES"/>
-        </w:rPr>
-      </w:r>
-      <w:hyperlink r:id="rId198">
-        <w:r>
-          <w:rPr>
-            <w:lang w:val="es_ES" w:bidi="es_ES"/>
-          </w:rPr>
-          <w:rPr>
-            <w:color w:val="0000EE"/>
-            <w:u w:val="single"/>
-          </w:rPr>
-          <w:t>Génesis 11.27–28</w:t>
-        </w:r>
-      </w:hyperlink>
-    </w:p>
-    <w:p>
-      <w:pPr>
-        <w:pStyle w:val="ListBullet"/>
-        <w:spacing w:line="240" w:lineRule="auto"/>
-        <w:ind w:left="720"/>
-      </w:pPr>
-      <w:r>
-        <w:rPr>
-          <w:lang w:val="es_ES" w:bidi="es_ES"/>
-        </w:rPr>
-      </w:r>
-      <w:hyperlink r:id="rId199">
-        <w:r>
-          <w:rPr>
-            <w:lang w:val="es_ES" w:bidi="es_ES"/>
-          </w:rPr>
-          <w:rPr>
-            <w:color w:val="0000EE"/>
-            <w:u w:val="single"/>
-          </w:rPr>
-          <w:t>Génesis 12.4–5</w:t>
-        </w:r>
-      </w:hyperlink>
+      <w:r>
+        <w:rPr>
+          <w:lang w:val="es_ES" w:bidi="es_ES"/>
+        </w:rPr>
+        <w:t>2 Pedro 2.8</w:t>
+      </w:r>
+    </w:p>
+    <w:p>
+      <w:pPr>
+        <w:pStyle w:val="ListBullet"/>
+        <w:spacing w:line="240" w:lineRule="auto"/>
+        <w:ind w:left="720"/>
+      </w:pPr>
+      <w:r>
+        <w:rPr>
+          <w:lang w:val="es_ES" w:bidi="es_ES"/>
+        </w:rPr>
+      </w:r>
+      <w:r>
+        <w:rPr>
+          <w:lang w:val="es_ES" w:bidi="es_ES"/>
+        </w:rPr>
+        <w:t>Génesis 11.27–28</w:t>
+      </w:r>
+    </w:p>
+    <w:p>
+      <w:pPr>
+        <w:pStyle w:val="ListBullet"/>
+        <w:spacing w:line="240" w:lineRule="auto"/>
+        <w:ind w:left="720"/>
+      </w:pPr>
+      <w:r>
+        <w:rPr>
+          <w:lang w:val="es_ES" w:bidi="es_ES"/>
+        </w:rPr>
+      </w:r>
+      <w:r>
+        <w:rPr>
+          <w:lang w:val="es_ES" w:bidi="es_ES"/>
+        </w:rPr>
+        <w:t>Génesis 12.4–5</w:t>
+      </w:r>
     </w:p>
     <w:p>
       <w:pPr>
@@ -15891,66 +14763,48 @@
           <w:lang w:val="es_ES" w:bidi="es_ES"/>
         </w:rPr>
       </w:r>
-      <w:hyperlink r:id="rId200">
-        <w:r>
-          <w:rPr>
-            <w:lang w:val="es_ES" w:bidi="es_ES"/>
-          </w:rPr>
-          <w:rPr>
-            <w:color w:val="0000EE"/>
-            <w:u w:val="single"/>
-          </w:rPr>
-          <w:t>2 Timoteo 4.11–13</w:t>
-        </w:r>
-      </w:hyperlink>
-    </w:p>
-    <w:p>
-      <w:pPr>
-        <w:pStyle w:val="ListBullet"/>
-        <w:spacing w:line="240" w:lineRule="auto"/>
-        <w:ind w:left="720"/>
-      </w:pPr>
-      <w:r>
-        <w:rPr>
-          <w:lang w:val="es_ES" w:bidi="es_ES"/>
-        </w:rPr>
-      </w:r>
-      <w:hyperlink r:id="rId201">
-        <w:r>
-          <w:rPr>
-            <w:lang w:val="es_ES" w:bidi="es_ES"/>
-          </w:rPr>
-          <w:rPr>
-            <w:color w:val="0000EE"/>
-            <w:u w:val="single"/>
-          </w:rPr>
-          <w:t>Colosenses 4.12–14</w:t>
-        </w:r>
-      </w:hyperlink>
-    </w:p>
-    <w:p>
-      <w:pPr>
-        <w:pStyle w:val="ListBullet"/>
-        <w:spacing w:line="240" w:lineRule="auto"/>
-        <w:ind w:left="720"/>
-      </w:pPr>
-      <w:r>
-        <w:rPr>
-          <w:lang w:val="es_ES" w:bidi="es_ES"/>
-        </w:rPr>
-      </w:r>
-      <w:hyperlink r:id="rId202">
-        <w:r>
-          <w:rPr>
-            <w:lang w:val="es_ES" w:bidi="es_ES"/>
-          </w:rPr>
-          <w:rPr>
-            <w:color w:val="0000EE"/>
-            <w:u w:val="single"/>
-          </w:rPr>
-          <w:t>Filemón 1.24</w:t>
-        </w:r>
-      </w:hyperlink>
+      <w:r>
+        <w:rPr>
+          <w:lang w:val="es_ES" w:bidi="es_ES"/>
+        </w:rPr>
+        <w:t>2 Timoteo 4.11–13</w:t>
+      </w:r>
+    </w:p>
+    <w:p>
+      <w:pPr>
+        <w:pStyle w:val="ListBullet"/>
+        <w:spacing w:line="240" w:lineRule="auto"/>
+        <w:ind w:left="720"/>
+      </w:pPr>
+      <w:r>
+        <w:rPr>
+          <w:lang w:val="es_ES" w:bidi="es_ES"/>
+        </w:rPr>
+      </w:r>
+      <w:r>
+        <w:rPr>
+          <w:lang w:val="es_ES" w:bidi="es_ES"/>
+        </w:rPr>
+        <w:t>Colosenses 4.12–14</w:t>
+      </w:r>
+    </w:p>
+    <w:p>
+      <w:pPr>
+        <w:pStyle w:val="ListBullet"/>
+        <w:spacing w:line="240" w:lineRule="auto"/>
+        <w:ind w:left="720"/>
+      </w:pPr>
+      <w:r>
+        <w:rPr>
+          <w:lang w:val="es_ES" w:bidi="es_ES"/>
+        </w:rPr>
+      </w:r>
+      <w:r>
+        <w:rPr>
+          <w:lang w:val="es_ES" w:bidi="es_ES"/>
+        </w:rPr>
+        <w:t>Filemón 1.24</w:t>
+      </w:r>
     </w:p>
     <w:p>
       <w:pPr>
@@ -16213,138 +15067,102 @@
           <w:lang w:val="es_ES" w:bidi="es_ES"/>
         </w:rPr>
       </w:r>
-      <w:hyperlink r:id="rId203">
-        <w:r>
-          <w:rPr>
-            <w:lang w:val="es_ES" w:bidi="es_ES"/>
-          </w:rPr>
-          <w:rPr>
-            <w:color w:val="0000EE"/>
-            <w:u w:val="single"/>
-          </w:rPr>
-          <w:t>1 Samuel 9.12–13</w:t>
-        </w:r>
-      </w:hyperlink>
-    </w:p>
-    <w:p>
-      <w:pPr>
-        <w:pStyle w:val="ListBullet"/>
-        <w:spacing w:line="240" w:lineRule="auto"/>
-        <w:ind w:left="720"/>
-      </w:pPr>
-      <w:r>
-        <w:rPr>
-          <w:lang w:val="es_ES" w:bidi="es_ES"/>
-        </w:rPr>
-      </w:r>
-      <w:hyperlink r:id="rId204">
-        <w:r>
-          <w:rPr>
-            <w:lang w:val="es_ES" w:bidi="es_ES"/>
-          </w:rPr>
-          <w:rPr>
-            <w:color w:val="0000EE"/>
-            <w:u w:val="single"/>
-          </w:rPr>
-          <w:t>2 Reyes 16.4</w:t>
-        </w:r>
-      </w:hyperlink>
-    </w:p>
-    <w:p>
-      <w:pPr>
-        <w:pStyle w:val="ListBullet"/>
-        <w:spacing w:line="240" w:lineRule="auto"/>
-        <w:ind w:left="720"/>
-      </w:pPr>
-      <w:r>
-        <w:rPr>
-          <w:lang w:val="es_ES" w:bidi="es_ES"/>
-        </w:rPr>
-      </w:r>
-      <w:hyperlink r:id="rId205">
-        <w:r>
-          <w:rPr>
-            <w:lang w:val="es_ES" w:bidi="es_ES"/>
-          </w:rPr>
-          <w:rPr>
-            <w:color w:val="0000EE"/>
-            <w:u w:val="single"/>
-          </w:rPr>
-          <w:t>Amós 4.13</w:t>
-        </w:r>
-      </w:hyperlink>
-    </w:p>
-    <w:p>
-      <w:pPr>
-        <w:pStyle w:val="ListBullet"/>
-        <w:spacing w:line="240" w:lineRule="auto"/>
-        <w:ind w:left="720"/>
-      </w:pPr>
-      <w:r>
-        <w:rPr>
-          <w:lang w:val="es_ES" w:bidi="es_ES"/>
-        </w:rPr>
-      </w:r>
-      <w:hyperlink r:id="rId206">
-        <w:r>
-          <w:rPr>
-            <w:lang w:val="es_ES" w:bidi="es_ES"/>
-          </w:rPr>
-          <w:rPr>
-            <w:color w:val="0000EE"/>
-            <w:u w:val="single"/>
-          </w:rPr>
-          <w:t>Deuteronomio 33.29</w:t>
-        </w:r>
-      </w:hyperlink>
-    </w:p>
-    <w:p>
-      <w:pPr>
-        <w:pStyle w:val="ListBullet"/>
-        <w:spacing w:line="240" w:lineRule="auto"/>
-        <w:ind w:left="720"/>
-      </w:pPr>
-      <w:r>
-        <w:rPr>
-          <w:lang w:val="es_ES" w:bidi="es_ES"/>
-        </w:rPr>
-      </w:r>
-      <w:hyperlink r:id="rId207">
-        <w:r>
-          <w:rPr>
-            <w:lang w:val="es_ES" w:bidi="es_ES"/>
-          </w:rPr>
-          <w:rPr>
-            <w:color w:val="0000EE"/>
-            <w:u w:val="single"/>
-          </w:rPr>
-          <w:t>Ezequiel 6.1–3</w:t>
-        </w:r>
-      </w:hyperlink>
-    </w:p>
-    <w:p>
-      <w:pPr>
-        <w:pStyle w:val="ListBullet"/>
-        <w:spacing w:line="240" w:lineRule="auto"/>
-        <w:ind w:left="720"/>
-      </w:pPr>
-      <w:r>
-        <w:rPr>
-          <w:lang w:val="es_ES" w:bidi="es_ES"/>
-        </w:rPr>
-      </w:r>
-      <w:hyperlink r:id="rId208">
-        <w:r>
-          <w:rPr>
-            <w:lang w:val="es_ES" w:bidi="es_ES"/>
-          </w:rPr>
-          <w:rPr>
-            <w:color w:val="0000EE"/>
-            <w:u w:val="single"/>
-          </w:rPr>
-          <w:t>Habacuc 3.19</w:t>
-        </w:r>
-      </w:hyperlink>
+      <w:r>
+        <w:rPr>
+          <w:lang w:val="es_ES" w:bidi="es_ES"/>
+        </w:rPr>
+        <w:t>1 Samuel 9.12–13</w:t>
+      </w:r>
+    </w:p>
+    <w:p>
+      <w:pPr>
+        <w:pStyle w:val="ListBullet"/>
+        <w:spacing w:line="240" w:lineRule="auto"/>
+        <w:ind w:left="720"/>
+      </w:pPr>
+      <w:r>
+        <w:rPr>
+          <w:lang w:val="es_ES" w:bidi="es_ES"/>
+        </w:rPr>
+      </w:r>
+      <w:r>
+        <w:rPr>
+          <w:lang w:val="es_ES" w:bidi="es_ES"/>
+        </w:rPr>
+        <w:t>2 Reyes 16.4</w:t>
+      </w:r>
+    </w:p>
+    <w:p>
+      <w:pPr>
+        <w:pStyle w:val="ListBullet"/>
+        <w:spacing w:line="240" w:lineRule="auto"/>
+        <w:ind w:left="720"/>
+      </w:pPr>
+      <w:r>
+        <w:rPr>
+          <w:lang w:val="es_ES" w:bidi="es_ES"/>
+        </w:rPr>
+      </w:r>
+      <w:r>
+        <w:rPr>
+          <w:lang w:val="es_ES" w:bidi="es_ES"/>
+        </w:rPr>
+        <w:t>Amós 4.13</w:t>
+      </w:r>
+    </w:p>
+    <w:p>
+      <w:pPr>
+        <w:pStyle w:val="ListBullet"/>
+        <w:spacing w:line="240" w:lineRule="auto"/>
+        <w:ind w:left="720"/>
+      </w:pPr>
+      <w:r>
+        <w:rPr>
+          <w:lang w:val="es_ES" w:bidi="es_ES"/>
+        </w:rPr>
+      </w:r>
+      <w:r>
+        <w:rPr>
+          <w:lang w:val="es_ES" w:bidi="es_ES"/>
+        </w:rPr>
+        <w:t>Deuteronomio 33.29</w:t>
+      </w:r>
+    </w:p>
+    <w:p>
+      <w:pPr>
+        <w:pStyle w:val="ListBullet"/>
+        <w:spacing w:line="240" w:lineRule="auto"/>
+        <w:ind w:left="720"/>
+      </w:pPr>
+      <w:r>
+        <w:rPr>
+          <w:lang w:val="es_ES" w:bidi="es_ES"/>
+        </w:rPr>
+      </w:r>
+      <w:r>
+        <w:rPr>
+          <w:lang w:val="es_ES" w:bidi="es_ES"/>
+        </w:rPr>
+        <w:t>Ezequiel 6.1–3</w:t>
+      </w:r>
+    </w:p>
+    <w:p>
+      <w:pPr>
+        <w:pStyle w:val="ListBullet"/>
+        <w:spacing w:line="240" w:lineRule="auto"/>
+        <w:ind w:left="720"/>
+      </w:pPr>
+      <w:r>
+        <w:rPr>
+          <w:lang w:val="es_ES" w:bidi="es_ES"/>
+        </w:rPr>
+      </w:r>
+      <w:r>
+        <w:rPr>
+          <w:lang w:val="es_ES" w:bidi="es_ES"/>
+        </w:rPr>
+        <w:t>Habacuc 3.19</w:t>
+      </w:r>
     </w:p>
     <w:p>
       <w:pPr>
@@ -16757,234 +15575,174 @@
           <w:lang w:val="es_ES" w:bidi="es_ES"/>
         </w:rPr>
       </w:r>
-      <w:hyperlink r:id="rId209">
-        <w:r>
-          <w:rPr>
-            <w:lang w:val="es_ES" w:bidi="es_ES"/>
-          </w:rPr>
-          <w:rPr>
-            <w:color w:val="0000EE"/>
-            <w:u w:val="single"/>
-          </w:rPr>
-          <w:t>1 Reyes 6.16–18</w:t>
-        </w:r>
-      </w:hyperlink>
-    </w:p>
-    <w:p>
-      <w:pPr>
-        <w:pStyle w:val="ListBullet"/>
-        <w:spacing w:line="240" w:lineRule="auto"/>
-        <w:ind w:left="720"/>
-      </w:pPr>
-      <w:r>
-        <w:rPr>
-          <w:lang w:val="es_ES" w:bidi="es_ES"/>
-        </w:rPr>
-      </w:r>
-      <w:hyperlink r:id="rId210">
-        <w:r>
-          <w:rPr>
-            <w:lang w:val="es_ES" w:bidi="es_ES"/>
-          </w:rPr>
-          <w:rPr>
-            <w:color w:val="0000EE"/>
-            <w:u w:val="single"/>
-          </w:rPr>
-          <w:t>Hechos 6.12–15</w:t>
-        </w:r>
-      </w:hyperlink>
-    </w:p>
-    <w:p>
-      <w:pPr>
-        <w:pStyle w:val="ListBullet"/>
-        <w:spacing w:line="240" w:lineRule="auto"/>
-        <w:ind w:left="720"/>
-      </w:pPr>
-      <w:r>
-        <w:rPr>
-          <w:lang w:val="es_ES" w:bidi="es_ES"/>
-        </w:rPr>
-      </w:r>
-      <w:hyperlink r:id="rId211">
-        <w:r>
-          <w:rPr>
-            <w:lang w:val="es_ES" w:bidi="es_ES"/>
-          </w:rPr>
-          <w:rPr>
-            <w:color w:val="0000EE"/>
-            <w:u w:val="single"/>
-          </w:rPr>
-          <w:t>Éxodo 26.33</w:t>
-        </w:r>
-      </w:hyperlink>
-    </w:p>
-    <w:p>
-      <w:pPr>
-        <w:pStyle w:val="ListBullet"/>
-        <w:spacing w:line="240" w:lineRule="auto"/>
-        <w:ind w:left="720"/>
-      </w:pPr>
-      <w:r>
-        <w:rPr>
-          <w:lang w:val="es_ES" w:bidi="es_ES"/>
-        </w:rPr>
-      </w:r>
-      <w:hyperlink r:id="rId212">
-        <w:r>
-          <w:rPr>
-            <w:lang w:val="es_ES" w:bidi="es_ES"/>
-          </w:rPr>
-          <w:rPr>
-            <w:color w:val="0000EE"/>
-            <w:u w:val="single"/>
-          </w:rPr>
-          <w:t>Éxodo 31.10–11</w:t>
-        </w:r>
-      </w:hyperlink>
-    </w:p>
-    <w:p>
-      <w:pPr>
-        <w:pStyle w:val="ListBullet"/>
-        <w:spacing w:line="240" w:lineRule="auto"/>
-        <w:ind w:left="720"/>
-      </w:pPr>
-      <w:r>
-        <w:rPr>
-          <w:lang w:val="es_ES" w:bidi="es_ES"/>
-        </w:rPr>
-      </w:r>
-      <w:hyperlink r:id="rId213">
-        <w:r>
-          <w:rPr>
-            <w:lang w:val="es_ES" w:bidi="es_ES"/>
-          </w:rPr>
-          <w:rPr>
-            <w:color w:val="0000EE"/>
-            <w:u w:val="single"/>
-          </w:rPr>
-          <w:t>Ezequiel 41.1</w:t>
-        </w:r>
-      </w:hyperlink>
-    </w:p>
-    <w:p>
-      <w:pPr>
-        <w:pStyle w:val="ListBullet"/>
-        <w:spacing w:line="240" w:lineRule="auto"/>
-        <w:ind w:left="720"/>
-      </w:pPr>
-      <w:r>
-        <w:rPr>
-          <w:lang w:val="es_ES" w:bidi="es_ES"/>
-        </w:rPr>
-      </w:r>
-      <w:hyperlink r:id="rId214">
-        <w:r>
-          <w:rPr>
-            <w:lang w:val="es_ES" w:bidi="es_ES"/>
-          </w:rPr>
-          <w:rPr>
-            <w:color w:val="0000EE"/>
-            <w:u w:val="single"/>
-          </w:rPr>
-          <w:t>Esdras 9.8–9</w:t>
-        </w:r>
-      </w:hyperlink>
-    </w:p>
-    <w:p>
-      <w:pPr>
-        <w:pStyle w:val="ListBullet"/>
-        <w:spacing w:line="240" w:lineRule="auto"/>
-        <w:ind w:left="720"/>
-      </w:pPr>
-      <w:r>
-        <w:rPr>
-          <w:lang w:val="es_ES" w:bidi="es_ES"/>
-        </w:rPr>
-      </w:r>
-      <w:hyperlink r:id="rId215">
-        <w:r>
-          <w:rPr>
-            <w:lang w:val="es_ES" w:bidi="es_ES"/>
-          </w:rPr>
-          <w:rPr>
-            <w:color w:val="0000EE"/>
-            <w:u w:val="single"/>
-          </w:rPr>
-          <w:t>Hebreos 9.1–2</w:t>
-        </w:r>
-      </w:hyperlink>
-    </w:p>
-    <w:p>
-      <w:pPr>
-        <w:pStyle w:val="ListBullet"/>
-        <w:spacing w:line="240" w:lineRule="auto"/>
-        <w:ind w:left="720"/>
-      </w:pPr>
-      <w:r>
-        <w:rPr>
-          <w:lang w:val="es_ES" w:bidi="es_ES"/>
-        </w:rPr>
-      </w:r>
-      <w:hyperlink r:id="rId216">
-        <w:r>
-          <w:rPr>
-            <w:lang w:val="es_ES" w:bidi="es_ES"/>
-          </w:rPr>
-          <w:rPr>
-            <w:color w:val="0000EE"/>
-            <w:u w:val="single"/>
-          </w:rPr>
-          <w:t>Levítico 16.18</w:t>
-        </w:r>
-      </w:hyperlink>
-    </w:p>
-    <w:p>
-      <w:pPr>
-        <w:pStyle w:val="ListBullet"/>
-        <w:spacing w:line="240" w:lineRule="auto"/>
-        <w:ind w:left="720"/>
-      </w:pPr>
-      <w:r>
-        <w:rPr>
-          <w:lang w:val="es_ES" w:bidi="es_ES"/>
-        </w:rPr>
-      </w:r>
-      <w:hyperlink r:id="rId217">
-        <w:r>
-          <w:rPr>
-            <w:lang w:val="es_ES" w:bidi="es_ES"/>
-          </w:rPr>
-          <w:rPr>
-            <w:color w:val="0000EE"/>
-            <w:u w:val="single"/>
-          </w:rPr>
-          <w:t>Mateo 24.15–18</w:t>
-        </w:r>
-      </w:hyperlink>
-    </w:p>
-    <w:p>
-      <w:pPr>
-        <w:pStyle w:val="ListBullet"/>
-        <w:spacing w:line="240" w:lineRule="auto"/>
-        <w:ind w:left="720"/>
-      </w:pPr>
-      <w:r>
-        <w:rPr>
-          <w:lang w:val="es_ES" w:bidi="es_ES"/>
-        </w:rPr>
-      </w:r>
-      <w:hyperlink r:id="rId218">
-        <w:r>
-          <w:rPr>
-            <w:lang w:val="es_ES" w:bidi="es_ES"/>
-          </w:rPr>
-          <w:rPr>
-            <w:color w:val="0000EE"/>
-            <w:u w:val="single"/>
-          </w:rPr>
-          <w:t>Apocalipsis 15.5</w:t>
-        </w:r>
-      </w:hyperlink>
+      <w:r>
+        <w:rPr>
+          <w:lang w:val="es_ES" w:bidi="es_ES"/>
+        </w:rPr>
+        <w:t>1 Reyes 6.16–18</w:t>
+      </w:r>
+    </w:p>
+    <w:p>
+      <w:pPr>
+        <w:pStyle w:val="ListBullet"/>
+        <w:spacing w:line="240" w:lineRule="auto"/>
+        <w:ind w:left="720"/>
+      </w:pPr>
+      <w:r>
+        <w:rPr>
+          <w:lang w:val="es_ES" w:bidi="es_ES"/>
+        </w:rPr>
+      </w:r>
+      <w:r>
+        <w:rPr>
+          <w:lang w:val="es_ES" w:bidi="es_ES"/>
+        </w:rPr>
+        <w:t>Hechos 6.12–15</w:t>
+      </w:r>
+    </w:p>
+    <w:p>
+      <w:pPr>
+        <w:pStyle w:val="ListBullet"/>
+        <w:spacing w:line="240" w:lineRule="auto"/>
+        <w:ind w:left="720"/>
+      </w:pPr>
+      <w:r>
+        <w:rPr>
+          <w:lang w:val="es_ES" w:bidi="es_ES"/>
+        </w:rPr>
+      </w:r>
+      <w:r>
+        <w:rPr>
+          <w:lang w:val="es_ES" w:bidi="es_ES"/>
+        </w:rPr>
+        <w:t>Éxodo 26.33</w:t>
+      </w:r>
+    </w:p>
+    <w:p>
+      <w:pPr>
+        <w:pStyle w:val="ListBullet"/>
+        <w:spacing w:line="240" w:lineRule="auto"/>
+        <w:ind w:left="720"/>
+      </w:pPr>
+      <w:r>
+        <w:rPr>
+          <w:lang w:val="es_ES" w:bidi="es_ES"/>
+        </w:rPr>
+      </w:r>
+      <w:r>
+        <w:rPr>
+          <w:lang w:val="es_ES" w:bidi="es_ES"/>
+        </w:rPr>
+        <w:t>Éxodo 31.10–11</w:t>
+      </w:r>
+    </w:p>
+    <w:p>
+      <w:pPr>
+        <w:pStyle w:val="ListBullet"/>
+        <w:spacing w:line="240" w:lineRule="auto"/>
+        <w:ind w:left="720"/>
+      </w:pPr>
+      <w:r>
+        <w:rPr>
+          <w:lang w:val="es_ES" w:bidi="es_ES"/>
+        </w:rPr>
+      </w:r>
+      <w:r>
+        <w:rPr>
+          <w:lang w:val="es_ES" w:bidi="es_ES"/>
+        </w:rPr>
+        <w:t>Ezequiel 41.1</w:t>
+      </w:r>
+    </w:p>
+    <w:p>
+      <w:pPr>
+        <w:pStyle w:val="ListBullet"/>
+        <w:spacing w:line="240" w:lineRule="auto"/>
+        <w:ind w:left="720"/>
+      </w:pPr>
+      <w:r>
+        <w:rPr>
+          <w:lang w:val="es_ES" w:bidi="es_ES"/>
+        </w:rPr>
+      </w:r>
+      <w:r>
+        <w:rPr>
+          <w:lang w:val="es_ES" w:bidi="es_ES"/>
+        </w:rPr>
+        <w:t>Esdras 9.8–9</w:t>
+      </w:r>
+    </w:p>
+    <w:p>
+      <w:pPr>
+        <w:pStyle w:val="ListBullet"/>
+        <w:spacing w:line="240" w:lineRule="auto"/>
+        <w:ind w:left="720"/>
+      </w:pPr>
+      <w:r>
+        <w:rPr>
+          <w:lang w:val="es_ES" w:bidi="es_ES"/>
+        </w:rPr>
+      </w:r>
+      <w:r>
+        <w:rPr>
+          <w:lang w:val="es_ES" w:bidi="es_ES"/>
+        </w:rPr>
+        <w:t>Hebreos 9.1–2</w:t>
+      </w:r>
+    </w:p>
+    <w:p>
+      <w:pPr>
+        <w:pStyle w:val="ListBullet"/>
+        <w:spacing w:line="240" w:lineRule="auto"/>
+        <w:ind w:left="720"/>
+      </w:pPr>
+      <w:r>
+        <w:rPr>
+          <w:lang w:val="es_ES" w:bidi="es_ES"/>
+        </w:rPr>
+      </w:r>
+      <w:r>
+        <w:rPr>
+          <w:lang w:val="es_ES" w:bidi="es_ES"/>
+        </w:rPr>
+        <w:t>Levítico 16.18</w:t>
+      </w:r>
+    </w:p>
+    <w:p>
+      <w:pPr>
+        <w:pStyle w:val="ListBullet"/>
+        <w:spacing w:line="240" w:lineRule="auto"/>
+        <w:ind w:left="720"/>
+      </w:pPr>
+      <w:r>
+        <w:rPr>
+          <w:lang w:val="es_ES" w:bidi="es_ES"/>
+        </w:rPr>
+      </w:r>
+      <w:r>
+        <w:rPr>
+          <w:lang w:val="es_ES" w:bidi="es_ES"/>
+        </w:rPr>
+        <w:t>Mateo 24.15–18</w:t>
+      </w:r>
+    </w:p>
+    <w:p>
+      <w:pPr>
+        <w:pStyle w:val="ListBullet"/>
+        <w:spacing w:line="240" w:lineRule="auto"/>
+        <w:ind w:left="720"/>
+      </w:pPr>
+      <w:r>
+        <w:rPr>
+          <w:lang w:val="es_ES" w:bidi="es_ES"/>
+        </w:rPr>
+      </w:r>
+      <w:r>
+        <w:rPr>
+          <w:lang w:val="es_ES" w:bidi="es_ES"/>
+        </w:rPr>
+        <w:t>Apocalipsis 15.5</w:t>
+      </w:r>
     </w:p>
     <w:p>
       <w:pPr>
@@ -17206,138 +15964,102 @@
           <w:lang w:val="es_ES" w:bidi="es_ES"/>
         </w:rPr>
       </w:r>
-      <w:hyperlink r:id="rId219">
-        <w:r>
-          <w:rPr>
-            <w:lang w:val="es_ES" w:bidi="es_ES"/>
-          </w:rPr>
-          <w:rPr>
-            <w:color w:val="0000EE"/>
-            <w:u w:val="single"/>
-          </w:rPr>
-          <w:t>1 Juan 2:16</w:t>
-        </w:r>
-      </w:hyperlink>
-    </w:p>
-    <w:p>
-      <w:pPr>
-        <w:pStyle w:val="ListBullet"/>
-        <w:spacing w:line="240" w:lineRule="auto"/>
-        <w:ind w:left="720"/>
-      </w:pPr>
-      <w:r>
-        <w:rPr>
-          <w:lang w:val="es_ES" w:bidi="es_ES"/>
-        </w:rPr>
-      </w:r>
-      <w:hyperlink r:id="rId220">
-        <w:r>
-          <w:rPr>
-            <w:lang w:val="es_ES" w:bidi="es_ES"/>
-          </w:rPr>
-          <w:rPr>
-            <w:color w:val="0000EE"/>
-            <w:u w:val="single"/>
-          </w:rPr>
-          <w:t>2 Timoteo 2:22</w:t>
-        </w:r>
-      </w:hyperlink>
-    </w:p>
-    <w:p>
-      <w:pPr>
-        <w:pStyle w:val="ListBullet"/>
-        <w:spacing w:line="240" w:lineRule="auto"/>
-        <w:ind w:left="720"/>
-      </w:pPr>
-      <w:r>
-        <w:rPr>
-          <w:lang w:val="es_ES" w:bidi="es_ES"/>
-        </w:rPr>
-      </w:r>
-      <w:hyperlink r:id="rId221">
-        <w:r>
-          <w:rPr>
-            <w:lang w:val="es_ES" w:bidi="es_ES"/>
-          </w:rPr>
-          <w:rPr>
-            <w:color w:val="0000EE"/>
-            <w:u w:val="single"/>
-          </w:rPr>
-          <w:t>Gálatas 5:16</w:t>
-        </w:r>
-      </w:hyperlink>
-    </w:p>
-    <w:p>
-      <w:pPr>
-        <w:pStyle w:val="ListBullet"/>
-        <w:spacing w:line="240" w:lineRule="auto"/>
-        <w:ind w:left="720"/>
-      </w:pPr>
-      <w:r>
-        <w:rPr>
-          <w:lang w:val="es_ES" w:bidi="es_ES"/>
-        </w:rPr>
-      </w:r>
-      <w:hyperlink r:id="rId222">
-        <w:r>
-          <w:rPr>
-            <w:lang w:val="es_ES" w:bidi="es_ES"/>
-          </w:rPr>
-          <w:rPr>
-            <w:color w:val="0000EE"/>
-            <w:u w:val="single"/>
-          </w:rPr>
-          <w:t>Gálatas 5:19–21</w:t>
-        </w:r>
-      </w:hyperlink>
-    </w:p>
-    <w:p>
-      <w:pPr>
-        <w:pStyle w:val="ListBullet"/>
-        <w:spacing w:line="240" w:lineRule="auto"/>
-        <w:ind w:left="720"/>
-      </w:pPr>
-      <w:r>
-        <w:rPr>
-          <w:lang w:val="es_ES" w:bidi="es_ES"/>
-        </w:rPr>
-      </w:r>
-      <w:hyperlink r:id="rId223">
-        <w:r>
-          <w:rPr>
-            <w:lang w:val="es_ES" w:bidi="es_ES"/>
-          </w:rPr>
-          <w:rPr>
-            <w:color w:val="0000EE"/>
-            <w:u w:val="single"/>
-          </w:rPr>
-          <w:t>Génesis 39:7–9</w:t>
-        </w:r>
-      </w:hyperlink>
-    </w:p>
-    <w:p>
-      <w:pPr>
-        <w:pStyle w:val="ListBullet"/>
-        <w:spacing w:line="240" w:lineRule="auto"/>
-        <w:ind w:left="720"/>
-      </w:pPr>
-      <w:r>
-        <w:rPr>
-          <w:lang w:val="es_ES" w:bidi="es_ES"/>
-        </w:rPr>
-      </w:r>
-      <w:hyperlink r:id="rId224">
-        <w:r>
-          <w:rPr>
-            <w:lang w:val="es_ES" w:bidi="es_ES"/>
-          </w:rPr>
-          <w:rPr>
-            <w:color w:val="0000EE"/>
-            <w:u w:val="single"/>
-          </w:rPr>
-          <w:t>Mateo 5:28</w:t>
-        </w:r>
-      </w:hyperlink>
+      <w:r>
+        <w:rPr>
+          <w:lang w:val="es_ES" w:bidi="es_ES"/>
+        </w:rPr>
+        <w:t>1 Juan 2:16</w:t>
+      </w:r>
+    </w:p>
+    <w:p>
+      <w:pPr>
+        <w:pStyle w:val="ListBullet"/>
+        <w:spacing w:line="240" w:lineRule="auto"/>
+        <w:ind w:left="720"/>
+      </w:pPr>
+      <w:r>
+        <w:rPr>
+          <w:lang w:val="es_ES" w:bidi="es_ES"/>
+        </w:rPr>
+      </w:r>
+      <w:r>
+        <w:rPr>
+          <w:lang w:val="es_ES" w:bidi="es_ES"/>
+        </w:rPr>
+        <w:t>2 Timoteo 2:22</w:t>
+      </w:r>
+    </w:p>
+    <w:p>
+      <w:pPr>
+        <w:pStyle w:val="ListBullet"/>
+        <w:spacing w:line="240" w:lineRule="auto"/>
+        <w:ind w:left="720"/>
+      </w:pPr>
+      <w:r>
+        <w:rPr>
+          <w:lang w:val="es_ES" w:bidi="es_ES"/>
+        </w:rPr>
+      </w:r>
+      <w:r>
+        <w:rPr>
+          <w:lang w:val="es_ES" w:bidi="es_ES"/>
+        </w:rPr>
+        <w:t>Gálatas 5:16</w:t>
+      </w:r>
+    </w:p>
+    <w:p>
+      <w:pPr>
+        <w:pStyle w:val="ListBullet"/>
+        <w:spacing w:line="240" w:lineRule="auto"/>
+        <w:ind w:left="720"/>
+      </w:pPr>
+      <w:r>
+        <w:rPr>
+          <w:lang w:val="es_ES" w:bidi="es_ES"/>
+        </w:rPr>
+      </w:r>
+      <w:r>
+        <w:rPr>
+          <w:lang w:val="es_ES" w:bidi="es_ES"/>
+        </w:rPr>
+        <w:t>Gálatas 5:19–21</w:t>
+      </w:r>
+    </w:p>
+    <w:p>
+      <w:pPr>
+        <w:pStyle w:val="ListBullet"/>
+        <w:spacing w:line="240" w:lineRule="auto"/>
+        <w:ind w:left="720"/>
+      </w:pPr>
+      <w:r>
+        <w:rPr>
+          <w:lang w:val="es_ES" w:bidi="es_ES"/>
+        </w:rPr>
+      </w:r>
+      <w:r>
+        <w:rPr>
+          <w:lang w:val="es_ES" w:bidi="es_ES"/>
+        </w:rPr>
+        <w:t>Génesis 39:7–9</w:t>
+      </w:r>
+    </w:p>
+    <w:p>
+      <w:pPr>
+        <w:pStyle w:val="ListBullet"/>
+        <w:spacing w:line="240" w:lineRule="auto"/>
+        <w:ind w:left="720"/>
+      </w:pPr>
+      <w:r>
+        <w:rPr>
+          <w:lang w:val="es_ES" w:bidi="es_ES"/>
+        </w:rPr>
+      </w:r>
+      <w:r>
+        <w:rPr>
+          <w:lang w:val="es_ES" w:bidi="es_ES"/>
+        </w:rPr>
+        <w:t>Mateo 5:28</w:t>
+      </w:r>
     </w:p>
     <w:p>
       <w:pPr>
@@ -17577,114 +16299,84 @@
           <w:lang w:val="es_ES" w:bidi="es_ES"/>
         </w:rPr>
       </w:r>
-      <w:hyperlink r:id="rId225">
-        <w:r>
-          <w:rPr>
-            <w:lang w:val="es_ES" w:bidi="es_ES"/>
-          </w:rPr>
-          <w:rPr>
-            <w:color w:val="0000EE"/>
-            <w:u w:val="single"/>
-          </w:rPr>
-          <w:t>1 Crónicas 23:31</w:t>
-        </w:r>
-      </w:hyperlink>
-    </w:p>
-    <w:p>
-      <w:pPr>
-        <w:pStyle w:val="ListBullet"/>
-        <w:spacing w:line="240" w:lineRule="auto"/>
-        <w:ind w:left="720"/>
-      </w:pPr>
-      <w:r>
-        <w:rPr>
-          <w:lang w:val="es_ES" w:bidi="es_ES"/>
-        </w:rPr>
-      </w:r>
-      <w:hyperlink r:id="rId226">
-        <w:r>
-          <w:rPr>
-            <w:lang w:val="es_ES" w:bidi="es_ES"/>
-          </w:rPr>
-          <w:rPr>
-            <w:color w:val="0000EE"/>
-            <w:u w:val="single"/>
-          </w:rPr>
-          <w:t>1 Samuel 20:5</w:t>
-        </w:r>
-      </w:hyperlink>
-    </w:p>
-    <w:p>
-      <w:pPr>
-        <w:pStyle w:val="ListBullet"/>
-        <w:spacing w:line="240" w:lineRule="auto"/>
-        <w:ind w:left="720"/>
-      </w:pPr>
-      <w:r>
-        <w:rPr>
-          <w:lang w:val="es_ES" w:bidi="es_ES"/>
-        </w:rPr>
-      </w:r>
-      <w:hyperlink r:id="rId227">
-        <w:r>
-          <w:rPr>
-            <w:lang w:val="es_ES" w:bidi="es_ES"/>
-          </w:rPr>
-          <w:rPr>
-            <w:color w:val="0000EE"/>
-            <w:u w:val="single"/>
-          </w:rPr>
-          <w:t>2 Reyes 4:23–24</w:t>
-        </w:r>
-      </w:hyperlink>
-    </w:p>
-    <w:p>
-      <w:pPr>
-        <w:pStyle w:val="ListBullet"/>
-        <w:spacing w:line="240" w:lineRule="auto"/>
-        <w:ind w:left="720"/>
-      </w:pPr>
-      <w:r>
-        <w:rPr>
-          <w:lang w:val="es_ES" w:bidi="es_ES"/>
-        </w:rPr>
-      </w:r>
-      <w:hyperlink r:id="rId139">
-        <w:r>
-          <w:rPr>
-            <w:lang w:val="es_ES" w:bidi="es_ES"/>
-          </w:rPr>
-          <w:rPr>
-            <w:color w:val="0000EE"/>
-            <w:u w:val="single"/>
-          </w:rPr>
-          <w:t>Ezequiel 45:16–17</w:t>
-        </w:r>
-      </w:hyperlink>
-    </w:p>
-    <w:p>
-      <w:pPr>
-        <w:pStyle w:val="ListBullet"/>
-        <w:spacing w:line="240" w:lineRule="auto"/>
-        <w:ind w:left="720"/>
-      </w:pPr>
-      <w:r>
-        <w:rPr>
-          <w:lang w:val="es_ES" w:bidi="es_ES"/>
-        </w:rPr>
-      </w:r>
-      <w:hyperlink r:id="rId228">
-        <w:r>
-          <w:rPr>
-            <w:lang w:val="es_ES" w:bidi="es_ES"/>
-          </w:rPr>
-          <w:rPr>
-            <w:color w:val="0000EE"/>
-            <w:u w:val="single"/>
-          </w:rPr>
-          <w:t>Isaías 1:12–13</w:t>
-        </w:r>
-      </w:hyperlink>
+      <w:r>
+        <w:rPr>
+          <w:lang w:val="es_ES" w:bidi="es_ES"/>
+        </w:rPr>
+        <w:t>1 Crónicas 23:31</w:t>
+      </w:r>
+    </w:p>
+    <w:p>
+      <w:pPr>
+        <w:pStyle w:val="ListBullet"/>
+        <w:spacing w:line="240" w:lineRule="auto"/>
+        <w:ind w:left="720"/>
+      </w:pPr>
+      <w:r>
+        <w:rPr>
+          <w:lang w:val="es_ES" w:bidi="es_ES"/>
+        </w:rPr>
+      </w:r>
+      <w:r>
+        <w:rPr>
+          <w:lang w:val="es_ES" w:bidi="es_ES"/>
+        </w:rPr>
+        <w:t>1 Samuel 20:5</w:t>
+      </w:r>
+    </w:p>
+    <w:p>
+      <w:pPr>
+        <w:pStyle w:val="ListBullet"/>
+        <w:spacing w:line="240" w:lineRule="auto"/>
+        <w:ind w:left="720"/>
+      </w:pPr>
+      <w:r>
+        <w:rPr>
+          <w:lang w:val="es_ES" w:bidi="es_ES"/>
+        </w:rPr>
+      </w:r>
+      <w:r>
+        <w:rPr>
+          <w:lang w:val="es_ES" w:bidi="es_ES"/>
+        </w:rPr>
+        <w:t>2 Reyes 4:23–24</w:t>
+      </w:r>
+    </w:p>
+    <w:p>
+      <w:pPr>
+        <w:pStyle w:val="ListBullet"/>
+        <w:spacing w:line="240" w:lineRule="auto"/>
+        <w:ind w:left="720"/>
+      </w:pPr>
+      <w:r>
+        <w:rPr>
+          <w:lang w:val="es_ES" w:bidi="es_ES"/>
+        </w:rPr>
+      </w:r>
+      <w:r>
+        <w:rPr>
+          <w:lang w:val="es_ES" w:bidi="es_ES"/>
+        </w:rPr>
+        <w:t>Ezequiel 45:16–17</w:t>
+      </w:r>
+    </w:p>
+    <w:p>
+      <w:pPr>
+        <w:pStyle w:val="ListBullet"/>
+        <w:spacing w:line="240" w:lineRule="auto"/>
+        <w:ind w:left="720"/>
+      </w:pPr>
+      <w:r>
+        <w:rPr>
+          <w:lang w:val="es_ES" w:bidi="es_ES"/>
+        </w:rPr>
+      </w:r>
+      <w:r>
+        <w:rPr>
+          <w:lang w:val="es_ES" w:bidi="es_ES"/>
+        </w:rPr>
+        <w:t>Isaías 1:12–13</w:t>
+      </w:r>
     </w:p>
     <w:p>
       <w:pPr>
@@ -17926,90 +16618,66 @@
           <w:lang w:val="es_ES" w:bidi="es_ES"/>
         </w:rPr>
       </w:r>
-      <w:hyperlink r:id="rId229">
-        <w:r>
-          <w:rPr>
-            <w:lang w:val="es_ES" w:bidi="es_ES"/>
-          </w:rPr>
-          <w:rPr>
-            <w:color w:val="0000EE"/>
-            <w:u w:val="single"/>
-          </w:rPr>
-          <w:t>2 Timoteo 3.10–13</w:t>
-        </w:r>
-      </w:hyperlink>
-    </w:p>
-    <w:p>
-      <w:pPr>
-        <w:pStyle w:val="ListBullet"/>
-        <w:spacing w:line="240" w:lineRule="auto"/>
-        <w:ind w:left="720"/>
-      </w:pPr>
-      <w:r>
-        <w:rPr>
-          <w:lang w:val="es_ES" w:bidi="es_ES"/>
-        </w:rPr>
-      </w:r>
-      <w:hyperlink r:id="rId230">
-        <w:r>
-          <w:rPr>
-            <w:lang w:val="es_ES" w:bidi="es_ES"/>
-          </w:rPr>
-          <w:rPr>
-            <w:color w:val="0000EE"/>
-            <w:u w:val="single"/>
-          </w:rPr>
-          <w:t>Hechos 14.6</w:t>
-        </w:r>
-      </w:hyperlink>
-    </w:p>
-    <w:p>
-      <w:pPr>
-        <w:pStyle w:val="ListBullet"/>
-        <w:spacing w:line="240" w:lineRule="auto"/>
-        <w:ind w:left="720"/>
-      </w:pPr>
-      <w:r>
-        <w:rPr>
-          <w:lang w:val="es_ES" w:bidi="es_ES"/>
-        </w:rPr>
-      </w:r>
-      <w:hyperlink r:id="rId231">
-        <w:r>
-          <w:rPr>
-            <w:lang w:val="es_ES" w:bidi="es_ES"/>
-          </w:rPr>
-          <w:rPr>
-            <w:color w:val="0000EE"/>
-            <w:u w:val="single"/>
-          </w:rPr>
-          <w:t>Hechos 14.8</w:t>
-        </w:r>
-      </w:hyperlink>
-    </w:p>
-    <w:p>
-      <w:pPr>
-        <w:pStyle w:val="ListBullet"/>
-        <w:spacing w:line="240" w:lineRule="auto"/>
-        <w:ind w:left="720"/>
-      </w:pPr>
-      <w:r>
-        <w:rPr>
-          <w:lang w:val="es_ES" w:bidi="es_ES"/>
-        </w:rPr>
-      </w:r>
-      <w:hyperlink r:id="rId232">
-        <w:r>
-          <w:rPr>
-            <w:lang w:val="es_ES" w:bidi="es_ES"/>
-          </w:rPr>
-          <w:rPr>
-            <w:color w:val="0000EE"/>
-            <w:u w:val="single"/>
-          </w:rPr>
-          <w:t>Hechos 14.21–22</w:t>
-        </w:r>
-      </w:hyperlink>
+      <w:r>
+        <w:rPr>
+          <w:lang w:val="es_ES" w:bidi="es_ES"/>
+        </w:rPr>
+        <w:t>2 Timoteo 3.10–13</w:t>
+      </w:r>
+    </w:p>
+    <w:p>
+      <w:pPr>
+        <w:pStyle w:val="ListBullet"/>
+        <w:spacing w:line="240" w:lineRule="auto"/>
+        <w:ind w:left="720"/>
+      </w:pPr>
+      <w:r>
+        <w:rPr>
+          <w:lang w:val="es_ES" w:bidi="es_ES"/>
+        </w:rPr>
+      </w:r>
+      <w:r>
+        <w:rPr>
+          <w:lang w:val="es_ES" w:bidi="es_ES"/>
+        </w:rPr>
+        <w:t>Hechos 14.6</w:t>
+      </w:r>
+    </w:p>
+    <w:p>
+      <w:pPr>
+        <w:pStyle w:val="ListBullet"/>
+        <w:spacing w:line="240" w:lineRule="auto"/>
+        <w:ind w:left="720"/>
+      </w:pPr>
+      <w:r>
+        <w:rPr>
+          <w:lang w:val="es_ES" w:bidi="es_ES"/>
+        </w:rPr>
+      </w:r>
+      <w:r>
+        <w:rPr>
+          <w:lang w:val="es_ES" w:bidi="es_ES"/>
+        </w:rPr>
+        <w:t>Hechos 14.8</w:t>
+      </w:r>
+    </w:p>
+    <w:p>
+      <w:pPr>
+        <w:pStyle w:val="ListBullet"/>
+        <w:spacing w:line="240" w:lineRule="auto"/>
+        <w:ind w:left="720"/>
+      </w:pPr>
+      <w:r>
+        <w:rPr>
+          <w:lang w:val="es_ES" w:bidi="es_ES"/>
+        </w:rPr>
+      </w:r>
+      <w:r>
+        <w:rPr>
+          <w:lang w:val="es_ES" w:bidi="es_ES"/>
+        </w:rPr>
+        <w:t>Hechos 14.21–22</w:t>
+      </w:r>
     </w:p>
     <w:p>
       <w:pPr>
